--- a/Example Co. AI - Code Appendix.docx
+++ b/Example Co. AI - Code Appendix.docx
@@ -2,7 +2,7 @@
 <file path=word/document.xml><?xml version="1.0" encoding="utf-8"?>
 <w:document xmlns:w="http://schemas.openxmlformats.org/wordprocessingml/2006/main" xmlns:m="http://schemas.openxmlformats.org/officeDocument/2006/math" xmlns:r="http://schemas.openxmlformats.org/officeDocument/2006/relationships" xmlns:o="urn:schemas-microsoft-com:office:office" xmlns:v="urn:schemas-microsoft-com:vml" xmlns:w10="urn:schemas-microsoft-com:office:word" xmlns:a="http://schemas.openxmlformats.org/drawingml/2006/main" xmlns:pic="http://schemas.openxmlformats.org/drawingml/2006/picture" xmlns:wp="http://schemas.openxmlformats.org/drawingml/2006/wordprocessingDrawing">
   <w:body>
-    <w:bookmarkStart w:id="20" w:name="ai-build---code-appendix"/>
+    <w:bookmarkStart w:id="24" w:name="ai-build---code-appendix"/>
     <w:p>
       <w:pPr>
         <w:pStyle w:val="Heading1"/>
@@ -430,7 +430,7 @@
         <w:rPr>
           <w:rStyle w:val="VerbatimChar"/>
         </w:rPr>
-        <w:t xml:space="preserve">data/brand_guidelines.json</w:t>
+        <w:t xml:space="preserve">run_eval.py</w:t>
       </w:r>
     </w:p>
     <w:p>
@@ -445,7 +445,7 @@
         <w:rPr>
           <w:rStyle w:val="VerbatimChar"/>
         </w:rPr>
-        <w:t xml:space="preserve">data/mock_backend.json</w:t>
+        <w:t xml:space="preserve">data/brand_guidelines.json</w:t>
       </w:r>
     </w:p>
     <w:p>
@@ -460,6 +460,66 @@
         <w:rPr>
           <w:rStyle w:val="VerbatimChar"/>
         </w:rPr>
+        <w:t xml:space="preserve">data/mock_backend.json</w:t>
+      </w:r>
+    </w:p>
+    <w:p>
+      <w:pPr>
+        <w:pStyle w:val="Compact"/>
+        <w:numPr>
+          <w:ilvl w:val="0"/>
+          <w:numId w:val="1002"/>
+        </w:numPr>
+      </w:pPr>
+      <w:r>
+        <w:rPr>
+          <w:rStyle w:val="VerbatimChar"/>
+        </w:rPr>
+        <w:t xml:space="preserve">data/help_centre_articles.json</w:t>
+      </w:r>
+    </w:p>
+    <w:p>
+      <w:pPr>
+        <w:pStyle w:val="Compact"/>
+        <w:numPr>
+          <w:ilvl w:val="0"/>
+          <w:numId w:val="1002"/>
+        </w:numPr>
+      </w:pPr>
+      <w:r>
+        <w:rPr>
+          <w:rStyle w:val="VerbatimChar"/>
+        </w:rPr>
+        <w:t xml:space="preserve">data/success_playbook.json</w:t>
+      </w:r>
+    </w:p>
+    <w:p>
+      <w:pPr>
+        <w:pStyle w:val="Compact"/>
+        <w:numPr>
+          <w:ilvl w:val="0"/>
+          <w:numId w:val="1002"/>
+        </w:numPr>
+      </w:pPr>
+      <w:r>
+        <w:rPr>
+          <w:rStyle w:val="VerbatimChar"/>
+        </w:rPr>
+        <w:t xml:space="preserve">data/sales_playbook.json</w:t>
+      </w:r>
+    </w:p>
+    <w:p>
+      <w:pPr>
+        <w:pStyle w:val="Compact"/>
+        <w:numPr>
+          <w:ilvl w:val="0"/>
+          <w:numId w:val="1002"/>
+        </w:numPr>
+      </w:pPr>
+      <w:r>
+        <w:rPr>
+          <w:rStyle w:val="VerbatimChar"/>
+        </w:rPr>
         <w:t xml:space="preserve">data/sample_messages.json</w:t>
       </w:r>
       <w:r>
@@ -784,16 +844,25 @@
         <w:rPr>
           <w:rStyle w:val="VerbatimChar"/>
         </w:rPr>
-        <w:t xml:space="preserve">    # indicate retention risk and route to Success even if raised via</w:t>
-      </w:r>
-      <w:r>
-        <w:br/>
-      </w:r>
-      <w:r>
-        <w:rPr>
-          <w:rStyle w:val="VerbatimChar"/>
-        </w:rPr>
-        <w:t xml:space="preserve">    # the Support channel.</w:t>
+        <w:t xml:space="preserve">    # indicate retention risk. NOT all of them route to Success as primary</w:t>
+      </w:r>
+      <w:r>
+        <w:br/>
+      </w:r>
+      <w:r>
+        <w:rPr>
+          <w:rStyle w:val="VerbatimChar"/>
+        </w:rPr>
+        <w:t xml:space="preserve">    # owner though - see formal_close_cancel_phrases below and</w:t>
+      </w:r>
+      <w:r>
+        <w:br/>
+      </w:r>
+      <w:r>
+        <w:rPr>
+          <w:rStyle w:val="VerbatimChar"/>
+        </w:rPr>
+        <w:t xml:space="preserve">    # determine_queue's routing logic for the distinction.</w:t>
       </w:r>
       <w:r>
         <w:br/>
@@ -895,6 +964,309 @@
         <w:rPr>
           <w:rStyle w:val="VerbatimChar"/>
         </w:rPr>
+        <w:t xml:space="preserve">    # Narrower than retention_risk_signals above: only the phrasing that</w:t>
+      </w:r>
+      <w:r>
+        <w:br/>
+      </w:r>
+      <w:r>
+        <w:rPr>
+          <w:rStyle w:val="VerbatimChar"/>
+        </w:rPr>
+        <w:t xml:space="preserve">    # matches a formal "Close Account" or "Cancel a Shipment" Help Centre</w:t>
+      </w:r>
+      <w:r>
+        <w:br/>
+      </w:r>
+      <w:r>
+        <w:rPr>
+          <w:rStyle w:val="VerbatimChar"/>
+        </w:rPr>
+        <w:t xml:space="preserve">    # category request specifically (two of the 8 real support-form</w:t>
+      </w:r>
+      <w:r>
+        <w:br/>
+      </w:r>
+      <w:r>
+        <w:rPr>
+          <w:rStyle w:val="VerbatimChar"/>
+        </w:rPr>
+        <w:t xml:space="preserve">    # categories) - a routine account-lifecycle action, not necessarily an</w:t>
+      </w:r>
+      <w:r>
+        <w:br/>
+      </w:r>
+      <w:r>
+        <w:rPr>
+          <w:rStyle w:val="VerbatimChar"/>
+        </w:rPr>
+        <w:t xml:space="preserve">    # active relationship conversation. Checked as regex patterns against</w:t>
+      </w:r>
+      <w:r>
+        <w:br/>
+      </w:r>
+      <w:r>
+        <w:rPr>
+          <w:rStyle w:val="VerbatimChar"/>
+        </w:rPr>
+        <w:t xml:space="preserve">    # the raw message text (deliberately not an LLM call - this is a</w:t>
+      </w:r>
+      <w:r>
+        <w:br/>
+      </w:r>
+      <w:r>
+        <w:rPr>
+          <w:rStyle w:val="VerbatimChar"/>
+        </w:rPr>
+        <w:t xml:space="preserve">    # narrow, auditable distinction, not a judgement call). Patterns</w:t>
+      </w:r>
+      <w:r>
+        <w:br/>
+      </w:r>
+      <w:r>
+        <w:rPr>
+          <w:rStyle w:val="VerbatimChar"/>
+        </w:rPr>
+        <w:t xml:space="preserve">    # rather than exact phrases so real phrasing variance (e.g. "close</w:t>
+      </w:r>
+      <w:r>
+        <w:br/>
+      </w:r>
+      <w:r>
+        <w:rPr>
+          <w:rStyle w:val="VerbatimChar"/>
+        </w:rPr>
+        <w:t xml:space="preserve">    # our account" vs "close my account") isn't missed just because the</w:t>
+      </w:r>
+      <w:r>
+        <w:br/>
+      </w:r>
+      <w:r>
+        <w:rPr>
+          <w:rStyle w:val="VerbatimChar"/>
+        </w:rPr>
+        <w:t xml:space="preserve">    # pronoun differs - caught during testing when a real dev-set message</w:t>
+      </w:r>
+      <w:r>
+        <w:br/>
+      </w:r>
+      <w:r>
+        <w:rPr>
+          <w:rStyle w:val="VerbatimChar"/>
+        </w:rPr>
+        <w:t xml:space="preserve">    # ("I'm ready to close our account") didn't match an earlier</w:t>
+      </w:r>
+      <w:r>
+        <w:br/>
+      </w:r>
+      <w:r>
+        <w:rPr>
+          <w:rStyle w:val="VerbatimChar"/>
+        </w:rPr>
+        <w:t xml:space="preserve">    # exact-phrase version of this list. Deliberately excludes softer</w:t>
+      </w:r>
+      <w:r>
+        <w:br/>
+      </w:r>
+      <w:r>
+        <w:rPr>
+          <w:rStyle w:val="VerbatimChar"/>
+        </w:rPr>
+        <w:t xml:space="preserve">    # signals like "downgrade" or "switching to a competitor", which</w:t>
+      </w:r>
+      <w:r>
+        <w:br/>
+      </w:r>
+      <w:r>
+        <w:rPr>
+          <w:rStyle w:val="VerbatimChar"/>
+        </w:rPr>
+        <w:t xml:space="preserve">    # genuinely are relationship-risk language and should stay</w:t>
+      </w:r>
+      <w:r>
+        <w:br/>
+      </w:r>
+      <w:r>
+        <w:rPr>
+          <w:rStyle w:val="VerbatimChar"/>
+        </w:rPr>
+        <w:t xml:space="preserve">    # Success-owned. determine_queue uses this to keep Support as the</w:t>
+      </w:r>
+      <w:r>
+        <w:br/>
+      </w:r>
+      <w:r>
+        <w:rPr>
+          <w:rStyle w:val="VerbatimChar"/>
+        </w:rPr>
+        <w:t xml:space="preserve">    # owner of formal close/cancel requests by default, looping in</w:t>
+      </w:r>
+      <w:r>
+        <w:br/>
+      </w:r>
+      <w:r>
+        <w:rPr>
+          <w:rStyle w:val="VerbatimChar"/>
+        </w:rPr>
+        <w:t xml:space="preserve">    # Success only when the account is large (see large_account_arr_bands)</w:t>
+      </w:r>
+      <w:r>
+        <w:br/>
+      </w:r>
+      <w:r>
+        <w:rPr>
+          <w:rStyle w:val="VerbatimChar"/>
+        </w:rPr>
+        <w:t xml:space="preserve">    # - otherwise Success becomes a dumping ground for routine account</w:t>
+      </w:r>
+      <w:r>
+        <w:br/>
+      </w:r>
+      <w:r>
+        <w:rPr>
+          <w:rStyle w:val="VerbatimChar"/>
+        </w:rPr>
+        <w:t xml:space="preserve">    # admin work and turns reactive instead of proactive.</w:t>
+      </w:r>
+      <w:r>
+        <w:br/>
+      </w:r>
+      <w:r>
+        <w:rPr>
+          <w:rStyle w:val="VerbatimChar"/>
+        </w:rPr>
+        <w:t xml:space="preserve">    "formal_close_cancel_patterns": [</w:t>
+      </w:r>
+      <w:r>
+        <w:br/>
+      </w:r>
+      <w:r>
+        <w:rPr>
+          <w:rStyle w:val="VerbatimChar"/>
+        </w:rPr>
+        <w:t xml:space="preserve">        r"\bclos\w*\b.{0,20}\baccount\b",</w:t>
+      </w:r>
+      <w:r>
+        <w:br/>
+      </w:r>
+      <w:r>
+        <w:rPr>
+          <w:rStyle w:val="VerbatimChar"/>
+        </w:rPr>
+        <w:t xml:space="preserve">        r"\bcancel\w*\b.{0,20}\baccount\b",</w:t>
+      </w:r>
+      <w:r>
+        <w:br/>
+      </w:r>
+      <w:r>
+        <w:rPr>
+          <w:rStyle w:val="VerbatimChar"/>
+        </w:rPr>
+        <w:t xml:space="preserve">        r"\bcancel\w*\b.{0,25}\bshipment\b",</w:t>
+      </w:r>
+      <w:r>
+        <w:br/>
+      </w:r>
+      <w:r>
+        <w:rPr>
+          <w:rStyle w:val="VerbatimChar"/>
+        </w:rPr>
+        <w:t xml:space="preserve">    ],</w:t>
+      </w:r>
+      <w:r>
+        <w:br/>
+      </w:r>
+      <w:r>
+        <w:br/>
+      </w:r>
+      <w:r>
+        <w:rPr>
+          <w:rStyle w:val="VerbatimChar"/>
+        </w:rPr>
+        <w:t xml:space="preserve">    # ARR bands (see data/mock_backend.json's account records) treated as</w:t>
+      </w:r>
+      <w:r>
+        <w:br/>
+      </w:r>
+      <w:r>
+        <w:rPr>
+          <w:rStyle w:val="VerbatimChar"/>
+        </w:rPr>
+        <w:t xml:space="preserve">    # "large" for retention-escalation purposes - a distinct, higher bar</w:t>
+      </w:r>
+      <w:r>
+        <w:br/>
+      </w:r>
+      <w:r>
+        <w:rPr>
+          <w:rStyle w:val="VerbatimChar"/>
+        </w:rPr>
+        <w:t xml:space="preserve">    # than the $5K arr_threshold_sales_ae below, which is about routing</w:t>
+      </w:r>
+      <w:r>
+        <w:br/>
+      </w:r>
+      <w:r>
+        <w:rPr>
+          <w:rStyle w:val="VerbatimChar"/>
+        </w:rPr>
+        <w:t xml:space="preserve">    # inbound Sales enquiries, not escalating existing-account risk.</w:t>
+      </w:r>
+      <w:r>
+        <w:br/>
+      </w:r>
+      <w:r>
+        <w:rPr>
+          <w:rStyle w:val="VerbatimChar"/>
+        </w:rPr>
+        <w:t xml:space="preserve">    # Deliberately a starting assumption pending real usage data (see</w:t>
+      </w:r>
+      <w:r>
+        <w:br/>
+      </w:r>
+      <w:r>
+        <w:rPr>
+          <w:rStyle w:val="VerbatimChar"/>
+        </w:rPr>
+        <w:t xml:space="preserve">    # confidence rubric caveat in HOW_THE_AI_WORKS.md) - what counts as</w:t>
+      </w:r>
+      <w:r>
+        <w:br/>
+      </w:r>
+      <w:r>
+        <w:rPr>
+          <w:rStyle w:val="VerbatimChar"/>
+        </w:rPr>
+        <w:t xml:space="preserve">    # "large enough to warrant proactive Success visibility" is a business</w:t>
+      </w:r>
+      <w:r>
+        <w:br/>
+      </w:r>
+      <w:r>
+        <w:rPr>
+          <w:rStyle w:val="VerbatimChar"/>
+        </w:rPr>
+        <w:t xml:space="preserve">    # judgement call, not something inferable from this prototype alone.</w:t>
+      </w:r>
+      <w:r>
+        <w:br/>
+      </w:r>
+      <w:r>
+        <w:rPr>
+          <w:rStyle w:val="VerbatimChar"/>
+        </w:rPr>
+        <w:t xml:space="preserve">    "large_account_arr_bands": ["25k_to_100k", "100k_plus"],</w:t>
+      </w:r>
+      <w:r>
+        <w:br/>
+      </w:r>
+      <w:r>
+        <w:br/>
+      </w:r>
+      <w:r>
+        <w:rPr>
+          <w:rStyle w:val="VerbatimChar"/>
+        </w:rPr>
         <w:t xml:space="preserve">    # Sensitive topics: always route to Service, never auto-resolved,</w:t>
       </w:r>
       <w:r>
@@ -1058,6 +1430,81 @@
           <w:rStyle w:val="VerbatimChar"/>
         </w:rPr>
         <w:t xml:space="preserve">    ],</w:t>
+      </w:r>
+      <w:r>
+        <w:br/>
+      </w:r>
+      <w:r>
+        <w:br/>
+      </w:r>
+      <w:r>
+        <w:rPr>
+          <w:rStyle w:val="VerbatimChar"/>
+        </w:rPr>
+        <w:t xml:space="preserve">    # Shipment-volume bands (mirroring the real Sales/Contact form's</w:t>
+      </w:r>
+      <w:r>
+        <w:br/>
+      </w:r>
+      <w:r>
+        <w:rPr>
+          <w:rStyle w:val="VerbatimChar"/>
+        </w:rPr>
+        <w:t xml:space="preserve">    # "Approx. Shipments per Month or Total Orders" field) that route a</w:t>
+      </w:r>
+      <w:r>
+        <w:br/>
+      </w:r>
+      <w:r>
+        <w:rPr>
+          <w:rStyle w:val="VerbatimChar"/>
+        </w:rPr>
+        <w:t xml:space="preserve">    # Sales-category message to a dedicated Enterprise AE handling path</w:t>
+      </w:r>
+      <w:r>
+        <w:br/>
+      </w:r>
+      <w:r>
+        <w:rPr>
+          <w:rStyle w:val="VerbatimChar"/>
+        </w:rPr>
+        <w:t xml:space="preserve">    # rather than standard self-serve Sales. A concrete, form-grounded</w:t>
+      </w:r>
+      <w:r>
+        <w:br/>
+      </w:r>
+      <w:r>
+        <w:rPr>
+          <w:rStyle w:val="VerbatimChar"/>
+        </w:rPr>
+        <w:t xml:space="preserve">    # signal for the $5K ARR threshold's intent, not a separate rule -</w:t>
+      </w:r>
+      <w:r>
+        <w:br/>
+      </w:r>
+      <w:r>
+        <w:rPr>
+          <w:rStyle w:val="VerbatimChar"/>
+        </w:rPr>
+        <w:t xml:space="preserve">    # both exist to catch the same kind of prospect, from two different</w:t>
+      </w:r>
+      <w:r>
+        <w:br/>
+      </w:r>
+      <w:r>
+        <w:rPr>
+          <w:rStyle w:val="VerbatimChar"/>
+        </w:rPr>
+        <w:t xml:space="preserve">    # angles (stated volume here vs. inferred account revenue there).</w:t>
+      </w:r>
+      <w:r>
+        <w:br/>
+      </w:r>
+      <w:r>
+        <w:rPr>
+          <w:rStyle w:val="VerbatimChar"/>
+        </w:rPr>
+        <w:t xml:space="preserve">    "enterprise_ae_volume_bands": ["5000_to_10000", "10000_plus"],</w:t>
       </w:r>
       <w:r>
         <w:br/>
@@ -2089,6 +2536,15 @@
         <w:rPr>
           <w:rStyle w:val="VerbatimChar"/>
         </w:rPr>
+        <w:t xml:space="preserve">import re</w:t>
+      </w:r>
+      <w:r>
+        <w:br/>
+      </w:r>
+      <w:r>
+        <w:rPr>
+          <w:rStyle w:val="VerbatimChar"/>
+        </w:rPr>
         <w:t xml:space="preserve">from pathlib import Path</w:t>
       </w:r>
       <w:r>
@@ -2128,6 +2584,51 @@
         <w:br/>
       </w:r>
       <w:r>
+        <w:rPr>
+          <w:rStyle w:val="VerbatimChar"/>
+        </w:rPr>
+        <w:t xml:space="preserve">REFERENCE_CONTENT_PATHS = {</w:t>
+      </w:r>
+      <w:r>
+        <w:br/>
+      </w:r>
+      <w:r>
+        <w:rPr>
+          <w:rStyle w:val="VerbatimChar"/>
+        </w:rPr>
+        <w:t xml:space="preserve">    "Service": Path(__file__).parent / "data" / "help_centre_articles.json",</w:t>
+      </w:r>
+      <w:r>
+        <w:br/>
+      </w:r>
+      <w:r>
+        <w:rPr>
+          <w:rStyle w:val="VerbatimChar"/>
+        </w:rPr>
+        <w:t xml:space="preserve">    "Success": Path(__file__).parent / "data" / "success_playbook.json",</w:t>
+      </w:r>
+      <w:r>
+        <w:br/>
+      </w:r>
+      <w:r>
+        <w:rPr>
+          <w:rStyle w:val="VerbatimChar"/>
+        </w:rPr>
+        <w:t xml:space="preserve">    "Sales": Path(__file__).parent / "data" / "sales_playbook.json",</w:t>
+      </w:r>
+      <w:r>
+        <w:br/>
+      </w:r>
+      <w:r>
+        <w:rPr>
+          <w:rStyle w:val="VerbatimChar"/>
+        </w:rPr>
+        <w:t xml:space="preserve">}</w:t>
+      </w:r>
+      <w:r>
+        <w:br/>
+      </w:r>
+      <w:r>
         <w:br/>
       </w:r>
       <w:r>
@@ -2329,6 +2830,378 @@
         <w:rPr>
           <w:rStyle w:val="VerbatimChar"/>
         </w:rPr>
+        <w:t xml:space="preserve">def load_reference_content(queue):</w:t>
+      </w:r>
+      <w:r>
+        <w:br/>
+      </w:r>
+      <w:r>
+        <w:rPr>
+          <w:rStyle w:val="VerbatimChar"/>
+        </w:rPr>
+        <w:t xml:space="preserve">    """Read fresh on every call, same pattern as load_brand_guidelines -</w:t>
+      </w:r>
+      <w:r>
+        <w:br/>
+      </w:r>
+      <w:r>
+        <w:rPr>
+          <w:rStyle w:val="VerbatimChar"/>
+        </w:rPr>
+        <w:t xml:space="preserve">    a mock stand-in for a real Help Centre (Service) or team playbook</w:t>
+      </w:r>
+      <w:r>
+        <w:br/>
+      </w:r>
+      <w:r>
+        <w:rPr>
+          <w:rStyle w:val="VerbatimChar"/>
+        </w:rPr>
+        <w:t xml:space="preserve">    (Success/Sales) search. This is deliberately a plain, lightweight</w:t>
+      </w:r>
+      <w:r>
+        <w:br/>
+      </w:r>
+      <w:r>
+        <w:rPr>
+          <w:rStyle w:val="VerbatimChar"/>
+        </w:rPr>
+        <w:t xml:space="preserve">    tagged list matched by keyword overlap, not a vector index or model</w:t>
+      </w:r>
+      <w:r>
+        <w:br/>
+      </w:r>
+      <w:r>
+        <w:rPr>
+          <w:rStyle w:val="VerbatimChar"/>
+        </w:rPr>
+        <w:t xml:space="preserve">    call - retrieval-grounded drafting doesn't need to be expensive, and</w:t>
+      </w:r>
+      <w:r>
+        <w:br/>
+      </w:r>
+      <w:r>
+        <w:rPr>
+          <w:rStyle w:val="VerbatimChar"/>
+        </w:rPr>
+        <w:t xml:space="preserve">    demonstrating that cheaply here is the point. Team Lead Triage has no</w:t>
+      </w:r>
+      <w:r>
+        <w:br/>
+      </w:r>
+      <w:r>
+        <w:rPr>
+          <w:rStyle w:val="VerbatimChar"/>
+        </w:rPr>
+        <w:t xml:space="preserve">    dedicated reference content (its category is itself unconfirmed)."""</w:t>
+      </w:r>
+      <w:r>
+        <w:br/>
+      </w:r>
+      <w:r>
+        <w:rPr>
+          <w:rStyle w:val="VerbatimChar"/>
+        </w:rPr>
+        <w:t xml:space="preserve">    path = REFERENCE_CONTENT_PATHS.get(queue)</w:t>
+      </w:r>
+      <w:r>
+        <w:br/>
+      </w:r>
+      <w:r>
+        <w:rPr>
+          <w:rStyle w:val="VerbatimChar"/>
+        </w:rPr>
+        <w:t xml:space="preserve">    if not path:</w:t>
+      </w:r>
+      <w:r>
+        <w:br/>
+      </w:r>
+      <w:r>
+        <w:rPr>
+          <w:rStyle w:val="VerbatimChar"/>
+        </w:rPr>
+        <w:t xml:space="preserve">        return []</w:t>
+      </w:r>
+      <w:r>
+        <w:br/>
+      </w:r>
+      <w:r>
+        <w:rPr>
+          <w:rStyle w:val="VerbatimChar"/>
+        </w:rPr>
+        <w:t xml:space="preserve">    try:</w:t>
+      </w:r>
+      <w:r>
+        <w:br/>
+      </w:r>
+      <w:r>
+        <w:rPr>
+          <w:rStyle w:val="VerbatimChar"/>
+        </w:rPr>
+        <w:t xml:space="preserve">        with open(path, encoding="utf-8") as f:</w:t>
+      </w:r>
+      <w:r>
+        <w:br/>
+      </w:r>
+      <w:r>
+        <w:rPr>
+          <w:rStyle w:val="VerbatimChar"/>
+        </w:rPr>
+        <w:t xml:space="preserve">            return json.load(f).get("articles", [])</w:t>
+      </w:r>
+      <w:r>
+        <w:br/>
+      </w:r>
+      <w:r>
+        <w:rPr>
+          <w:rStyle w:val="VerbatimChar"/>
+        </w:rPr>
+        <w:t xml:space="preserve">    except (FileNotFoundError, json.JSONDecodeError):</w:t>
+      </w:r>
+      <w:r>
+        <w:br/>
+      </w:r>
+      <w:r>
+        <w:rPr>
+          <w:rStyle w:val="VerbatimChar"/>
+        </w:rPr>
+        <w:t xml:space="preserve">        return []</w:t>
+      </w:r>
+      <w:r>
+        <w:br/>
+      </w:r>
+      <w:r>
+        <w:br/>
+      </w:r>
+      <w:r>
+        <w:br/>
+      </w:r>
+      <w:r>
+        <w:rPr>
+          <w:rStyle w:val="VerbatimChar"/>
+        </w:rPr>
+        <w:t xml:space="preserve">def find_matching_article(extraction, queue, min_overlap=1):</w:t>
+      </w:r>
+      <w:r>
+        <w:br/>
+      </w:r>
+      <w:r>
+        <w:rPr>
+          <w:rStyle w:val="VerbatimChar"/>
+        </w:rPr>
+        <w:t xml:space="preserve">    """Rule-based retrieval: score every article in the queue's reference</w:t>
+      </w:r>
+      <w:r>
+        <w:br/>
+      </w:r>
+      <w:r>
+        <w:rPr>
+          <w:rStyle w:val="VerbatimChar"/>
+        </w:rPr>
+        <w:t xml:space="preserve">    content by keyword overlap against the message's matched_keywords and</w:t>
+      </w:r>
+      <w:r>
+        <w:br/>
+      </w:r>
+      <w:r>
+        <w:rPr>
+          <w:rStyle w:val="VerbatimChar"/>
+        </w:rPr>
+        <w:t xml:space="preserve">    issue_type, return the best match if it clears min_overlap. No LLM</w:t>
+      </w:r>
+      <w:r>
+        <w:br/>
+      </w:r>
+      <w:r>
+        <w:rPr>
+          <w:rStyle w:val="VerbatimChar"/>
+        </w:rPr>
+        <w:t xml:space="preserve">    call - this is plain Python so a "was a real match used" signal can</w:t>
+      </w:r>
+      <w:r>
+        <w:br/>
+      </w:r>
+      <w:r>
+        <w:rPr>
+          <w:rStyle w:val="VerbatimChar"/>
+        </w:rPr>
+        <w:t xml:space="preserve">    feed the draft-quality confidence score (see score_draft_confidence)</w:t>
+      </w:r>
+      <w:r>
+        <w:br/>
+      </w:r>
+      <w:r>
+        <w:rPr>
+          <w:rStyle w:val="VerbatimChar"/>
+        </w:rPr>
+        <w:t xml:space="preserve">    without paying for a second model judgement about its own answer."""</w:t>
+      </w:r>
+      <w:r>
+        <w:br/>
+      </w:r>
+      <w:r>
+        <w:rPr>
+          <w:rStyle w:val="VerbatimChar"/>
+        </w:rPr>
+        <w:t xml:space="preserve">    articles = load_reference_content(queue)</w:t>
+      </w:r>
+      <w:r>
+        <w:br/>
+      </w:r>
+      <w:r>
+        <w:rPr>
+          <w:rStyle w:val="VerbatimChar"/>
+        </w:rPr>
+        <w:t xml:space="preserve">    if not articles:</w:t>
+      </w:r>
+      <w:r>
+        <w:br/>
+      </w:r>
+      <w:r>
+        <w:rPr>
+          <w:rStyle w:val="VerbatimChar"/>
+        </w:rPr>
+        <w:t xml:space="preserve">        return None</w:t>
+      </w:r>
+      <w:r>
+        <w:br/>
+      </w:r>
+      <w:r>
+        <w:br/>
+      </w:r>
+      <w:r>
+        <w:rPr>
+          <w:rStyle w:val="VerbatimChar"/>
+        </w:rPr>
+        <w:t xml:space="preserve">    haystack_terms = set(t.lower() for t in extraction.get("matched_keywords", []))</w:t>
+      </w:r>
+      <w:r>
+        <w:br/>
+      </w:r>
+      <w:r>
+        <w:rPr>
+          <w:rStyle w:val="VerbatimChar"/>
+        </w:rPr>
+        <w:t xml:space="preserve">    issue_words = set(extraction.get("issue_type", "").lower().split())</w:t>
+      </w:r>
+      <w:r>
+        <w:br/>
+      </w:r>
+      <w:r>
+        <w:rPr>
+          <w:rStyle w:val="VerbatimChar"/>
+        </w:rPr>
+        <w:t xml:space="preserve">    haystack_terms |= issue_words</w:t>
+      </w:r>
+      <w:r>
+        <w:br/>
+      </w:r>
+      <w:r>
+        <w:br/>
+      </w:r>
+      <w:r>
+        <w:rPr>
+          <w:rStyle w:val="VerbatimChar"/>
+        </w:rPr>
+        <w:t xml:space="preserve">    best, best_score = None, 0</w:t>
+      </w:r>
+      <w:r>
+        <w:br/>
+      </w:r>
+      <w:r>
+        <w:rPr>
+          <w:rStyle w:val="VerbatimChar"/>
+        </w:rPr>
+        <w:t xml:space="preserve">    for article in articles:</w:t>
+      </w:r>
+      <w:r>
+        <w:br/>
+      </w:r>
+      <w:r>
+        <w:rPr>
+          <w:rStyle w:val="VerbatimChar"/>
+        </w:rPr>
+        <w:t xml:space="preserve">        tags = set(t.lower() for t in article.get("tags", []))</w:t>
+      </w:r>
+      <w:r>
+        <w:br/>
+      </w:r>
+      <w:r>
+        <w:rPr>
+          <w:rStyle w:val="VerbatimChar"/>
+        </w:rPr>
+        <w:t xml:space="preserve">        score = 0</w:t>
+      </w:r>
+      <w:r>
+        <w:br/>
+      </w:r>
+      <w:r>
+        <w:rPr>
+          <w:rStyle w:val="VerbatimChar"/>
+        </w:rPr>
+        <w:t xml:space="preserve">        for term in haystack_terms:</w:t>
+      </w:r>
+      <w:r>
+        <w:br/>
+      </w:r>
+      <w:r>
+        <w:rPr>
+          <w:rStyle w:val="VerbatimChar"/>
+        </w:rPr>
+        <w:t xml:space="preserve">            if any(term in tag or tag in term for tag in tags):</w:t>
+      </w:r>
+      <w:r>
+        <w:br/>
+      </w:r>
+      <w:r>
+        <w:rPr>
+          <w:rStyle w:val="VerbatimChar"/>
+        </w:rPr>
+        <w:t xml:space="preserve">                score += 1</w:t>
+      </w:r>
+      <w:r>
+        <w:br/>
+      </w:r>
+      <w:r>
+        <w:rPr>
+          <w:rStyle w:val="VerbatimChar"/>
+        </w:rPr>
+        <w:t xml:space="preserve">        if score &gt; best_score:</w:t>
+      </w:r>
+      <w:r>
+        <w:br/>
+      </w:r>
+      <w:r>
+        <w:rPr>
+          <w:rStyle w:val="VerbatimChar"/>
+        </w:rPr>
+        <w:t xml:space="preserve">            best, best_score = article, score</w:t>
+      </w:r>
+      <w:r>
+        <w:br/>
+      </w:r>
+      <w:r>
+        <w:br/>
+      </w:r>
+      <w:r>
+        <w:rPr>
+          <w:rStyle w:val="VerbatimChar"/>
+        </w:rPr>
+        <w:t xml:space="preserve">    return best if best_score &gt;= min_overlap else None</w:t>
+      </w:r>
+      <w:r>
+        <w:br/>
+      </w:r>
+      <w:r>
+        <w:br/>
+      </w:r>
+      <w:r>
+        <w:br/>
+      </w:r>
+      <w:r>
+        <w:rPr>
+          <w:rStyle w:val="VerbatimChar"/>
+        </w:rPr>
         <w:t xml:space="preserve">INVESTIGATION_TOOLS = [</w:t>
       </w:r>
       <w:r>
@@ -2653,6 +3526,186 @@
         <w:rPr>
           <w:rStyle w:val="VerbatimChar"/>
         </w:rPr>
+        <w:t xml:space="preserve">    {</w:t>
+      </w:r>
+      <w:r>
+        <w:br/>
+      </w:r>
+      <w:r>
+        <w:rPr>
+          <w:rStyle w:val="VerbatimChar"/>
+        </w:rPr>
+        <w:t xml:space="preserve">        "name": "search_help_centre",</w:t>
+      </w:r>
+      <w:r>
+        <w:br/>
+      </w:r>
+      <w:r>
+        <w:rPr>
+          <w:rStyle w:val="VerbatimChar"/>
+        </w:rPr>
+        <w:t xml:space="preserve">        "description": (</w:t>
+      </w:r>
+      <w:r>
+        <w:br/>
+      </w:r>
+      <w:r>
+        <w:rPr>
+          <w:rStyle w:val="VerbatimChar"/>
+        </w:rPr>
+        <w:t xml:space="preserve">            "Search the Help Centre knowledge base by free-text query "</w:t>
+      </w:r>
+      <w:r>
+        <w:br/>
+      </w:r>
+      <w:r>
+        <w:rPr>
+          <w:rStyle w:val="VerbatimChar"/>
+        </w:rPr>
+        <w:t xml:space="preserve">            "(e.g. 'customs hold', 'duplicate charge'). Returns the "</w:t>
+      </w:r>
+      <w:r>
+        <w:br/>
+      </w:r>
+      <w:r>
+        <w:rPr>
+          <w:rStyle w:val="VerbatimChar"/>
+        </w:rPr>
+        <w:t xml:space="preserve">            "best-matching article's title and answer, or not_found if "</w:t>
+      </w:r>
+      <w:r>
+        <w:br/>
+      </w:r>
+      <w:r>
+        <w:rPr>
+          <w:rStyle w:val="VerbatimChar"/>
+        </w:rPr>
+        <w:t xml:space="preserve">            "nothing matches well enough. Use this to check whether a "</w:t>
+      </w:r>
+      <w:r>
+        <w:br/>
+      </w:r>
+      <w:r>
+        <w:rPr>
+          <w:rStyle w:val="VerbatimChar"/>
+        </w:rPr>
+        <w:t xml:space="preserve">            "known, documented answer already exists for what the "</w:t>
+      </w:r>
+      <w:r>
+        <w:br/>
+      </w:r>
+      <w:r>
+        <w:rPr>
+          <w:rStyle w:val="VerbatimChar"/>
+        </w:rPr>
+        <w:t xml:space="preserve">            "customer is describing - not for account-specific data (use "</w:t>
+      </w:r>
+      <w:r>
+        <w:br/>
+      </w:r>
+      <w:r>
+        <w:rPr>
+          <w:rStyle w:val="VerbatimChar"/>
+        </w:rPr>
+        <w:t xml:space="preserve">            "the other two tools for that)."</w:t>
+      </w:r>
+      <w:r>
+        <w:br/>
+      </w:r>
+      <w:r>
+        <w:rPr>
+          <w:rStyle w:val="VerbatimChar"/>
+        </w:rPr>
+        <w:t xml:space="preserve">        ),</w:t>
+      </w:r>
+      <w:r>
+        <w:br/>
+      </w:r>
+      <w:r>
+        <w:rPr>
+          <w:rStyle w:val="VerbatimChar"/>
+        </w:rPr>
+        <w:t xml:space="preserve">        "input_schema": {</w:t>
+      </w:r>
+      <w:r>
+        <w:br/>
+      </w:r>
+      <w:r>
+        <w:rPr>
+          <w:rStyle w:val="VerbatimChar"/>
+        </w:rPr>
+        <w:t xml:space="preserve">            "type": "object",</w:t>
+      </w:r>
+      <w:r>
+        <w:br/>
+      </w:r>
+      <w:r>
+        <w:rPr>
+          <w:rStyle w:val="VerbatimChar"/>
+        </w:rPr>
+        <w:t xml:space="preserve">            "properties": {</w:t>
+      </w:r>
+      <w:r>
+        <w:br/>
+      </w:r>
+      <w:r>
+        <w:rPr>
+          <w:rStyle w:val="VerbatimChar"/>
+        </w:rPr>
+        <w:t xml:space="preserve">                "query": {"type": "string", "description": "A short free-text description of the issue to search for"},</w:t>
+      </w:r>
+      <w:r>
+        <w:br/>
+      </w:r>
+      <w:r>
+        <w:rPr>
+          <w:rStyle w:val="VerbatimChar"/>
+        </w:rPr>
+        <w:t xml:space="preserve">            },</w:t>
+      </w:r>
+      <w:r>
+        <w:br/>
+      </w:r>
+      <w:r>
+        <w:rPr>
+          <w:rStyle w:val="VerbatimChar"/>
+        </w:rPr>
+        <w:t xml:space="preserve">            "required": ["query"],</w:t>
+      </w:r>
+      <w:r>
+        <w:br/>
+      </w:r>
+      <w:r>
+        <w:rPr>
+          <w:rStyle w:val="VerbatimChar"/>
+        </w:rPr>
+        <w:t xml:space="preserve">            "additionalProperties": False,</w:t>
+      </w:r>
+      <w:r>
+        <w:br/>
+      </w:r>
+      <w:r>
+        <w:rPr>
+          <w:rStyle w:val="VerbatimChar"/>
+        </w:rPr>
+        <w:t xml:space="preserve">        },</w:t>
+      </w:r>
+      <w:r>
+        <w:br/>
+      </w:r>
+      <w:r>
+        <w:rPr>
+          <w:rStyle w:val="VerbatimChar"/>
+        </w:rPr>
+        <w:t xml:space="preserve">    },</w:t>
+      </w:r>
+      <w:r>
+        <w:br/>
+      </w:r>
+      <w:r>
+        <w:rPr>
+          <w:rStyle w:val="VerbatimChar"/>
+        </w:rPr>
         <w:t xml:space="preserve">]</w:t>
       </w:r>
       <w:r>
@@ -2668,6 +3721,93 @@
         <w:rPr>
           <w:rStyle w:val="VerbatimChar"/>
         </w:rPr>
+        <w:t xml:space="preserve">def _search_articles_by_text(query, articles):</w:t>
+      </w:r>
+      <w:r>
+        <w:br/>
+      </w:r>
+      <w:r>
+        <w:rPr>
+          <w:rStyle w:val="VerbatimChar"/>
+        </w:rPr>
+        <w:t xml:space="preserve">    query_words = set(query.lower().split())</w:t>
+      </w:r>
+      <w:r>
+        <w:br/>
+      </w:r>
+      <w:r>
+        <w:rPr>
+          <w:rStyle w:val="VerbatimChar"/>
+        </w:rPr>
+        <w:t xml:space="preserve">    best, best_score = None, 0</w:t>
+      </w:r>
+      <w:r>
+        <w:br/>
+      </w:r>
+      <w:r>
+        <w:rPr>
+          <w:rStyle w:val="VerbatimChar"/>
+        </w:rPr>
+        <w:t xml:space="preserve">    for article in articles:</w:t>
+      </w:r>
+      <w:r>
+        <w:br/>
+      </w:r>
+      <w:r>
+        <w:rPr>
+          <w:rStyle w:val="VerbatimChar"/>
+        </w:rPr>
+        <w:t xml:space="preserve">        tags = set(t.lower() for t in article.get("tags", []))</w:t>
+      </w:r>
+      <w:r>
+        <w:br/>
+      </w:r>
+      <w:r>
+        <w:rPr>
+          <w:rStyle w:val="VerbatimChar"/>
+        </w:rPr>
+        <w:t xml:space="preserve">        score = sum(1 for w in query_words if any(w in tag or tag in w for tag in tags))</w:t>
+      </w:r>
+      <w:r>
+        <w:br/>
+      </w:r>
+      <w:r>
+        <w:rPr>
+          <w:rStyle w:val="VerbatimChar"/>
+        </w:rPr>
+        <w:t xml:space="preserve">        if score &gt; best_score:</w:t>
+      </w:r>
+      <w:r>
+        <w:br/>
+      </w:r>
+      <w:r>
+        <w:rPr>
+          <w:rStyle w:val="VerbatimChar"/>
+        </w:rPr>
+        <w:t xml:space="preserve">            best, best_score = article, score</w:t>
+      </w:r>
+      <w:r>
+        <w:br/>
+      </w:r>
+      <w:r>
+        <w:rPr>
+          <w:rStyle w:val="VerbatimChar"/>
+        </w:rPr>
+        <w:t xml:space="preserve">    return best if best_score &gt;= 1 else None</w:t>
+      </w:r>
+      <w:r>
+        <w:br/>
+      </w:r>
+      <w:r>
+        <w:br/>
+      </w:r>
+      <w:r>
+        <w:br/>
+      </w:r>
+      <w:r>
+        <w:rPr>
+          <w:rStyle w:val="VerbatimChar"/>
+        </w:rPr>
         <w:t xml:space="preserve">def _execute_investigation_tool(tool_name, tool_input, backend):</w:t>
       </w:r>
       <w:r>
@@ -2677,6 +3817,63 @@
         <w:rPr>
           <w:rStyle w:val="VerbatimChar"/>
         </w:rPr>
+        <w:t xml:space="preserve">    if tool_name == "search_help_centre":</w:t>
+      </w:r>
+      <w:r>
+        <w:br/>
+      </w:r>
+      <w:r>
+        <w:rPr>
+          <w:rStyle w:val="VerbatimChar"/>
+        </w:rPr>
+        <w:t xml:space="preserve">        articles = load_reference_content("Service")</w:t>
+      </w:r>
+      <w:r>
+        <w:br/>
+      </w:r>
+      <w:r>
+        <w:rPr>
+          <w:rStyle w:val="VerbatimChar"/>
+        </w:rPr>
+        <w:t xml:space="preserve">        match = _search_articles_by_text(tool_input.get("query", ""), articles)</w:t>
+      </w:r>
+      <w:r>
+        <w:br/>
+      </w:r>
+      <w:r>
+        <w:rPr>
+          <w:rStyle w:val="VerbatimChar"/>
+        </w:rPr>
+        <w:t xml:space="preserve">        if not match:</w:t>
+      </w:r>
+      <w:r>
+        <w:br/>
+      </w:r>
+      <w:r>
+        <w:rPr>
+          <w:rStyle w:val="VerbatimChar"/>
+        </w:rPr>
+        <w:t xml:space="preserve">            return json.dumps({"status": "not_found"})</w:t>
+      </w:r>
+      <w:r>
+        <w:br/>
+      </w:r>
+      <w:r>
+        <w:rPr>
+          <w:rStyle w:val="VerbatimChar"/>
+        </w:rPr>
+        <w:t xml:space="preserve">        return json.dumps({"title": match["title"], "answer": match["answer"]})</w:t>
+      </w:r>
+      <w:r>
+        <w:br/>
+      </w:r>
+      <w:r>
+        <w:br/>
+      </w:r>
+      <w:r>
+        <w:rPr>
+          <w:rStyle w:val="VerbatimChar"/>
+        </w:rPr>
         <w:t xml:space="preserve">    ref = tool_input.get("order_reference", "")</w:t>
       </w:r>
       <w:r>
@@ -2884,70 +4081,88 @@
         <w:rPr>
           <w:rStyle w:val="VerbatimChar"/>
         </w:rPr>
-        <w:t xml:space="preserve">        "customer message. You have two read-only lookup tools available. "</w:t>
-      </w:r>
-      <w:r>
-        <w:br/>
-      </w:r>
-      <w:r>
-        <w:rPr>
-          <w:rStyle w:val="VerbatimChar"/>
-        </w:rPr>
-        <w:t xml:space="preserve">        "Decide for yourself whether either is worth calling, based on "</w:t>
-      </w:r>
-      <w:r>
-        <w:br/>
-      </w:r>
-      <w:r>
-        <w:rPr>
-          <w:rStyle w:val="VerbatimChar"/>
-        </w:rPr>
-        <w:t xml:space="preserve">        "what the message actually contains - do not call a tool with a "</w:t>
-      </w:r>
-      <w:r>
-        <w:br/>
-      </w:r>
-      <w:r>
-        <w:rPr>
-          <w:rStyle w:val="VerbatimChar"/>
-        </w:rPr>
-        <w:t xml:space="preserve">        "reference you are guessing at or inventing. If the message has "</w:t>
-      </w:r>
-      <w:r>
-        <w:br/>
-      </w:r>
-      <w:r>
-        <w:rPr>
-          <w:rStyle w:val="VerbatimChar"/>
-        </w:rPr>
-        <w:t xml:space="preserve">        "no usable reference, say so plainly rather than calling a tool "</w:t>
-      </w:r>
-      <w:r>
-        <w:br/>
-      </w:r>
-      <w:r>
-        <w:rPr>
-          <w:rStyle w:val="VerbatimChar"/>
-        </w:rPr>
-        <w:t xml:space="preserve">        "anyway. When you are done, write a short (2-3 sentence) note for "</w:t>
-      </w:r>
-      <w:r>
-        <w:br/>
-      </w:r>
-      <w:r>
-        <w:rPr>
-          <w:rStyle w:val="VerbatimChar"/>
-        </w:rPr>
-        <w:t xml:space="preserve">        "the human reviewer summarising what you found and what it means "</w:t>
-      </w:r>
-      <w:r>
-        <w:br/>
-      </w:r>
-      <w:r>
-        <w:rPr>
-          <w:rStyle w:val="VerbatimChar"/>
-        </w:rPr>
-        <w:t xml:space="preserve">        "for handling this message."</w:t>
+        <w:t xml:space="preserve">        "customer message. You have three read-only tools available: two "</w:t>
+      </w:r>
+      <w:r>
+        <w:br/>
+      </w:r>
+      <w:r>
+        <w:rPr>
+          <w:rStyle w:val="VerbatimChar"/>
+        </w:rPr>
+        <w:t xml:space="preserve">        "account/order lookups and a Help Centre search. Decide for "</w:t>
+      </w:r>
+      <w:r>
+        <w:br/>
+      </w:r>
+      <w:r>
+        <w:rPr>
+          <w:rStyle w:val="VerbatimChar"/>
+        </w:rPr>
+        <w:t xml:space="preserve">        "yourself which, if any, are worth calling, based on what the "</w:t>
+      </w:r>
+      <w:r>
+        <w:br/>
+      </w:r>
+      <w:r>
+        <w:rPr>
+          <w:rStyle w:val="VerbatimChar"/>
+        </w:rPr>
+        <w:t xml:space="preserve">        "message actually contains - do not call a lookup tool with a "</w:t>
+      </w:r>
+      <w:r>
+        <w:br/>
+      </w:r>
+      <w:r>
+        <w:rPr>
+          <w:rStyle w:val="VerbatimChar"/>
+        </w:rPr>
+        <w:t xml:space="preserve">        "reference you are guessing at or inventing, and do not search "</w:t>
+      </w:r>
+      <w:r>
+        <w:br/>
+      </w:r>
+      <w:r>
+        <w:rPr>
+          <w:rStyle w:val="VerbatimChar"/>
+        </w:rPr>
+        <w:t xml:space="preserve">        "the Help Centre with a query unrelated to what's actually being "</w:t>
+      </w:r>
+      <w:r>
+        <w:br/>
+      </w:r>
+      <w:r>
+        <w:rPr>
+          <w:rStyle w:val="VerbatimChar"/>
+        </w:rPr>
+        <w:t xml:space="preserve">        "asked. If the message has no usable reference, say so plainly "</w:t>
+      </w:r>
+      <w:r>
+        <w:br/>
+      </w:r>
+      <w:r>
+        <w:rPr>
+          <w:rStyle w:val="VerbatimChar"/>
+        </w:rPr>
+        <w:t xml:space="preserve">        "rather than calling a tool anyway. When you are done, write a "</w:t>
+      </w:r>
+      <w:r>
+        <w:br/>
+      </w:r>
+      <w:r>
+        <w:rPr>
+          <w:rStyle w:val="VerbatimChar"/>
+        </w:rPr>
+        <w:t xml:space="preserve">        "short (2-3 sentence) note for the human reviewer summarising "</w:t>
+      </w:r>
+      <w:r>
+        <w:br/>
+      </w:r>
+      <w:r>
+        <w:rPr>
+          <w:rStyle w:val="VerbatimChar"/>
+        </w:rPr>
+        <w:t xml:space="preserve">        "what you found and what it means for handling this message."</w:t>
       </w:r>
       <w:r>
         <w:br/>
@@ -3694,6 +4909,51 @@
         <w:rPr>
           <w:rStyle w:val="VerbatimChar"/>
         </w:rPr>
+        <w:t xml:space="preserve">        "shipment_volume_band": {</w:t>
+      </w:r>
+      <w:r>
+        <w:br/>
+      </w:r>
+      <w:r>
+        <w:rPr>
+          <w:rStyle w:val="VerbatimChar"/>
+        </w:rPr>
+        <w:t xml:space="preserve">            "type": "string",</w:t>
+      </w:r>
+      <w:r>
+        <w:br/>
+      </w:r>
+      <w:r>
+        <w:rPr>
+          <w:rStyle w:val="VerbatimChar"/>
+        </w:rPr>
+        <w:t xml:space="preserve">            "enum": ["under_100", "100_to_1000", "1000_to_5000", "5000_to_10000", "10000_plus", "unknown"],</w:t>
+      </w:r>
+      <w:r>
+        <w:br/>
+      </w:r>
+      <w:r>
+        <w:rPr>
+          <w:rStyle w:val="VerbatimChar"/>
+        </w:rPr>
+        <w:t xml:space="preserve">            "description": "Only relevant for Sales-category messages, mirroring the real Sales/Contact form's 'Approx. Shipments per Month or Total Orders' field. Set this from an explicit or clearly-implied volume the customer states (e.g. 'we ship about 300 orders a month' -&gt; 100_to_1000). 'unknown' if no volume is stated or implied - do not guess a band from vague language like 'a lot' or 'growing fast' alone.",</w:t>
+      </w:r>
+      <w:r>
+        <w:br/>
+      </w:r>
+      <w:r>
+        <w:rPr>
+          <w:rStyle w:val="VerbatimChar"/>
+        </w:rPr>
+        <w:t xml:space="preserve">        },</w:t>
+      </w:r>
+      <w:r>
+        <w:br/>
+      </w:r>
+      <w:r>
+        <w:rPr>
+          <w:rStyle w:val="VerbatimChar"/>
+        </w:rPr>
         <w:t xml:space="preserve">        "sensitive_topic_flags": {</w:t>
       </w:r>
       <w:r>
@@ -3892,7 +5152,7 @@
         <w:rPr>
           <w:rStyle w:val="VerbatimChar"/>
         </w:rPr>
-        <w:t xml:space="preserve">        "expansion_intent_language", "retention_risk_language",</w:t>
+        <w:t xml:space="preserve">        "expansion_intent_language", "retention_risk_language", "shipment_volume_band",</w:t>
       </w:r>
       <w:r>
         <w:br/>
@@ -4558,6 +5818,87 @@
         <w:rPr>
           <w:rStyle w:val="VerbatimChar"/>
         </w:rPr>
+        <w:t xml:space="preserve">        f"shipment_volume_band only matters for Sales-category messages, "</w:t>
+      </w:r>
+      <w:r>
+        <w:br/>
+      </w:r>
+      <w:r>
+        <w:rPr>
+          <w:rStyle w:val="VerbatimChar"/>
+        </w:rPr>
+        <w:t xml:space="preserve">        f"mirroring the real Sales/Contact form's 'Approx. Shipments per "</w:t>
+      </w:r>
+      <w:r>
+        <w:br/>
+      </w:r>
+      <w:r>
+        <w:rPr>
+          <w:rStyle w:val="VerbatimChar"/>
+        </w:rPr>
+        <w:t xml:space="preserve">        f"Month or Total Orders' field: under_100, 100_to_1000, "</w:t>
+      </w:r>
+      <w:r>
+        <w:br/>
+      </w:r>
+      <w:r>
+        <w:rPr>
+          <w:rStyle w:val="VerbatimChar"/>
+        </w:rPr>
+        <w:t xml:space="preserve">        f"1000_to_5000, 5000_to_10000, 10000_plus, or unknown. Set it from "</w:t>
+      </w:r>
+      <w:r>
+        <w:br/>
+      </w:r>
+      <w:r>
+        <w:rPr>
+          <w:rStyle w:val="VerbatimChar"/>
+        </w:rPr>
+        <w:t xml:space="preserve">        f"an explicit or clearly-implied stated volume (e.g. 'we ship "</w:t>
+      </w:r>
+      <w:r>
+        <w:br/>
+      </w:r>
+      <w:r>
+        <w:rPr>
+          <w:rStyle w:val="VerbatimChar"/>
+        </w:rPr>
+        <w:t xml:space="preserve">        f"about 300 orders a month' -&gt; 100_to_1000, 'we do around 8,000 "</w:t>
+      </w:r>
+      <w:r>
+        <w:br/>
+      </w:r>
+      <w:r>
+        <w:rPr>
+          <w:rStyle w:val="VerbatimChar"/>
+        </w:rPr>
+        <w:t xml:space="preserve">        f"shipments monthly' -&gt; 5000_to_10000). Use 'unknown' whenever no "</w:t>
+      </w:r>
+      <w:r>
+        <w:br/>
+      </w:r>
+      <w:r>
+        <w:rPr>
+          <w:rStyle w:val="VerbatimChar"/>
+        </w:rPr>
+        <w:t xml:space="preserve">        f"volume is stated or clearly implied - do not infer a band from "</w:t>
+      </w:r>
+      <w:r>
+        <w:br/>
+      </w:r>
+      <w:r>
+        <w:rPr>
+          <w:rStyle w:val="VerbatimChar"/>
+        </w:rPr>
+        <w:t xml:space="preserve">        f"vague language like 'a lot' or 'growing fast' alone.\n\n"</w:t>
+      </w:r>
+      <w:r>
+        <w:br/>
+      </w:r>
+      <w:r>
+        <w:rPr>
+          <w:rStyle w:val="VerbatimChar"/>
+        </w:rPr>
         <w:t xml:space="preserve">        f"sensitive_topic_flags is a NARROW field. Only use terms from this "</w:t>
       </w:r>
       <w:r>
@@ -5755,7 +7096,121 @@
         <w:rPr>
           <w:rStyle w:val="VerbatimChar"/>
         </w:rPr>
-        <w:t xml:space="preserve">def determine_queue(extraction, confidence, config=None):</w:t>
+        <w:t xml:space="preserve">def is_large_account(extraction, config, backend):</w:t>
+      </w:r>
+      <w:r>
+        <w:br/>
+      </w:r>
+      <w:r>
+        <w:rPr>
+          <w:rStyle w:val="VerbatimChar"/>
+        </w:rPr>
+        <w:t xml:space="preserve">    """Deterministic, rule-based account-size check (no API call) - reads</w:t>
+      </w:r>
+      <w:r>
+        <w:br/>
+      </w:r>
+      <w:r>
+        <w:rPr>
+          <w:rStyle w:val="VerbatimChar"/>
+        </w:rPr>
+        <w:t xml:space="preserve">    the same mock_backend.json account records the agentic investigation</w:t>
+      </w:r>
+      <w:r>
+        <w:br/>
+      </w:r>
+      <w:r>
+        <w:rPr>
+          <w:rStyle w:val="VerbatimChar"/>
+        </w:rPr>
+        <w:t xml:space="preserve">    tool can look up, but this lookup always runs, whereas that tool only</w:t>
+      </w:r>
+      <w:r>
+        <w:br/>
+      </w:r>
+      <w:r>
+        <w:rPr>
+          <w:rStyle w:val="VerbatimChar"/>
+        </w:rPr>
+        <w:t xml:space="preserve">    fires for low-confidence messages. Used to decide whether Success</w:t>
+      </w:r>
+      <w:r>
+        <w:br/>
+      </w:r>
+      <w:r>
+        <w:rPr>
+          <w:rStyle w:val="VerbatimChar"/>
+        </w:rPr>
+        <w:t xml:space="preserve">    gets looped in on account-lifecycle requests (see determine_queue),</w:t>
+      </w:r>
+      <w:r>
+        <w:br/>
+      </w:r>
+      <w:r>
+        <w:rPr>
+          <w:rStyle w:val="VerbatimChar"/>
+        </w:rPr>
+        <w:t xml:space="preserve">    not to gate anything else."""</w:t>
+      </w:r>
+      <w:r>
+        <w:br/>
+      </w:r>
+      <w:r>
+        <w:rPr>
+          <w:rStyle w:val="VerbatimChar"/>
+        </w:rPr>
+        <w:t xml:space="preserve">    ref = extraction.get("account_or_order_reference") or ""</w:t>
+      </w:r>
+      <w:r>
+        <w:br/>
+      </w:r>
+      <w:r>
+        <w:rPr>
+          <w:rStyle w:val="VerbatimChar"/>
+        </w:rPr>
+        <w:t xml:space="preserve">    account = backend.get("accounts", {}).get(ref)</w:t>
+      </w:r>
+      <w:r>
+        <w:br/>
+      </w:r>
+      <w:r>
+        <w:rPr>
+          <w:rStyle w:val="VerbatimChar"/>
+        </w:rPr>
+        <w:t xml:space="preserve">    if not account:</w:t>
+      </w:r>
+      <w:r>
+        <w:br/>
+      </w:r>
+      <w:r>
+        <w:rPr>
+          <w:rStyle w:val="VerbatimChar"/>
+        </w:rPr>
+        <w:t xml:space="preserve">        return False</w:t>
+      </w:r>
+      <w:r>
+        <w:br/>
+      </w:r>
+      <w:r>
+        <w:rPr>
+          <w:rStyle w:val="VerbatimChar"/>
+        </w:rPr>
+        <w:t xml:space="preserve">    return account.get("arr_band") in config.get("large_account_arr_bands", [])</w:t>
+      </w:r>
+      <w:r>
+        <w:br/>
+      </w:r>
+      <w:r>
+        <w:br/>
+      </w:r>
+      <w:r>
+        <w:br/>
+      </w:r>
+      <w:r>
+        <w:rPr>
+          <w:rStyle w:val="VerbatimChar"/>
+        </w:rPr>
+        <w:t xml:space="preserve">def determine_queue(extraction, confidence, config=None, message_text=None, backend=None):</w:t>
       </w:r>
       <w:r>
         <w:br/>
@@ -5773,34 +7228,52 @@
         <w:rPr>
           <w:rStyle w:val="VerbatimChar"/>
         </w:rPr>
-        <w:t xml:space="preserve">    the raw category; contradictory signals escalate to Success; very</w:t>
-      </w:r>
-      <w:r>
-        <w:br/>
-      </w:r>
-      <w:r>
-        <w:rPr>
-          <w:rStyle w:val="VerbatimChar"/>
-        </w:rPr>
-        <w:t xml:space="preserve">    low confidence routes to a 4th Team Lead Triage queue for manual</w:t>
-      </w:r>
-      <w:r>
-        <w:br/>
-      </w:r>
-      <w:r>
-        <w:rPr>
-          <w:rStyle w:val="VerbatimChar"/>
-        </w:rPr>
-        <w:t xml:space="preserve">    assignment rather than guessing a category queue; low confidence</w:t>
-      </w:r>
-      <w:r>
-        <w:br/>
-      </w:r>
-      <w:r>
-        <w:rPr>
-          <w:rStyle w:val="VerbatimChar"/>
-        </w:rPr>
-        <w:t xml:space="preserve">    (more broadly) routes to human review regardless of category.</w:t>
+        <w:t xml:space="preserve">    the raw category; contradictory signals escalate to Team Lead Triage</w:t>
+      </w:r>
+      <w:r>
+        <w:br/>
+      </w:r>
+      <w:r>
+        <w:rPr>
+          <w:rStyle w:val="VerbatimChar"/>
+        </w:rPr>
+        <w:t xml:space="preserve">    (a Support-side escalation point, not an automatic hand-off to</w:t>
+      </w:r>
+      <w:r>
+        <w:br/>
+      </w:r>
+      <w:r>
+        <w:rPr>
+          <w:rStyle w:val="VerbatimChar"/>
+        </w:rPr>
+        <w:t xml:space="preserve">    Success - see below); very low confidence routes to the same Team</w:t>
+      </w:r>
+      <w:r>
+        <w:br/>
+      </w:r>
+      <w:r>
+        <w:rPr>
+          <w:rStyle w:val="VerbatimChar"/>
+        </w:rPr>
+        <w:t xml:space="preserve">    Lead Triage queue for manual assignment rather than guessing a</w:t>
+      </w:r>
+      <w:r>
+        <w:br/>
+      </w:r>
+      <w:r>
+        <w:rPr>
+          <w:rStyle w:val="VerbatimChar"/>
+        </w:rPr>
+        <w:t xml:space="preserve">    category queue; low confidence (more broadly) routes to human review</w:t>
+      </w:r>
+      <w:r>
+        <w:br/>
+      </w:r>
+      <w:r>
+        <w:rPr>
+          <w:rStyle w:val="VerbatimChar"/>
+        </w:rPr>
+        <w:t xml:space="preserve">    regardless of category.</w:t>
       </w:r>
       <w:r>
         <w:br/>
@@ -5878,6 +7351,219 @@
         <w:rPr>
           <w:rStyle w:val="VerbatimChar"/>
         </w:rPr>
+        <w:t xml:space="preserve">    Contradictory signals do NOT default to Success. A message pulling</w:t>
+      </w:r>
+      <w:r>
+        <w:br/>
+      </w:r>
+      <w:r>
+        <w:rPr>
+          <w:rStyle w:val="VerbatimChar"/>
+        </w:rPr>
+        <w:t xml:space="preserve">    toward two categories at once (e.g. a technical issue mixed with an</w:t>
+      </w:r>
+      <w:r>
+        <w:br/>
+      </w:r>
+      <w:r>
+        <w:rPr>
+          <w:rStyle w:val="VerbatimChar"/>
+        </w:rPr>
+        <w:t xml:space="preserve">    expansion mention) is a Support-side escalation, not automatically a</w:t>
+      </w:r>
+      <w:r>
+        <w:br/>
+      </w:r>
+      <w:r>
+        <w:rPr>
+          <w:rStyle w:val="VerbatimChar"/>
+        </w:rPr>
+        <w:t xml:space="preserve">    Success one - defaulting every ambiguous case to Success would make</w:t>
+      </w:r>
+      <w:r>
+        <w:br/>
+      </w:r>
+      <w:r>
+        <w:rPr>
+          <w:rStyle w:val="VerbatimChar"/>
+        </w:rPr>
+        <w:t xml:space="preserve">    Success a dumping ground for technical escalations and turn it</w:t>
+      </w:r>
+      <w:r>
+        <w:br/>
+      </w:r>
+      <w:r>
+        <w:rPr>
+          <w:rStyle w:val="VerbatimChar"/>
+        </w:rPr>
+        <w:t xml:space="preserve">    reactive instead of proactive. It routes to Team Lead Triage instead;</w:t>
+      </w:r>
+      <w:r>
+        <w:br/>
+      </w:r>
+      <w:r>
+        <w:rPr>
+          <w:rStyle w:val="VerbatimChar"/>
+        </w:rPr>
+        <w:t xml:space="preserve">    Success is looped in via the ordinary content-driven signals below</w:t>
+      </w:r>
+      <w:r>
+        <w:br/>
+      </w:r>
+      <w:r>
+        <w:rPr>
+          <w:rStyle w:val="VerbatimChar"/>
+        </w:rPr>
+        <w:t xml:space="preserve">    (an expansion mention, a Success category alternative) exactly as it</w:t>
+      </w:r>
+      <w:r>
+        <w:br/>
+      </w:r>
+      <w:r>
+        <w:rPr>
+          <w:rStyle w:val="VerbatimChar"/>
+        </w:rPr>
+        <w:t xml:space="preserve">    would be for any other queue, not because the signals were merely</w:t>
+      </w:r>
+      <w:r>
+        <w:br/>
+      </w:r>
+      <w:r>
+        <w:rPr>
+          <w:rStyle w:val="VerbatimChar"/>
+        </w:rPr>
+        <w:t xml:space="preserve">    contradictory.</w:t>
+      </w:r>
+      <w:r>
+        <w:br/>
+      </w:r>
+      <w:r>
+        <w:br/>
+      </w:r>
+      <w:r>
+        <w:rPr>
+          <w:rStyle w:val="VerbatimChar"/>
+        </w:rPr>
+        <w:t xml:space="preserve">    Formal close/cancel requests are a distinct case from softer</w:t>
+      </w:r>
+      <w:r>
+        <w:br/>
+      </w:r>
+      <w:r>
+        <w:rPr>
+          <w:rStyle w:val="VerbatimChar"/>
+        </w:rPr>
+        <w:t xml:space="preserve">    retention-risk language. "Close Account" and "Cancel a Shipment" are</w:t>
+      </w:r>
+      <w:r>
+        <w:br/>
+      </w:r>
+      <w:r>
+        <w:rPr>
+          <w:rStyle w:val="VerbatimChar"/>
+        </w:rPr>
+        <w:t xml:space="preserve">    2 of the 8 real Help Centre support-form categories - a routine</w:t>
+      </w:r>
+      <w:r>
+        <w:br/>
+      </w:r>
+      <w:r>
+        <w:rPr>
+          <w:rStyle w:val="VerbatimChar"/>
+        </w:rPr>
+        <w:t xml:space="preserve">    account-lifecycle action a customer explicitly requested through the</w:t>
+      </w:r>
+      <w:r>
+        <w:br/>
+      </w:r>
+      <w:r>
+        <w:rPr>
+          <w:rStyle w:val="VerbatimChar"/>
+        </w:rPr>
+        <w:t xml:space="preserve">    Support channel, not necessarily an active relationship conversation.</w:t>
+      </w:r>
+      <w:r>
+        <w:br/>
+      </w:r>
+      <w:r>
+        <w:rPr>
+          <w:rStyle w:val="VerbatimChar"/>
+        </w:rPr>
+        <w:t xml:space="preserve">    Support keeps ownership by default; Success is looped in as secondary</w:t>
+      </w:r>
+      <w:r>
+        <w:br/>
+      </w:r>
+      <w:r>
+        <w:rPr>
+          <w:rStyle w:val="VerbatimChar"/>
+        </w:rPr>
+        <w:t xml:space="preserve">    only when the account is large (see is_large_account) - the retention</w:t>
+      </w:r>
+      <w:r>
+        <w:br/>
+      </w:r>
+      <w:r>
+        <w:rPr>
+          <w:rStyle w:val="VerbatimChar"/>
+        </w:rPr>
+        <w:t xml:space="preserve">    stakes are high enough there to warrant proactive visibility, without</w:t>
+      </w:r>
+      <w:r>
+        <w:br/>
+      </w:r>
+      <w:r>
+        <w:rPr>
+          <w:rStyle w:val="VerbatimChar"/>
+        </w:rPr>
+        <w:t xml:space="preserve">    making Success own every account closure/cancellation regardless of</w:t>
+      </w:r>
+      <w:r>
+        <w:br/>
+      </w:r>
+      <w:r>
+        <w:rPr>
+          <w:rStyle w:val="VerbatimChar"/>
+        </w:rPr>
+        <w:t xml:space="preserve">    size. Softer retention language (e.g. "we'll have to look at other</w:t>
+      </w:r>
+      <w:r>
+        <w:br/>
+      </w:r>
+      <w:r>
+        <w:rPr>
+          <w:rStyle w:val="VerbatimChar"/>
+        </w:rPr>
+        <w:t xml:space="preserve">    providers") is NOT a formal request and keeps the existing behavior:</w:t>
+      </w:r>
+      <w:r>
+        <w:br/>
+      </w:r>
+      <w:r>
+        <w:rPr>
+          <w:rStyle w:val="VerbatimChar"/>
+        </w:rPr>
+        <w:t xml:space="preserve">    Success owns directly, since that genuinely is a relationship</w:t>
+      </w:r>
+      <w:r>
+        <w:br/>
+      </w:r>
+      <w:r>
+        <w:rPr>
+          <w:rStyle w:val="VerbatimChar"/>
+        </w:rPr>
+        <w:t xml:space="preserve">    conversation, not routine account admin.</w:t>
+      </w:r>
+      <w:r>
+        <w:br/>
+      </w:r>
+      <w:r>
+        <w:br/>
+      </w:r>
+      <w:r>
+        <w:rPr>
+          <w:rStyle w:val="VerbatimChar"/>
+        </w:rPr>
         <w:t xml:space="preserve">    Multi-team loop-in: some messages need more than one</w:t>
       </w:r>
       <w:r>
@@ -5983,6 +7669,15 @@
         <w:br/>
       </w:r>
       <w:r>
+        <w:rPr>
+          <w:rStyle w:val="VerbatimChar"/>
+        </w:rPr>
+        <w:t xml:space="preserve">    backend = backend if backend is not None else load_mock_backend()</w:t>
+      </w:r>
+      <w:r>
+        <w:br/>
+      </w:r>
+      <w:r>
         <w:br/>
       </w:r>
       <w:r>
@@ -6013,6 +7708,81 @@
         <w:br/>
       </w:r>
       <w:r>
+        <w:rPr>
+          <w:rStyle w:val="VerbatimChar"/>
+        </w:rPr>
+        <w:t xml:space="preserve">    large_account = is_large_account(extraction, config, backend)</w:t>
+      </w:r>
+      <w:r>
+        <w:br/>
+      </w:r>
+      <w:r>
+        <w:br/>
+      </w:r>
+      <w:r>
+        <w:rPr>
+          <w:rStyle w:val="VerbatimChar"/>
+        </w:rPr>
+        <w:t xml:space="preserve">    is_formal_close_cancel = False</w:t>
+      </w:r>
+      <w:r>
+        <w:br/>
+      </w:r>
+      <w:r>
+        <w:rPr>
+          <w:rStyle w:val="VerbatimChar"/>
+        </w:rPr>
+        <w:t xml:space="preserve">    if message_text:</w:t>
+      </w:r>
+      <w:r>
+        <w:br/>
+      </w:r>
+      <w:r>
+        <w:rPr>
+          <w:rStyle w:val="VerbatimChar"/>
+        </w:rPr>
+        <w:t xml:space="preserve">        text_lower = message_text.lower()</w:t>
+      </w:r>
+      <w:r>
+        <w:br/>
+      </w:r>
+      <w:r>
+        <w:rPr>
+          <w:rStyle w:val="VerbatimChar"/>
+        </w:rPr>
+        <w:t xml:space="preserve">        is_formal_close_cancel = any(</w:t>
+      </w:r>
+      <w:r>
+        <w:br/>
+      </w:r>
+      <w:r>
+        <w:rPr>
+          <w:rStyle w:val="VerbatimChar"/>
+        </w:rPr>
+        <w:t xml:space="preserve">            re.search(pattern, text_lower)</w:t>
+      </w:r>
+      <w:r>
+        <w:br/>
+      </w:r>
+      <w:r>
+        <w:rPr>
+          <w:rStyle w:val="VerbatimChar"/>
+        </w:rPr>
+        <w:t xml:space="preserve">            for pattern in config.get("formal_close_cancel_patterns", [])</w:t>
+      </w:r>
+      <w:r>
+        <w:br/>
+      </w:r>
+      <w:r>
+        <w:rPr>
+          <w:rStyle w:val="VerbatimChar"/>
+        </w:rPr>
+        <w:t xml:space="preserve">        )</w:t>
+      </w:r>
+      <w:r>
+        <w:br/>
+      </w:r>
+      <w:r>
         <w:br/>
       </w:r>
       <w:r>
@@ -6046,6 +7816,51 @@
         <w:rPr>
           <w:rStyle w:val="VerbatimChar"/>
         </w:rPr>
+        <w:t xml:space="preserve">    elif is_retention_risk and is_formal_close_cancel:</w:t>
+      </w:r>
+      <w:r>
+        <w:br/>
+      </w:r>
+      <w:r>
+        <w:rPr>
+          <w:rStyle w:val="VerbatimChar"/>
+        </w:rPr>
+        <w:t xml:space="preserve">        queue = "Service"</w:t>
+      </w:r>
+      <w:r>
+        <w:br/>
+      </w:r>
+      <w:r>
+        <w:rPr>
+          <w:rStyle w:val="VerbatimChar"/>
+        </w:rPr>
+        <w:t xml:space="preserve">        guardrail_flags.append("formal_close_cancel_support_owned")</w:t>
+      </w:r>
+      <w:r>
+        <w:br/>
+      </w:r>
+      <w:r>
+        <w:rPr>
+          <w:rStyle w:val="VerbatimChar"/>
+        </w:rPr>
+        <w:t xml:space="preserve">        if large_account:</w:t>
+      </w:r>
+      <w:r>
+        <w:br/>
+      </w:r>
+      <w:r>
+        <w:rPr>
+          <w:rStyle w:val="VerbatimChar"/>
+        </w:rPr>
+        <w:t xml:space="preserve">            guardrail_flags.append("large_account_retention_loop_in")</w:t>
+      </w:r>
+      <w:r>
+        <w:br/>
+      </w:r>
+      <w:r>
+        <w:rPr>
+          <w:rStyle w:val="VerbatimChar"/>
+        </w:rPr>
         <w:t xml:space="preserve">    elif is_retention_risk:</w:t>
       </w:r>
       <w:r>
@@ -6082,16 +7897,16 @@
         <w:rPr>
           <w:rStyle w:val="VerbatimChar"/>
         </w:rPr>
-        <w:t xml:space="preserve">        queue = "Success"</w:t>
-      </w:r>
-      <w:r>
-        <w:br/>
-      </w:r>
-      <w:r>
-        <w:rPr>
-          <w:rStyle w:val="VerbatimChar"/>
-        </w:rPr>
-        <w:t xml:space="preserve">        guardrail_flags.append("contradictory_signals_escalated_to_success")</w:t>
+        <w:t xml:space="preserve">        queue = "Team Lead Triage"</w:t>
+      </w:r>
+      <w:r>
+        <w:br/>
+      </w:r>
+      <w:r>
+        <w:rPr>
+          <w:rStyle w:val="VerbatimChar"/>
+        </w:rPr>
+        <w:t xml:space="preserve">        guardrail_flags.append("contradictory_signals_escalated_to_team_lead_triage")</w:t>
       </w:r>
       <w:r>
         <w:br/>
@@ -6202,7 +8017,7 @@
         <w:rPr>
           <w:rStyle w:val="VerbatimChar"/>
         </w:rPr>
-        <w:t xml:space="preserve">        # lost just because Success now owns the conversation.</w:t>
+        <w:t xml:space="preserve">        # lost just because another team now owns the conversation.</w:t>
       </w:r>
       <w:r>
         <w:br/>
@@ -6229,16 +8044,79 @@
         <w:rPr>
           <w:rStyle w:val="VerbatimChar"/>
         </w:rPr>
-        <w:t xml:space="preserve">        # Sensitive topic took precedence for ownership, but Success</w:t>
-      </w:r>
-      <w:r>
-        <w:br/>
-      </w:r>
-      <w:r>
-        <w:rPr>
-          <w:rStyle w:val="VerbatimChar"/>
-        </w:rPr>
-        <w:t xml:space="preserve">        # still needs visibility into the retention risk.</w:t>
+        <w:t xml:space="preserve">        if is_formal_close_cancel:</w:t>
+      </w:r>
+      <w:r>
+        <w:br/>
+      </w:r>
+      <w:r>
+        <w:rPr>
+          <w:rStyle w:val="VerbatimChar"/>
+        </w:rPr>
+        <w:t xml:space="preserve">            if large_account:</w:t>
+      </w:r>
+      <w:r>
+        <w:br/>
+      </w:r>
+      <w:r>
+        <w:rPr>
+          <w:rStyle w:val="VerbatimChar"/>
+        </w:rPr>
+        <w:t xml:space="preserve">                loop_in.append("Success")</w:t>
+      </w:r>
+      <w:r>
+        <w:br/>
+      </w:r>
+      <w:r>
+        <w:rPr>
+          <w:rStyle w:val="VerbatimChar"/>
+        </w:rPr>
+        <w:t xml:space="preserve">            # else: routine account admin on a normal-sized account - no</w:t>
+      </w:r>
+      <w:r>
+        <w:br/>
+      </w:r>
+      <w:r>
+        <w:rPr>
+          <w:rStyle w:val="VerbatimChar"/>
+        </w:rPr>
+        <w:t xml:space="preserve">            # Success loop-in, so Success isn't pulled into every close/</w:t>
+      </w:r>
+      <w:r>
+        <w:br/>
+      </w:r>
+      <w:r>
+        <w:rPr>
+          <w:rStyle w:val="VerbatimChar"/>
+        </w:rPr>
+        <w:t xml:space="preserve">            # cancel request regardless of size.</w:t>
+      </w:r>
+      <w:r>
+        <w:br/>
+      </w:r>
+      <w:r>
+        <w:rPr>
+          <w:rStyle w:val="VerbatimChar"/>
+        </w:rPr>
+        <w:t xml:space="preserve">        else:</w:t>
+      </w:r>
+      <w:r>
+        <w:br/>
+      </w:r>
+      <w:r>
+        <w:rPr>
+          <w:rStyle w:val="VerbatimChar"/>
+        </w:rPr>
+        <w:t xml:space="preserve">            loop_in.append("Success")</w:t>
+      </w:r>
+      <w:r>
+        <w:br/>
+      </w:r>
+      <w:r>
+        <w:rPr>
+          <w:rStyle w:val="VerbatimChar"/>
+        </w:rPr>
+        <w:t xml:space="preserve">    if extraction["expansion_intent_language"] and queue != "Success":</w:t>
       </w:r>
       <w:r>
         <w:br/>
@@ -6256,24 +8134,6 @@
         <w:rPr>
           <w:rStyle w:val="VerbatimChar"/>
         </w:rPr>
-        <w:t xml:space="preserve">    if extraction["expansion_intent_language"] and queue != "Success":</w:t>
-      </w:r>
-      <w:r>
-        <w:br/>
-      </w:r>
-      <w:r>
-        <w:rPr>
-          <w:rStyle w:val="VerbatimChar"/>
-        </w:rPr>
-        <w:t xml:space="preserve">        loop_in.append("Success")</w:t>
-      </w:r>
-      <w:r>
-        <w:br/>
-      </w:r>
-      <w:r>
-        <w:rPr>
-          <w:rStyle w:val="VerbatimChar"/>
-        </w:rPr>
         <w:t xml:space="preserve">    for alt in extraction["category_alternatives"]:</w:t>
       </w:r>
       <w:r>
@@ -6355,6 +8215,153 @@
         <w:rPr>
           <w:rStyle w:val="VerbatimChar"/>
         </w:rPr>
+        <w:t xml:space="preserve">    # Enterprise AE routing: a large stated shipment volume on a Sales</w:t>
+      </w:r>
+      <w:r>
+        <w:br/>
+      </w:r>
+      <w:r>
+        <w:rPr>
+          <w:rStyle w:val="VerbatimChar"/>
+        </w:rPr>
+        <w:t xml:space="preserve">    # message routes to a dedicated Enterprise AE handling path rather</w:t>
+      </w:r>
+      <w:r>
+        <w:br/>
+      </w:r>
+      <w:r>
+        <w:rPr>
+          <w:rStyle w:val="VerbatimChar"/>
+        </w:rPr>
+        <w:t xml:space="preserve">    # than standard self-serve Sales, mirroring the real Sales/Contact</w:t>
+      </w:r>
+      <w:r>
+        <w:br/>
+      </w:r>
+      <w:r>
+        <w:rPr>
+          <w:rStyle w:val="VerbatimChar"/>
+        </w:rPr>
+        <w:t xml:space="preserve">    # form's volume field. This doesn't change queue ownership (Sales</w:t>
+      </w:r>
+      <w:r>
+        <w:br/>
+      </w:r>
+      <w:r>
+        <w:rPr>
+          <w:rStyle w:val="VerbatimChar"/>
+        </w:rPr>
+        <w:t xml:space="preserve">    # still owns it) - it's a handling-path distinction within Sales, the</w:t>
+      </w:r>
+      <w:r>
+        <w:br/>
+      </w:r>
+      <w:r>
+        <w:rPr>
+          <w:rStyle w:val="VerbatimChar"/>
+        </w:rPr>
+        <w:t xml:space="preserve">    # same way Team Lead Triage is a distinction within "uncertain",</w:t>
+      </w:r>
+      <w:r>
+        <w:br/>
+      </w:r>
+      <w:r>
+        <w:rPr>
+          <w:rStyle w:val="VerbatimChar"/>
+        </w:rPr>
+        <w:t xml:space="preserve">    # not a 5th top-level queue.</w:t>
+      </w:r>
+      <w:r>
+        <w:br/>
+      </w:r>
+      <w:r>
+        <w:rPr>
+          <w:rStyle w:val="VerbatimChar"/>
+        </w:rPr>
+        <w:t xml:space="preserve">    sales_handling_path = None</w:t>
+      </w:r>
+      <w:r>
+        <w:br/>
+      </w:r>
+      <w:r>
+        <w:rPr>
+          <w:rStyle w:val="VerbatimChar"/>
+        </w:rPr>
+        <w:t xml:space="preserve">    if queue == "Sales":</w:t>
+      </w:r>
+      <w:r>
+        <w:br/>
+      </w:r>
+      <w:r>
+        <w:rPr>
+          <w:rStyle w:val="VerbatimChar"/>
+        </w:rPr>
+        <w:t xml:space="preserve">        sales_handling_path = (</w:t>
+      </w:r>
+      <w:r>
+        <w:br/>
+      </w:r>
+      <w:r>
+        <w:rPr>
+          <w:rStyle w:val="VerbatimChar"/>
+        </w:rPr>
+        <w:t xml:space="preserve">            "Enterprise AE"</w:t>
+      </w:r>
+      <w:r>
+        <w:br/>
+      </w:r>
+      <w:r>
+        <w:rPr>
+          <w:rStyle w:val="VerbatimChar"/>
+        </w:rPr>
+        <w:t xml:space="preserve">            if extraction.get("shipment_volume_band") in config.get("enterprise_ae_volume_bands", [])</w:t>
+      </w:r>
+      <w:r>
+        <w:br/>
+      </w:r>
+      <w:r>
+        <w:rPr>
+          <w:rStyle w:val="VerbatimChar"/>
+        </w:rPr>
+        <w:t xml:space="preserve">            else "Standard Sales"</w:t>
+      </w:r>
+      <w:r>
+        <w:br/>
+      </w:r>
+      <w:r>
+        <w:rPr>
+          <w:rStyle w:val="VerbatimChar"/>
+        </w:rPr>
+        <w:t xml:space="preserve">        )</w:t>
+      </w:r>
+      <w:r>
+        <w:br/>
+      </w:r>
+      <w:r>
+        <w:rPr>
+          <w:rStyle w:val="VerbatimChar"/>
+        </w:rPr>
+        <w:t xml:space="preserve">        if sales_handling_path == "Enterprise AE":</w:t>
+      </w:r>
+      <w:r>
+        <w:br/>
+      </w:r>
+      <w:r>
+        <w:rPr>
+          <w:rStyle w:val="VerbatimChar"/>
+        </w:rPr>
+        <w:t xml:space="preserve">            guardrail_flags.append("enterprise_ae_routing")</w:t>
+      </w:r>
+      <w:r>
+        <w:br/>
+      </w:r>
+      <w:r>
+        <w:br/>
+      </w:r>
+      <w:r>
+        <w:rPr>
+          <w:rStyle w:val="VerbatimChar"/>
+        </w:rPr>
         <w:t xml:space="preserve">    # Phase-1 scope: every first message in a thread is human-approved</w:t>
       </w:r>
       <w:r>
@@ -6448,6 +8455,15 @@
         <w:rPr>
           <w:rStyle w:val="VerbatimChar"/>
         </w:rPr>
+        <w:t xml:space="preserve">        "sales_handling_path": sales_handling_path,</w:t>
+      </w:r>
+      <w:r>
+        <w:br/>
+      </w:r>
+      <w:r>
+        <w:rPr>
+          <w:rStyle w:val="VerbatimChar"/>
+        </w:rPr>
         <w:t xml:space="preserve">    }</w:t>
       </w:r>
       <w:r>
@@ -6952,6 +8968,135 @@
         <w:rPr>
           <w:rStyle w:val="VerbatimChar"/>
         </w:rPr>
+        <w:t xml:space="preserve">    matched_article = None</w:t>
+      </w:r>
+      <w:r>
+        <w:br/>
+      </w:r>
+      <w:r>
+        <w:rPr>
+          <w:rStyle w:val="VerbatimChar"/>
+        </w:rPr>
+        <w:t xml:space="preserve">    if not needs_clarification:</w:t>
+      </w:r>
+      <w:r>
+        <w:br/>
+      </w:r>
+      <w:r>
+        <w:rPr>
+          <w:rStyle w:val="VerbatimChar"/>
+        </w:rPr>
+        <w:t xml:space="preserve">        matched_article = find_matching_article(extraction, routing["queue"])</w:t>
+      </w:r>
+      <w:r>
+        <w:br/>
+      </w:r>
+      <w:r>
+        <w:rPr>
+          <w:rStyle w:val="VerbatimChar"/>
+        </w:rPr>
+        <w:t xml:space="preserve">    if matched_article:</w:t>
+      </w:r>
+      <w:r>
+        <w:br/>
+      </w:r>
+      <w:r>
+        <w:rPr>
+          <w:rStyle w:val="VerbatimChar"/>
+        </w:rPr>
+        <w:t xml:space="preserve">        reference_block = (</w:t>
+      </w:r>
+      <w:r>
+        <w:br/>
+      </w:r>
+      <w:r>
+        <w:rPr>
+          <w:rStyle w:val="VerbatimChar"/>
+        </w:rPr>
+        <w:t xml:space="preserve">            f"\n\nRelevant reference material found for this message "</w:t>
+      </w:r>
+      <w:r>
+        <w:br/>
+      </w:r>
+      <w:r>
+        <w:rPr>
+          <w:rStyle w:val="VerbatimChar"/>
+        </w:rPr>
+        <w:t xml:space="preserve">            f"(\"{matched_article['title']}\"): {matched_article['answer']}\n"</w:t>
+      </w:r>
+      <w:r>
+        <w:br/>
+      </w:r>
+      <w:r>
+        <w:rPr>
+          <w:rStyle w:val="VerbatimChar"/>
+        </w:rPr>
+        <w:t xml:space="preserve">            f"Ground your reply in this - reuse its substance in your own "</w:t>
+      </w:r>
+      <w:r>
+        <w:br/>
+      </w:r>
+      <w:r>
+        <w:rPr>
+          <w:rStyle w:val="VerbatimChar"/>
+        </w:rPr>
+        <w:t xml:space="preserve">            f"words rather than inventing an answer, but don't just paste "</w:t>
+      </w:r>
+      <w:r>
+        <w:br/>
+      </w:r>
+      <w:r>
+        <w:rPr>
+          <w:rStyle w:val="VerbatimChar"/>
+        </w:rPr>
+        <w:t xml:space="preserve">            f"it verbatim if the customer's specific situation needs a "</w:t>
+      </w:r>
+      <w:r>
+        <w:br/>
+      </w:r>
+      <w:r>
+        <w:rPr>
+          <w:rStyle w:val="VerbatimChar"/>
+        </w:rPr>
+        <w:t xml:space="preserve">            f"more tailored response."</w:t>
+      </w:r>
+      <w:r>
+        <w:br/>
+      </w:r>
+      <w:r>
+        <w:rPr>
+          <w:rStyle w:val="VerbatimChar"/>
+        </w:rPr>
+        <w:t xml:space="preserve">        )</w:t>
+      </w:r>
+      <w:r>
+        <w:br/>
+      </w:r>
+      <w:r>
+        <w:rPr>
+          <w:rStyle w:val="VerbatimChar"/>
+        </w:rPr>
+        <w:t xml:space="preserve">    else:</w:t>
+      </w:r>
+      <w:r>
+        <w:br/>
+      </w:r>
+      <w:r>
+        <w:rPr>
+          <w:rStyle w:val="VerbatimChar"/>
+        </w:rPr>
+        <w:t xml:space="preserve">        reference_block = ""</w:t>
+      </w:r>
+      <w:r>
+        <w:br/>
+      </w:r>
+      <w:r>
+        <w:br/>
+      </w:r>
+      <w:r>
+        <w:rPr>
+          <w:rStyle w:val="VerbatimChar"/>
+        </w:rPr>
         <w:t xml:space="preserve">    brand = load_brand_guidelines()</w:t>
       </w:r>
       <w:r>
@@ -7189,6 +9334,15 @@
         <w:rPr>
           <w:rStyle w:val="VerbatimChar"/>
         </w:rPr>
+        <w:t xml:space="preserve">        f"{reference_block}"</w:t>
+      </w:r>
+      <w:r>
+        <w:br/>
+      </w:r>
+      <w:r>
+        <w:rPr>
+          <w:rStyle w:val="VerbatimChar"/>
+        </w:rPr>
         <w:t xml:space="preserve">        f"{brand_block}"</w:t>
       </w:r>
       <w:r>
@@ -7357,7 +9511,376 @@
         <w:rPr>
           <w:rStyle w:val="VerbatimChar"/>
         </w:rPr>
-        <w:t xml:space="preserve">    return draft_text, usage, needs_clarification</w:t>
+        <w:t xml:space="preserve">    return draft_text, usage, needs_clarification, matched_article</w:t>
+      </w:r>
+      <w:r>
+        <w:br/>
+      </w:r>
+      <w:r>
+        <w:br/>
+      </w:r>
+      <w:r>
+        <w:br/>
+      </w:r>
+      <w:r>
+        <w:rPr>
+          <w:rStyle w:val="VerbatimChar"/>
+        </w:rPr>
+        <w:t xml:space="preserve">def score_draft_confidence(matched_article, routing, needs_clarification):</w:t>
+      </w:r>
+      <w:r>
+        <w:br/>
+      </w:r>
+      <w:r>
+        <w:rPr>
+          <w:rStyle w:val="VerbatimChar"/>
+        </w:rPr>
+        <w:t xml:space="preserve">    """A second, distinct confidence score from score_confidence/</w:t>
+      </w:r>
+      <w:r>
+        <w:br/>
+      </w:r>
+      <w:r>
+        <w:rPr>
+          <w:rStyle w:val="VerbatimChar"/>
+        </w:rPr>
+        <w:t xml:space="preserve">    determine_queue above. That one answers "did this land in the right</w:t>
+      </w:r>
+      <w:r>
+        <w:br/>
+      </w:r>
+      <w:r>
+        <w:rPr>
+          <w:rStyle w:val="VerbatimChar"/>
+        </w:rPr>
+        <w:t xml:space="preserve">    queue" (routing confidence); this one answers "is this specific</w:t>
+      </w:r>
+      <w:r>
+        <w:br/>
+      </w:r>
+      <w:r>
+        <w:rPr>
+          <w:rStyle w:val="VerbatimChar"/>
+        </w:rPr>
+        <w:t xml:space="preserve">    draft likely good enough to send" (answer-quality confidence) -</w:t>
+      </w:r>
+      <w:r>
+        <w:br/>
+      </w:r>
+      <w:r>
+        <w:rPr>
+          <w:rStyle w:val="VerbatimChar"/>
+        </w:rPr>
+        <w:t xml:space="preserve">    explicitly not the same question, and conflating them would hide</w:t>
+      </w:r>
+      <w:r>
+        <w:br/>
+      </w:r>
+      <w:r>
+        <w:rPr>
+          <w:rStyle w:val="VerbatimChar"/>
+        </w:rPr>
+        <w:t xml:space="preserve">    that a message can be routed correctly but still get a weak,</w:t>
+      </w:r>
+      <w:r>
+        <w:br/>
+      </w:r>
+      <w:r>
+        <w:rPr>
+          <w:rStyle w:val="VerbatimChar"/>
+        </w:rPr>
+        <w:t xml:space="preserve">    unaided answer, or vice versa.</w:t>
+      </w:r>
+      <w:r>
+        <w:br/>
+      </w:r>
+      <w:r>
+        <w:br/>
+      </w:r>
+      <w:r>
+        <w:rPr>
+          <w:rStyle w:val="VerbatimChar"/>
+        </w:rPr>
+        <w:t xml:space="preserve">    Rule-based, same philosophy as the routing score: not an LLM rating</w:t>
+      </w:r>
+      <w:r>
+        <w:br/>
+      </w:r>
+      <w:r>
+        <w:rPr>
+          <w:rStyle w:val="VerbatimChar"/>
+        </w:rPr>
+        <w:t xml:space="preserve">    the quality of its own answer, which would just be asking the model</w:t>
+      </w:r>
+      <w:r>
+        <w:br/>
+      </w:r>
+      <w:r>
+        <w:rPr>
+          <w:rStyle w:val="VerbatimChar"/>
+        </w:rPr>
+        <w:t xml:space="preserve">    to grade its own homework. The signal used instead is verifiable and</w:t>
+      </w:r>
+      <w:r>
+        <w:br/>
+      </w:r>
+      <w:r>
+        <w:rPr>
+          <w:rStyle w:val="VerbatimChar"/>
+        </w:rPr>
+        <w:t xml:space="preserve">    external to the model's own judgement: was this draft actually</w:t>
+      </w:r>
+      <w:r>
+        <w:br/>
+      </w:r>
+      <w:r>
+        <w:rPr>
+          <w:rStyle w:val="VerbatimChar"/>
+        </w:rPr>
+        <w:t xml:space="preserve">    grounded in a real, matched Help Centre/playbook article, or is it</w:t>
+      </w:r>
+      <w:r>
+        <w:br/>
+      </w:r>
+      <w:r>
+        <w:rPr>
+          <w:rStyle w:val="VerbatimChar"/>
+        </w:rPr>
+        <w:t xml:space="preserve">    the model's own generative attempt with nothing to check it against?</w:t>
+      </w:r>
+      <w:r>
+        <w:br/>
+      </w:r>
+      <w:r>
+        <w:rPr>
+          <w:rStyle w:val="VerbatimChar"/>
+        </w:rPr>
+        <w:t xml:space="preserve">    A draft that reuses known-correct source material is more likely to</w:t>
+      </w:r>
+      <w:r>
+        <w:br/>
+      </w:r>
+      <w:r>
+        <w:rPr>
+          <w:rStyle w:val="VerbatimChar"/>
+        </w:rPr>
+        <w:t xml:space="preserve">    be accurate than a fully generative one, the same way a human agent</w:t>
+      </w:r>
+      <w:r>
+        <w:br/>
+      </w:r>
+      <w:r>
+        <w:rPr>
+          <w:rStyle w:val="VerbatimChar"/>
+        </w:rPr>
+        <w:t xml:space="preserve">    who looks up the right article before replying is more likely to be</w:t>
+      </w:r>
+      <w:r>
+        <w:br/>
+      </w:r>
+      <w:r>
+        <w:rPr>
+          <w:rStyle w:val="VerbatimChar"/>
+        </w:rPr>
+        <w:t xml:space="preserve">    right than one answering from memory. This is the answer to "how do</w:t>
+      </w:r>
+      <w:r>
+        <w:br/>
+      </w:r>
+      <w:r>
+        <w:rPr>
+          <w:rStyle w:val="VerbatimChar"/>
+        </w:rPr>
+        <w:t xml:space="preserve">    you simulate draft-quality confidence without real usage data": it</w:t>
+      </w:r>
+      <w:r>
+        <w:br/>
+      </w:r>
+      <w:r>
+        <w:rPr>
+          <w:rStyle w:val="VerbatimChar"/>
+        </w:rPr>
+        <w:t xml:space="preserve">    doesn't try to - it measures whether grounding was possible at all,</w:t>
+      </w:r>
+      <w:r>
+        <w:br/>
+      </w:r>
+      <w:r>
+        <w:rPr>
+          <w:rStyle w:val="VerbatimChar"/>
+        </w:rPr>
+        <w:t xml:space="preserve">    which is honest about what this prototype can and can't verify."""</w:t>
+      </w:r>
+      <w:r>
+        <w:br/>
+      </w:r>
+      <w:r>
+        <w:rPr>
+          <w:rStyle w:val="VerbatimChar"/>
+        </w:rPr>
+        <w:t xml:space="preserve">    if needs_clarification:</w:t>
+      </w:r>
+      <w:r>
+        <w:br/>
+      </w:r>
+      <w:r>
+        <w:rPr>
+          <w:rStyle w:val="VerbatimChar"/>
+        </w:rPr>
+        <w:t xml:space="preserve">        return {</w:t>
+      </w:r>
+      <w:r>
+        <w:br/>
+      </w:r>
+      <w:r>
+        <w:rPr>
+          <w:rStyle w:val="VerbatimChar"/>
+        </w:rPr>
+        <w:t xml:space="preserve">            "band": "n/a",</w:t>
+      </w:r>
+      <w:r>
+        <w:br/>
+      </w:r>
+      <w:r>
+        <w:rPr>
+          <w:rStyle w:val="VerbatimChar"/>
+        </w:rPr>
+        <w:t xml:space="preserve">            "reason": "Draft is a clarification request, not an attempted answer - answer-quality confidence doesn't apply.",</w:t>
+      </w:r>
+      <w:r>
+        <w:br/>
+      </w:r>
+      <w:r>
+        <w:rPr>
+          <w:rStyle w:val="VerbatimChar"/>
+        </w:rPr>
+        <w:t xml:space="preserve">        }</w:t>
+      </w:r>
+      <w:r>
+        <w:br/>
+      </w:r>
+      <w:r>
+        <w:rPr>
+          <w:rStyle w:val="VerbatimChar"/>
+        </w:rPr>
+        <w:t xml:space="preserve">    if routing["queue"] == "Team Lead Triage":</w:t>
+      </w:r>
+      <w:r>
+        <w:br/>
+      </w:r>
+      <w:r>
+        <w:rPr>
+          <w:rStyle w:val="VerbatimChar"/>
+        </w:rPr>
+        <w:t xml:space="preserve">        return {</w:t>
+      </w:r>
+      <w:r>
+        <w:br/>
+      </w:r>
+      <w:r>
+        <w:rPr>
+          <w:rStyle w:val="VerbatimChar"/>
+        </w:rPr>
+        <w:t xml:space="preserve">            "band": "low",</w:t>
+      </w:r>
+      <w:r>
+        <w:br/>
+      </w:r>
+      <w:r>
+        <w:rPr>
+          <w:rStyle w:val="VerbatimChar"/>
+        </w:rPr>
+        <w:t xml:space="preserve">            "reason": "Queue itself is unconfirmed, so answer quality can't be trusted until a team lead assigns the right team.",</w:t>
+      </w:r>
+      <w:r>
+        <w:br/>
+      </w:r>
+      <w:r>
+        <w:rPr>
+          <w:rStyle w:val="VerbatimChar"/>
+        </w:rPr>
+        <w:t xml:space="preserve">        }</w:t>
+      </w:r>
+      <w:r>
+        <w:br/>
+      </w:r>
+      <w:r>
+        <w:rPr>
+          <w:rStyle w:val="VerbatimChar"/>
+        </w:rPr>
+        <w:t xml:space="preserve">    if matched_article:</w:t>
+      </w:r>
+      <w:r>
+        <w:br/>
+      </w:r>
+      <w:r>
+        <w:rPr>
+          <w:rStyle w:val="VerbatimChar"/>
+        </w:rPr>
+        <w:t xml:space="preserve">        return {</w:t>
+      </w:r>
+      <w:r>
+        <w:br/>
+      </w:r>
+      <w:r>
+        <w:rPr>
+          <w:rStyle w:val="VerbatimChar"/>
+        </w:rPr>
+        <w:t xml:space="preserve">            "band": "high",</w:t>
+      </w:r>
+      <w:r>
+        <w:br/>
+      </w:r>
+      <w:r>
+        <w:rPr>
+          <w:rStyle w:val="VerbatimChar"/>
+        </w:rPr>
+        <w:t xml:space="preserve">            "reason": f"Grounded in a matched reference article (\"{matched_article['title']}\") rather than a fully generative answer.",</w:t>
+      </w:r>
+      <w:r>
+        <w:br/>
+      </w:r>
+      <w:r>
+        <w:rPr>
+          <w:rStyle w:val="VerbatimChar"/>
+        </w:rPr>
+        <w:t xml:space="preserve">        }</w:t>
+      </w:r>
+      <w:r>
+        <w:br/>
+      </w:r>
+      <w:r>
+        <w:rPr>
+          <w:rStyle w:val="VerbatimChar"/>
+        </w:rPr>
+        <w:t xml:space="preserve">    return {</w:t>
+      </w:r>
+      <w:r>
+        <w:br/>
+      </w:r>
+      <w:r>
+        <w:rPr>
+          <w:rStyle w:val="VerbatimChar"/>
+        </w:rPr>
+        <w:t xml:space="preserve">        "band": "low",</w:t>
+      </w:r>
+      <w:r>
+        <w:br/>
+      </w:r>
+      <w:r>
+        <w:rPr>
+          <w:rStyle w:val="VerbatimChar"/>
+        </w:rPr>
+        <w:t xml:space="preserve">        "reason": "No matching reference article found for this message - this is the model's own unaided attempt, not grounded in known-correct source material. Review carefully before sending.",</w:t>
+      </w:r>
+      <w:r>
+        <w:br/>
+      </w:r>
+      <w:r>
+        <w:rPr>
+          <w:rStyle w:val="VerbatimChar"/>
+        </w:rPr>
+        <w:t xml:space="preserve">    }</w:t>
       </w:r>
       <w:r>
         <w:br/>
@@ -7546,7 +10069,7 @@
         <w:rPr>
           <w:rStyle w:val="VerbatimChar"/>
         </w:rPr>
-        <w:t xml:space="preserve">    routing = determine_queue(extraction, confidence, config)</w:t>
+        <w:t xml:space="preserve">    routing = determine_queue(extraction, confidence, config, message_text=message["text"])</w:t>
       </w:r>
       <w:r>
         <w:br/>
@@ -7576,7 +10099,7 @@
         <w:rPr>
           <w:rStyle w:val="VerbatimChar"/>
         </w:rPr>
-        <w:t xml:space="preserve">        draft_text, draft_usage, is_clarification = draft_response(</w:t>
+        <w:t xml:space="preserve">        draft_text, draft_usage, is_clarification, matched_article = draft_response(</w:t>
       </w:r>
       <w:r>
         <w:br/>
@@ -7612,6 +10135,15 @@
         <w:rPr>
           <w:rStyle w:val="VerbatimChar"/>
         </w:rPr>
+        <w:t xml:space="preserve">        draft_confidence = score_draft_confidence(matched_article, routing, is_clarification)</w:t>
+      </w:r>
+      <w:r>
+        <w:br/>
+      </w:r>
+      <w:r>
+        <w:rPr>
+          <w:rStyle w:val="VerbatimChar"/>
+        </w:rPr>
         <w:t xml:space="preserve">    except (anthropic.APIError, StopIteration) as e:</w:t>
       </w:r>
       <w:r>
@@ -7639,6 +10171,24 @@
         <w:rPr>
           <w:rStyle w:val="VerbatimChar"/>
         </w:rPr>
+        <w:t xml:space="preserve">        matched_article = None</w:t>
+      </w:r>
+      <w:r>
+        <w:br/>
+      </w:r>
+      <w:r>
+        <w:rPr>
+          <w:rStyle w:val="VerbatimChar"/>
+        </w:rPr>
+        <w:t xml:space="preserve">        draft_confidence = {"band": "low", "reason": "Drafting failed - no draft was produced."}</w:t>
+      </w:r>
+      <w:r>
+        <w:br/>
+      </w:r>
+      <w:r>
+        <w:rPr>
+          <w:rStyle w:val="VerbatimChar"/>
+        </w:rPr>
         <w:t xml:space="preserve">        usage = [extract_usage]</w:t>
       </w:r>
       <w:r>
@@ -7852,6 +10402,15 @@
         <w:rPr>
           <w:rStyle w:val="VerbatimChar"/>
         </w:rPr>
+        <w:t xml:space="preserve">        "sales_handling_path": routing["sales_handling_path"],</w:t>
+      </w:r>
+      <w:r>
+        <w:br/>
+      </w:r>
+      <w:r>
+        <w:rPr>
+          <w:rStyle w:val="VerbatimChar"/>
+        </w:rPr>
         <w:t xml:space="preserve">        "health_expansion_flag": health_flag,</w:t>
       </w:r>
       <w:r>
@@ -7871,6 +10430,24 @@
           <w:rStyle w:val="VerbatimChar"/>
         </w:rPr>
         <w:t xml:space="preserve">        "draft_is_clarification_request": is_clarification,</w:t>
+      </w:r>
+      <w:r>
+        <w:br/>
+      </w:r>
+      <w:r>
+        <w:rPr>
+          <w:rStyle w:val="VerbatimChar"/>
+        </w:rPr>
+        <w:t xml:space="preserve">        "draft_confidence": draft_confidence,</w:t>
+      </w:r>
+      <w:r>
+        <w:br/>
+      </w:r>
+      <w:r>
+        <w:rPr>
+          <w:rStyle w:val="VerbatimChar"/>
+        </w:rPr>
+        <w:t xml:space="preserve">        "matched_reference": {"id": matched_article["id"], "title": matched_article["title"]} if matched_article else None,</w:t>
       </w:r>
       <w:r>
         <w:br/>
@@ -9475,7 +12052,7 @@
         <w:rPr>
           <w:rStyle w:val="VerbatimChar"/>
         </w:rPr>
-        <w:t xml:space="preserve">    parser.add_argument("--split", choices=["dev", "held_out", "fresh_check", "success_mailbox", "all"], default="dev",</w:t>
+        <w:t xml:space="preserve">    parser.add_argument("--split", choices=["dev", "held_out", "fresh_check", "success_mailbox", "routing_fix_check", "all"], default="dev",</w:t>
       </w:r>
       <w:r>
         <w:br/>
@@ -11200,6 +13777,15 @@
         <w:rPr>
           <w:rStyle w:val="VerbatimChar"/>
         </w:rPr>
+        <w:t xml:space="preserve">            ("Shipment volume band", extraction.get("shipment_volume_band", "unknown")),</w:t>
+      </w:r>
+      <w:r>
+        <w:br/>
+      </w:r>
+      <w:r>
+        <w:rPr>
+          <w:rStyle w:val="VerbatimChar"/>
+        </w:rPr>
         <w:t xml:space="preserve">            ("Sensitive topic flags", ", ".join(extraction.get("sensitive_topic_flags", [])) or "none"),</w:t>
       </w:r>
       <w:r>
@@ -11332,6 +13918,210 @@
         <w:br/>
       </w:r>
       <w:r>
+        <w:rPr>
+          <w:rStyle w:val="VerbatimChar"/>
+        </w:rPr>
+        <w:t xml:space="preserve">    sales_path = r.get("sales_handling_path")</w:t>
+      </w:r>
+      <w:r>
+        <w:br/>
+      </w:r>
+      <w:r>
+        <w:rPr>
+          <w:rStyle w:val="VerbatimChar"/>
+        </w:rPr>
+        <w:t xml:space="preserve">    sales_path_row = ""</w:t>
+      </w:r>
+      <w:r>
+        <w:br/>
+      </w:r>
+      <w:r>
+        <w:rPr>
+          <w:rStyle w:val="VerbatimChar"/>
+        </w:rPr>
+        <w:t xml:space="preserve">    if sales_path:</w:t>
+      </w:r>
+      <w:r>
+        <w:br/>
+      </w:r>
+      <w:r>
+        <w:rPr>
+          <w:rStyle w:val="VerbatimChar"/>
+        </w:rPr>
+        <w:t xml:space="preserve">        sales_path_row = (</w:t>
+      </w:r>
+      <w:r>
+        <w:br/>
+      </w:r>
+      <w:r>
+        <w:rPr>
+          <w:rStyle w:val="VerbatimChar"/>
+        </w:rPr>
+        <w:t xml:space="preserve">            '&lt;div class="dl"&gt;&lt;span class="k"&gt;Sales handling path&lt;/span&gt;'</w:t>
+      </w:r>
+      <w:r>
+        <w:br/>
+      </w:r>
+      <w:r>
+        <w:rPr>
+          <w:rStyle w:val="VerbatimChar"/>
+        </w:rPr>
+        <w:t xml:space="preserve">            f'&lt;span class="v"&gt;{html.escape(sales_path)}&lt;/span&gt;&lt;/div&gt;'</w:t>
+      </w:r>
+      <w:r>
+        <w:br/>
+      </w:r>
+      <w:r>
+        <w:rPr>
+          <w:rStyle w:val="VerbatimChar"/>
+        </w:rPr>
+        <w:t xml:space="preserve">        )</w:t>
+      </w:r>
+      <w:r>
+        <w:br/>
+      </w:r>
+      <w:r>
+        <w:br/>
+      </w:r>
+      <w:r>
+        <w:rPr>
+          <w:rStyle w:val="VerbatimChar"/>
+        </w:rPr>
+        <w:t xml:space="preserve">    draft_confidence = r.get("draft_confidence") or {}</w:t>
+      </w:r>
+      <w:r>
+        <w:br/>
+      </w:r>
+      <w:r>
+        <w:rPr>
+          <w:rStyle w:val="VerbatimChar"/>
+        </w:rPr>
+        <w:t xml:space="preserve">    band = html.escape(str(draft_confidence.get("band", "n/a")))</w:t>
+      </w:r>
+      <w:r>
+        <w:br/>
+      </w:r>
+      <w:r>
+        <w:rPr>
+          <w:rStyle w:val="VerbatimChar"/>
+        </w:rPr>
+        <w:t xml:space="preserve">    reason = html.escape(draft_confidence.get("reason", ""))</w:t>
+      </w:r>
+      <w:r>
+        <w:br/>
+      </w:r>
+      <w:r>
+        <w:rPr>
+          <w:rStyle w:val="VerbatimChar"/>
+        </w:rPr>
+        <w:t xml:space="preserve">    draft_confidence_block = (</w:t>
+      </w:r>
+      <w:r>
+        <w:br/>
+      </w:r>
+      <w:r>
+        <w:rPr>
+          <w:rStyle w:val="VerbatimChar"/>
+        </w:rPr>
+        <w:t xml:space="preserve">        '&lt;div class="dl"&gt;&lt;span class="k"&gt;Draft (answer-quality) confidence&lt;/span&gt;'</w:t>
+      </w:r>
+      <w:r>
+        <w:br/>
+      </w:r>
+      <w:r>
+        <w:rPr>
+          <w:rStyle w:val="VerbatimChar"/>
+        </w:rPr>
+        <w:t xml:space="preserve">        f'&lt;span class="v"&gt;{band} - {reason}&lt;/span&gt;&lt;/div&gt;'</w:t>
+      </w:r>
+      <w:r>
+        <w:br/>
+      </w:r>
+      <w:r>
+        <w:rPr>
+          <w:rStyle w:val="VerbatimChar"/>
+        </w:rPr>
+        <w:t xml:space="preserve">    )</w:t>
+      </w:r>
+      <w:r>
+        <w:br/>
+      </w:r>
+      <w:r>
+        <w:br/>
+      </w:r>
+      <w:r>
+        <w:rPr>
+          <w:rStyle w:val="VerbatimChar"/>
+        </w:rPr>
+        <w:t xml:space="preserve">    matched_reference = r.get("matched_reference")</w:t>
+      </w:r>
+      <w:r>
+        <w:br/>
+      </w:r>
+      <w:r>
+        <w:rPr>
+          <w:rStyle w:val="VerbatimChar"/>
+        </w:rPr>
+        <w:t xml:space="preserve">    reference_row = ""</w:t>
+      </w:r>
+      <w:r>
+        <w:br/>
+      </w:r>
+      <w:r>
+        <w:rPr>
+          <w:rStyle w:val="VerbatimChar"/>
+        </w:rPr>
+        <w:t xml:space="preserve">    if matched_reference:</w:t>
+      </w:r>
+      <w:r>
+        <w:br/>
+      </w:r>
+      <w:r>
+        <w:rPr>
+          <w:rStyle w:val="VerbatimChar"/>
+        </w:rPr>
+        <w:t xml:space="preserve">        ref_title = html.escape(matched_reference.get("title", ""))</w:t>
+      </w:r>
+      <w:r>
+        <w:br/>
+      </w:r>
+      <w:r>
+        <w:rPr>
+          <w:rStyle w:val="VerbatimChar"/>
+        </w:rPr>
+        <w:t xml:space="preserve">        reference_row = (</w:t>
+      </w:r>
+      <w:r>
+        <w:br/>
+      </w:r>
+      <w:r>
+        <w:rPr>
+          <w:rStyle w:val="VerbatimChar"/>
+        </w:rPr>
+        <w:t xml:space="preserve">            '&lt;div class="dl"&gt;&lt;span class="k"&gt;Reference used&lt;/span&gt;'</w:t>
+      </w:r>
+      <w:r>
+        <w:br/>
+      </w:r>
+      <w:r>
+        <w:rPr>
+          <w:rStyle w:val="VerbatimChar"/>
+        </w:rPr>
+        <w:t xml:space="preserve">            f'&lt;span class="v"&gt;{ref_title}&lt;/span&gt;&lt;/div&gt;'</w:t>
+      </w:r>
+      <w:r>
+        <w:br/>
+      </w:r>
+      <w:r>
+        <w:rPr>
+          <w:rStyle w:val="VerbatimChar"/>
+        </w:rPr>
+        <w:t xml:space="preserve">        )</w:t>
+      </w:r>
+      <w:r>
+        <w:br/>
+      </w:r>
+      <w:r>
         <w:br/>
       </w:r>
       <w:r>
@@ -11479,6 +14269,15 @@
         <w:br/>
       </w:r>
       <w:r>
+        <w:rPr>
+          <w:rStyle w:val="VerbatimChar"/>
+        </w:rPr>
+        <w:t xml:space="preserve">      {sales_path_row}</w:t>
+      </w:r>
+      <w:r>
+        <w:br/>
+      </w:r>
+      <w:r>
         <w:br/>
       </w:r>
       <w:r>
@@ -11486,6 +14285,24 @@
           <w:rStyle w:val="VerbatimChar"/>
         </w:rPr>
         <w:t xml:space="preserve">      &lt;h3&gt;Draft reply&lt;/h3&gt;</w:t>
+      </w:r>
+      <w:r>
+        <w:br/>
+      </w:r>
+      <w:r>
+        <w:rPr>
+          <w:rStyle w:val="VerbatimChar"/>
+        </w:rPr>
+        <w:t xml:space="preserve">      {draft_confidence_block}</w:t>
+      </w:r>
+      <w:r>
+        <w:br/>
+      </w:r>
+      <w:r>
+        <w:rPr>
+          <w:rStyle w:val="VerbatimChar"/>
+        </w:rPr>
+        <w:t xml:space="preserve">      {reference_row}</w:t>
       </w:r>
       <w:r>
         <w:br/>
@@ -14435,7 +17252,7 @@
       </w:r>
     </w:p>
     <w:bookmarkEnd w:id="16"/>
-    <w:bookmarkStart w:id="17" w:name="databrand_guidelines.json"/>
+    <w:bookmarkStart w:id="17" w:name="run_eval.py"/>
     <w:p>
       <w:pPr>
         <w:pStyle w:val="Heading2"/>
@@ -14444,7 +17261,7 @@
         <w:rPr>
           <w:rStyle w:val="VerbatimChar"/>
         </w:rPr>
-        <w:t xml:space="preserve">data/brand_guidelines.json</w:t>
+        <w:t xml:space="preserve">run_eval.py</w:t>
       </w:r>
     </w:p>
     <w:p>
@@ -14455,497 +17272,950 @@
         <w:rPr>
           <w:rStyle w:val="VerbatimChar"/>
         </w:rPr>
-        <w:t xml:space="preserve">{</w:t>
-      </w:r>
-      <w:r>
-        <w:br/>
-      </w:r>
-      <w:r>
-        <w:rPr>
-          <w:rStyle w:val="VerbatimChar"/>
-        </w:rPr>
-        <w:t xml:space="preserve">  "_note": "ILLUSTRATIVE PLACEHOLDER - not any real company's actual brand guidelines. Stands in for what would, in production, be a live query against wherever the real company's actual brand guide is hosted (e.g. a Frontify-style brand platform). Read fresh at draft time, not baked into pipeline code, so updating this file changes every subsequent draft without touching pipeline.py.",</w:t>
-      </w:r>
-      <w:r>
-        <w:br/>
-      </w:r>
-      <w:r>
-        <w:rPr>
-          <w:rStyle w:val="VerbatimChar"/>
-        </w:rPr>
-        <w:t xml:space="preserve">  "tone": "Warm, clear, and competent. Acknowledge frustration before addressing the issue. Never robotic, never overly casual.",</w:t>
-      </w:r>
-      <w:r>
-        <w:br/>
-      </w:r>
-      <w:r>
-        <w:rPr>
-          <w:rStyle w:val="VerbatimChar"/>
-        </w:rPr>
-        <w:t xml:space="preserve">  "voice_principles": [</w:t>
-      </w:r>
-      <w:r>
-        <w:br/>
-      </w:r>
-      <w:r>
-        <w:rPr>
-          <w:rStyle w:val="VerbatimChar"/>
-        </w:rPr>
-        <w:t xml:space="preserve">    "Use contractions (we'll, you're, it's) - conversational, not stiff.",</w:t>
-      </w:r>
-      <w:r>
-        <w:br/>
-      </w:r>
-      <w:r>
-        <w:rPr>
-          <w:rStyle w:val="VerbatimChar"/>
-        </w:rPr>
-        <w:t xml:space="preserve">    "Active voice, verb first.",</w:t>
-      </w:r>
-      <w:r>
-        <w:br/>
-      </w:r>
-      <w:r>
-        <w:rPr>
-          <w:rStyle w:val="VerbatimChar"/>
-        </w:rPr>
-        <w:t xml:space="preserve">    "Sentence case for headings and subject lines, never Title Case or ALL CAPS.",</w:t>
-      </w:r>
-      <w:r>
-        <w:br/>
-      </w:r>
-      <w:r>
-        <w:rPr>
-          <w:rStyle w:val="VerbatimChar"/>
-        </w:rPr>
-        <w:t xml:space="preserve">    "No exclamation marks in routine replies - reserve enthusiasm for real good news (e.g. a resolved issue).",</w:t>
-      </w:r>
-      <w:r>
-        <w:br/>
-      </w:r>
-      <w:r>
-        <w:rPr>
-          <w:rStyle w:val="VerbatimChar"/>
-        </w:rPr>
-        <w:t xml:space="preserve">    "Say what happened and what happens next, in that order."</w:t>
-      </w:r>
-      <w:r>
-        <w:br/>
-      </w:r>
-      <w:r>
-        <w:rPr>
-          <w:rStyle w:val="VerbatimChar"/>
-        </w:rPr>
-        <w:t xml:space="preserve">  ],</w:t>
-      </w:r>
-      <w:r>
-        <w:br/>
-      </w:r>
-      <w:r>
-        <w:rPr>
-          <w:rStyle w:val="VerbatimChar"/>
-        </w:rPr>
-        <w:t xml:space="preserve">  "banned_words_or_phrases": [</w:t>
-      </w:r>
-      <w:r>
-        <w:br/>
-      </w:r>
-      <w:r>
-        <w:rPr>
-          <w:rStyle w:val="VerbatimChar"/>
-        </w:rPr>
-        <w:t xml:space="preserve">    "unfortunately",</w:t>
-      </w:r>
-      <w:r>
-        <w:br/>
-      </w:r>
-      <w:r>
-        <w:rPr>
-          <w:rStyle w:val="VerbatimChar"/>
-        </w:rPr>
-        <w:t xml:space="preserve">    "as per",</w:t>
-      </w:r>
-      <w:r>
-        <w:br/>
-      </w:r>
-      <w:r>
-        <w:rPr>
-          <w:rStyle w:val="VerbatimChar"/>
-        </w:rPr>
-        <w:t xml:space="preserve">    "kindly",</w:t>
-      </w:r>
-      <w:r>
-        <w:br/>
-      </w:r>
-      <w:r>
-        <w:rPr>
-          <w:rStyle w:val="VerbatimChar"/>
-        </w:rPr>
-        <w:t xml:space="preserve">    "please note that",</w:t>
-      </w:r>
-      <w:r>
-        <w:br/>
-      </w:r>
-      <w:r>
-        <w:rPr>
-          <w:rStyle w:val="VerbatimChar"/>
-        </w:rPr>
-        <w:t xml:space="preserve">    "I apologize for any inconvenience this may have caused",</w:t>
-      </w:r>
-      <w:r>
-        <w:br/>
-      </w:r>
-      <w:r>
-        <w:rPr>
-          <w:rStyle w:val="VerbatimChar"/>
-        </w:rPr>
-        <w:t xml:space="preserve">    "per our policy",</w:t>
-      </w:r>
-      <w:r>
-        <w:br/>
-      </w:r>
-      <w:r>
-        <w:rPr>
-          <w:rStyle w:val="VerbatimChar"/>
-        </w:rPr>
-        <w:t xml:space="preserve">    "at your earliest convenience"</w:t>
-      </w:r>
-      <w:r>
-        <w:br/>
-      </w:r>
-      <w:r>
-        <w:rPr>
-          <w:rStyle w:val="VerbatimChar"/>
-        </w:rPr>
-        <w:t xml:space="preserve">  ],</w:t>
-      </w:r>
-      <w:r>
-        <w:br/>
-      </w:r>
-      <w:r>
-        <w:rPr>
-          <w:rStyle w:val="VerbatimChar"/>
-        </w:rPr>
-        <w:t xml:space="preserve">  "avoid_ai_isms": {</w:t>
-      </w:r>
-      <w:r>
-        <w:br/>
-      </w:r>
-      <w:r>
-        <w:rPr>
-          <w:rStyle w:val="VerbatimChar"/>
-        </w:rPr>
-        <w:t xml:space="preserve">    "_purpose": "Words and patterns that make a reply read as AI-generated rather than written by a person - a distinct category from general corporate-speak above.",</w:t>
-      </w:r>
-      <w:r>
-        <w:br/>
-      </w:r>
-      <w:r>
-        <w:rPr>
-          <w:rStyle w:val="VerbatimChar"/>
-        </w:rPr>
-        <w:t xml:space="preserve">    "banned_words": [</w:t>
-      </w:r>
-      <w:r>
-        <w:br/>
-      </w:r>
-      <w:r>
-        <w:rPr>
-          <w:rStyle w:val="VerbatimChar"/>
-        </w:rPr>
-        <w:t xml:space="preserve">      "genuine", "genuinely",</w:t>
-      </w:r>
-      <w:r>
-        <w:br/>
-      </w:r>
-      <w:r>
-        <w:rPr>
-          <w:rStyle w:val="VerbatimChar"/>
-        </w:rPr>
-        <w:t xml:space="preserve">      "delve", "delve into",</w:t>
-      </w:r>
-      <w:r>
-        <w:br/>
-      </w:r>
-      <w:r>
-        <w:rPr>
-          <w:rStyle w:val="VerbatimChar"/>
-        </w:rPr>
-        <w:t xml:space="preserve">      "rest assured",</w:t>
-      </w:r>
-      <w:r>
-        <w:br/>
-      </w:r>
-      <w:r>
-        <w:rPr>
-          <w:rStyle w:val="VerbatimChar"/>
-        </w:rPr>
-        <w:t xml:space="preserve">      "utilize", "leverage",</w:t>
-      </w:r>
-      <w:r>
-        <w:br/>
-      </w:r>
-      <w:r>
-        <w:rPr>
-          <w:rStyle w:val="VerbatimChar"/>
-        </w:rPr>
-        <w:t xml:space="preserve">      "robust", "seamless",</w:t>
-      </w:r>
-      <w:r>
-        <w:br/>
-      </w:r>
-      <w:r>
-        <w:rPr>
-          <w:rStyle w:val="VerbatimChar"/>
-        </w:rPr>
-        <w:t xml:space="preserve">      "navigate this",</w:t>
-      </w:r>
-      <w:r>
-        <w:br/>
-      </w:r>
-      <w:r>
-        <w:rPr>
-          <w:rStyle w:val="VerbatimChar"/>
-        </w:rPr>
-        <w:t xml:space="preserve">      "moving forward",</w:t>
-      </w:r>
-      <w:r>
-        <w:br/>
-      </w:r>
-      <w:r>
-        <w:rPr>
-          <w:rStyle w:val="VerbatimChar"/>
-        </w:rPr>
-        <w:t xml:space="preserve">      "certainly!", "absolutely!"</w:t>
-      </w:r>
-      <w:r>
-        <w:br/>
-      </w:r>
-      <w:r>
-        <w:rPr>
-          <w:rStyle w:val="VerbatimChar"/>
-        </w:rPr>
-        <w:t xml:space="preserve">    ],</w:t>
-      </w:r>
-      <w:r>
-        <w:br/>
-      </w:r>
-      <w:r>
-        <w:rPr>
-          <w:rStyle w:val="VerbatimChar"/>
-        </w:rPr>
-        <w:t xml:space="preserve">    "banned_phrases": [</w:t>
-      </w:r>
-      <w:r>
-        <w:br/>
-      </w:r>
-      <w:r>
-        <w:rPr>
-          <w:rStyle w:val="VerbatimChar"/>
-        </w:rPr>
-        <w:t xml:space="preserve">      "I understand your frustration",</w:t>
-      </w:r>
-      <w:r>
-        <w:br/>
-      </w:r>
-      <w:r>
-        <w:rPr>
-          <w:rStyle w:val="VerbatimChar"/>
-        </w:rPr>
-        <w:t xml:space="preserve">      "I completely understand",</w:t>
-      </w:r>
-      <w:r>
-        <w:br/>
-      </w:r>
-      <w:r>
-        <w:rPr>
-          <w:rStyle w:val="VerbatimChar"/>
-        </w:rPr>
-        <w:t xml:space="preserve">      "please don't hesitate to reach out",</w:t>
-      </w:r>
-      <w:r>
-        <w:br/>
-      </w:r>
-      <w:r>
-        <w:rPr>
-          <w:rStyle w:val="VerbatimChar"/>
-        </w:rPr>
-        <w:t xml:space="preserve">      "I hope this helps",</w:t>
-      </w:r>
-      <w:r>
-        <w:br/>
-      </w:r>
-      <w:r>
-        <w:rPr>
-          <w:rStyle w:val="VerbatimChar"/>
-        </w:rPr>
-        <w:t xml:space="preserve">      "it's important to note that",</w:t>
-      </w:r>
-      <w:r>
-        <w:br/>
-      </w:r>
-      <w:r>
-        <w:rPr>
-          <w:rStyle w:val="VerbatimChar"/>
-        </w:rPr>
-        <w:t xml:space="preserve">      "it's worth noting that",</w:t>
-      </w:r>
-      <w:r>
-        <w:br/>
-      </w:r>
-      <w:r>
-        <w:rPr>
-          <w:rStyle w:val="VerbatimChar"/>
-        </w:rPr>
-        <w:t xml:space="preserve">      "in conclusion", "to summarize"</w:t>
-      </w:r>
-      <w:r>
-        <w:br/>
-      </w:r>
-      <w:r>
-        <w:rPr>
-          <w:rStyle w:val="VerbatimChar"/>
-        </w:rPr>
-        <w:t xml:space="preserve">    ],</w:t>
-      </w:r>
-      <w:r>
-        <w:br/>
-      </w:r>
-      <w:r>
-        <w:rPr>
-          <w:rStyle w:val="VerbatimChar"/>
-        </w:rPr>
-        <w:t xml:space="preserve">    "style_rules": [</w:t>
-      </w:r>
-      <w:r>
-        <w:br/>
-      </w:r>
-      <w:r>
-        <w:rPr>
-          <w:rStyle w:val="VerbatimChar"/>
-        </w:rPr>
-        <w:t xml:space="preserve">      "Do not stack em dashes as a stylistic tic - use a period or comma instead.",</w:t>
-      </w:r>
-      <w:r>
-        <w:br/>
-      </w:r>
-      <w:r>
-        <w:rPr>
-          <w:rStyle w:val="VerbatimChar"/>
-        </w:rPr>
-        <w:t xml:space="preserve">      "Acknowledge frustration in your own words tied to the specific situation, never with a stock empathy phrase.",</w:t>
-      </w:r>
-      <w:r>
-        <w:br/>
-      </w:r>
-      <w:r>
-        <w:rPr>
-          <w:rStyle w:val="VerbatimChar"/>
-        </w:rPr>
-        <w:t xml:space="preserve">      "No reflexive filler affirmations before getting to the point."</w:t>
-      </w:r>
-      <w:r>
-        <w:br/>
-      </w:r>
-      <w:r>
-        <w:rPr>
-          <w:rStyle w:val="VerbatimChar"/>
-        </w:rPr>
-        <w:t xml:space="preserve">    ]</w:t>
-      </w:r>
-      <w:r>
-        <w:br/>
-      </w:r>
-      <w:r>
-        <w:rPr>
-          <w:rStyle w:val="VerbatimChar"/>
-        </w:rPr>
-        <w:t xml:space="preserve">  },</w:t>
-      </w:r>
-      <w:r>
-        <w:br/>
-      </w:r>
-      <w:r>
-        <w:rPr>
-          <w:rStyle w:val="VerbatimChar"/>
-        </w:rPr>
-        <w:t xml:space="preserve">  "preferred_phrases": {</w:t>
-      </w:r>
-      <w:r>
-        <w:br/>
-      </w:r>
-      <w:r>
-        <w:rPr>
-          <w:rStyle w:val="VerbatimChar"/>
-        </w:rPr>
-        <w:t xml:space="preserve">    "greeting": "Hi [Name],",</w:t>
-      </w:r>
-      <w:r>
-        <w:br/>
-      </w:r>
-      <w:r>
-        <w:rPr>
-          <w:rStyle w:val="VerbatimChar"/>
-        </w:rPr>
-        <w:t xml:space="preserve">    "sign_off": "Best,\nThe Example Co. Team",</w:t>
-      </w:r>
-      <w:r>
-        <w:br/>
-      </w:r>
-      <w:r>
-        <w:rPr>
-          <w:rStyle w:val="VerbatimChar"/>
-        </w:rPr>
-        <w:t xml:space="preserve">    "acknowledging_delay": "Thanks for flagging this - here's what's happening and what we're doing about it.",</w:t>
-      </w:r>
-      <w:r>
-        <w:br/>
-      </w:r>
-      <w:r>
-        <w:rPr>
-          <w:rStyle w:val="VerbatimChar"/>
-        </w:rPr>
-        <w:t xml:space="preserve">    "asking_for_missing_info": "To look into this properly, could you share [specific detail]?"</w:t>
-      </w:r>
-      <w:r>
-        <w:br/>
-      </w:r>
-      <w:r>
-        <w:rPr>
-          <w:rStyle w:val="VerbatimChar"/>
-        </w:rPr>
-        <w:t xml:space="preserve">  },</w:t>
-      </w:r>
-      <w:r>
-        <w:br/>
-      </w:r>
-      <w:r>
-        <w:rPr>
-          <w:rStyle w:val="VerbatimChar"/>
-        </w:rPr>
-        <w:t xml:space="preserve">  "formatting": "Short paragraphs, no more than 4 sentences unless technical detail actually requires more. One clear ask per message if information is missing.",</w:t>
-      </w:r>
-      <w:r>
-        <w:br/>
-      </w:r>
-      <w:r>
-        <w:rPr>
-          <w:rStyle w:val="VerbatimChar"/>
-        </w:rPr>
-        <w:t xml:space="preserve">  "brand_name_usage": "Always 'Example Co.', never other casings or spacing variants."</w:t>
-      </w:r>
-      <w:r>
-        <w:br/>
-      </w:r>
-      <w:r>
-        <w:rPr>
-          <w:rStyle w:val="VerbatimChar"/>
-        </w:rPr>
-        <w:t xml:space="preserve">}</w:t>
+        <w:t xml:space="preserve">"""</w:t>
+      </w:r>
+      <w:r>
+        <w:br/>
+      </w:r>
+      <w:r>
+        <w:rPr>
+          <w:rStyle w:val="VerbatimChar"/>
+        </w:rPr>
+        <w:t xml:space="preserve">Eval-as-CI: a small, fixed set of "known-answer" messages, run through</w:t>
+      </w:r>
+      <w:r>
+        <w:br/>
+      </w:r>
+      <w:r>
+        <w:rPr>
+          <w:rStyle w:val="VerbatimChar"/>
+        </w:rPr>
+        <w:t xml:space="preserve">the real pipeline against the real API, with hard pass/fail assertions.</w:t>
+      </w:r>
+      <w:r>
+        <w:br/>
+      </w:r>
+      <w:r>
+        <w:br/>
+      </w:r>
+      <w:r>
+        <w:rPr>
+          <w:rStyle w:val="VerbatimChar"/>
+        </w:rPr>
+        <w:t xml:space="preserve">This is the answer to "how do you know the next prompt change won't</w:t>
+      </w:r>
+      <w:r>
+        <w:br/>
+      </w:r>
+      <w:r>
+        <w:rPr>
+          <w:rStyle w:val="VerbatimChar"/>
+        </w:rPr>
+        <w:t xml:space="preserve">reintroduce a bug you already fixed" - both real false positives this</w:t>
+      </w:r>
+      <w:r>
+        <w:br/>
+      </w:r>
+      <w:r>
+        <w:rPr>
+          <w:rStyle w:val="VerbatimChar"/>
+        </w:rPr>
+        <w:t xml:space="preserve">build caught (msg_017, msg_085) are encoded here as regression cases</w:t>
+      </w:r>
+      <w:r>
+        <w:br/>
+      </w:r>
+      <w:r>
+        <w:rPr>
+          <w:rStyle w:val="VerbatimChar"/>
+        </w:rPr>
+        <w:t xml:space="preserve">that must never fire again, alongside the messages that must still be</w:t>
+      </w:r>
+      <w:r>
+        <w:br/>
+      </w:r>
+      <w:r>
+        <w:rPr>
+          <w:rStyle w:val="VerbatimChar"/>
+        </w:rPr>
+        <w:t xml:space="preserve">caught correctly. Run this before shipping any prompt change, or let</w:t>
+      </w:r>
+      <w:r>
+        <w:br/>
+      </w:r>
+      <w:r>
+        <w:rPr>
+          <w:rStyle w:val="VerbatimChar"/>
+        </w:rPr>
+        <w:t xml:space="preserve">CI run it automatically on every push (see .github/workflows/eval.yml).</w:t>
+      </w:r>
+      <w:r>
+        <w:br/>
+      </w:r>
+      <w:r>
+        <w:br/>
+      </w:r>
+      <w:r>
+        <w:rPr>
+          <w:rStyle w:val="VerbatimChar"/>
+        </w:rPr>
+        <w:t xml:space="preserve">Exits non-zero on any failure, so it's usable as a CI gate, not just a</w:t>
+      </w:r>
+      <w:r>
+        <w:br/>
+      </w:r>
+      <w:r>
+        <w:rPr>
+          <w:rStyle w:val="VerbatimChar"/>
+        </w:rPr>
+        <w:t xml:space="preserve">manual sanity check.</w:t>
+      </w:r>
+      <w:r>
+        <w:br/>
+      </w:r>
+      <w:r>
+        <w:rPr>
+          <w:rStyle w:val="VerbatimChar"/>
+        </w:rPr>
+        <w:t xml:space="preserve">"""</w:t>
+      </w:r>
+      <w:r>
+        <w:br/>
+      </w:r>
+      <w:r>
+        <w:br/>
+      </w:r>
+      <w:r>
+        <w:rPr>
+          <w:rStyle w:val="VerbatimChar"/>
+        </w:rPr>
+        <w:t xml:space="preserve">import json</w:t>
+      </w:r>
+      <w:r>
+        <w:br/>
+      </w:r>
+      <w:r>
+        <w:rPr>
+          <w:rStyle w:val="VerbatimChar"/>
+        </w:rPr>
+        <w:t xml:space="preserve">import sys</w:t>
+      </w:r>
+      <w:r>
+        <w:br/>
+      </w:r>
+      <w:r>
+        <w:rPr>
+          <w:rStyle w:val="VerbatimChar"/>
+        </w:rPr>
+        <w:t xml:space="preserve">from pathlib import Path</w:t>
+      </w:r>
+      <w:r>
+        <w:br/>
+      </w:r>
+      <w:r>
+        <w:br/>
+      </w:r>
+      <w:r>
+        <w:rPr>
+          <w:rStyle w:val="VerbatimChar"/>
+        </w:rPr>
+        <w:t xml:space="preserve">import anthropic</w:t>
+      </w:r>
+      <w:r>
+        <w:br/>
+      </w:r>
+      <w:r>
+        <w:rPr>
+          <w:rStyle w:val="VerbatimChar"/>
+        </w:rPr>
+        <w:t xml:space="preserve">from dotenv import load_dotenv</w:t>
+      </w:r>
+      <w:r>
+        <w:br/>
+      </w:r>
+      <w:r>
+        <w:br/>
+      </w:r>
+      <w:r>
+        <w:rPr>
+          <w:rStyle w:val="VerbatimChar"/>
+        </w:rPr>
+        <w:t xml:space="preserve">from config import CONFIG</w:t>
+      </w:r>
+      <w:r>
+        <w:br/>
+      </w:r>
+      <w:r>
+        <w:rPr>
+          <w:rStyle w:val="VerbatimChar"/>
+        </w:rPr>
+        <w:t xml:space="preserve">from pipeline import classify_and_extract</w:t>
+      </w:r>
+      <w:r>
+        <w:br/>
+      </w:r>
+      <w:r>
+        <w:br/>
+      </w:r>
+      <w:r>
+        <w:rPr>
+          <w:rStyle w:val="VerbatimChar"/>
+        </w:rPr>
+        <w:t xml:space="preserve">DATA_PATH = Path(__file__).parent / "data" / "sample_messages.json"</w:t>
+      </w:r>
+      <w:r>
+        <w:br/>
+      </w:r>
+      <w:r>
+        <w:br/>
+      </w:r>
+      <w:r>
+        <w:rPr>
+          <w:rStyle w:val="VerbatimChar"/>
+        </w:rPr>
+        <w:t xml:space="preserve"># Each case: message id, and the specific assertion(s) it must satisfy -</w:t>
+      </w:r>
+      <w:r>
+        <w:br/>
+      </w:r>
+      <w:r>
+        <w:rPr>
+          <w:rStyle w:val="VerbatimChar"/>
+        </w:rPr>
+        <w:t xml:space="preserve"># one classify_and_extract call per unique message id, all assertions for</w:t>
+      </w:r>
+      <w:r>
+        <w:br/>
+      </w:r>
+      <w:r>
+        <w:rPr>
+          <w:rStyle w:val="VerbatimChar"/>
+        </w:rPr>
+        <w:t xml:space="preserve"># that id checked against the same extraction (not re-queried per check).</w:t>
+      </w:r>
+      <w:r>
+        <w:br/>
+      </w:r>
+      <w:r>
+        <w:rPr>
+          <w:rStyle w:val="VerbatimChar"/>
+        </w:rPr>
+        <w:t xml:space="preserve"># "must_flag_sensitive" / "must_not_flag_sensitive" check sensitive_topic_flags.</w:t>
+      </w:r>
+      <w:r>
+        <w:br/>
+      </w:r>
+      <w:r>
+        <w:rPr>
+          <w:rStyle w:val="VerbatimChar"/>
+        </w:rPr>
+        <w:t xml:space="preserve"># "must_flag_retention" / "must_not_flag_retention" check retention_risk_language.</w:t>
+      </w:r>
+      <w:r>
+        <w:br/>
+      </w:r>
+      <w:r>
+        <w:rPr>
+          <w:rStyle w:val="VerbatimChar"/>
+        </w:rPr>
+        <w:t xml:space="preserve"># "must_be_category" checks the predicted category outright.</w:t>
+      </w:r>
+      <w:r>
+        <w:br/>
+      </w:r>
+      <w:r>
+        <w:rPr>
+          <w:rStyle w:val="VerbatimChar"/>
+        </w:rPr>
+        <w:t xml:space="preserve">CASES = [</w:t>
+      </w:r>
+      <w:r>
+        <w:br/>
+      </w:r>
+      <w:r>
+        <w:rPr>
+          <w:rStyle w:val="VerbatimChar"/>
+        </w:rPr>
+        <w:t xml:space="preserve">    # Sensitive-topic true positives - recall must hold.</w:t>
+      </w:r>
+      <w:r>
+        <w:br/>
+      </w:r>
+      <w:r>
+        <w:rPr>
+          <w:rStyle w:val="VerbatimChar"/>
+        </w:rPr>
+        <w:t xml:space="preserve">    {"id": "msg_095", "must_flag_sensitive": True},</w:t>
+      </w:r>
+      <w:r>
+        <w:br/>
+      </w:r>
+      <w:r>
+        <w:rPr>
+          <w:rStyle w:val="VerbatimChar"/>
+        </w:rPr>
+        <w:t xml:space="preserve">    {"id": "msg_096", "must_flag_sensitive": True},</w:t>
+      </w:r>
+      <w:r>
+        <w:br/>
+      </w:r>
+      <w:r>
+        <w:rPr>
+          <w:rStyle w:val="VerbatimChar"/>
+        </w:rPr>
+        <w:t xml:space="preserve">    {"id": "msg_097", "must_flag_sensitive": True},</w:t>
+      </w:r>
+      <w:r>
+        <w:br/>
+      </w:r>
+      <w:r>
+        <w:rPr>
+          <w:rStyle w:val="VerbatimChar"/>
+        </w:rPr>
+        <w:t xml:space="preserve">    {"id": "msg_098", "must_flag_sensitive": True},</w:t>
+      </w:r>
+      <w:r>
+        <w:br/>
+      </w:r>
+      <w:r>
+        <w:rPr>
+          <w:rStyle w:val="VerbatimChar"/>
+        </w:rPr>
+        <w:t xml:space="preserve">    {"id": "msg_099", "must_flag_sensitive": True},</w:t>
+      </w:r>
+      <w:r>
+        <w:br/>
+      </w:r>
+      <w:r>
+        <w:rPr>
+          <w:rStyle w:val="VerbatimChar"/>
+        </w:rPr>
+        <w:t xml:space="preserve">    {"id": "msg_100", "must_flag_sensitive": True},</w:t>
+      </w:r>
+      <w:r>
+        <w:br/>
+      </w:r>
+      <w:r>
+        <w:rPr>
+          <w:rStyle w:val="VerbatimChar"/>
+        </w:rPr>
+        <w:t xml:space="preserve">    {"id": "msg_118", "must_flag_sensitive": True},</w:t>
+      </w:r>
+      <w:r>
+        <w:br/>
+      </w:r>
+      <w:r>
+        <w:rPr>
+          <w:rStyle w:val="VerbatimChar"/>
+        </w:rPr>
+        <w:t xml:space="preserve">    # Real false positive #1 (fixed): routine return-to-sender must NOT</w:t>
+      </w:r>
+      <w:r>
+        <w:br/>
+      </w:r>
+      <w:r>
+        <w:rPr>
+          <w:rStyle w:val="VerbatimChar"/>
+        </w:rPr>
+        <w:t xml:space="preserve">    # be misread as a customs seizure.</w:t>
+      </w:r>
+      <w:r>
+        <w:br/>
+      </w:r>
+      <w:r>
+        <w:rPr>
+          <w:rStyle w:val="VerbatimChar"/>
+        </w:rPr>
+        <w:t xml:space="preserve">    {"id": "msg_017", "must_not_flag_sensitive": True},</w:t>
+      </w:r>
+      <w:r>
+        <w:br/>
+      </w:r>
+      <w:r>
+        <w:rPr>
+          <w:rStyle w:val="VerbatimChar"/>
+        </w:rPr>
+        <w:t xml:space="preserve">    # Routine near-misses that must stay unflagged (the original bug</w:t>
+      </w:r>
+      <w:r>
+        <w:br/>
+      </w:r>
+      <w:r>
+        <w:rPr>
+          <w:rStyle w:val="VerbatimChar"/>
+        </w:rPr>
+        <w:t xml:space="preserve">    # class - substring/near-miss matching on "customs").</w:t>
+      </w:r>
+      <w:r>
+        <w:br/>
+      </w:r>
+      <w:r>
+        <w:rPr>
+          <w:rStyle w:val="VerbatimChar"/>
+        </w:rPr>
+        <w:t xml:space="preserve">    {"id": "msg_004", "must_not_flag_sensitive": True},</w:t>
+      </w:r>
+      <w:r>
+        <w:br/>
+      </w:r>
+      <w:r>
+        <w:rPr>
+          <w:rStyle w:val="VerbatimChar"/>
+        </w:rPr>
+        <w:t xml:space="preserve">    {"id": "msg_010", "must_not_flag_sensitive": True},</w:t>
+      </w:r>
+      <w:r>
+        <w:br/>
+      </w:r>
+      <w:r>
+        <w:rPr>
+          <w:rStyle w:val="VerbatimChar"/>
+        </w:rPr>
+        <w:t xml:space="preserve">    {"id": "msg_018", "must_not_flag_sensitive": True},</w:t>
+      </w:r>
+      <w:r>
+        <w:br/>
+      </w:r>
+      <w:r>
+        <w:rPr>
+          <w:rStyle w:val="VerbatimChar"/>
+        </w:rPr>
+        <w:t xml:space="preserve">    {"id": "msg_024", "must_not_flag_sensitive": True},</w:t>
+      </w:r>
+      <w:r>
+        <w:br/>
+      </w:r>
+      <w:r>
+        <w:rPr>
+          <w:rStyle w:val="VerbatimChar"/>
+        </w:rPr>
+        <w:t xml:space="preserve">    # Retention-risk true positives - recall must hold.</w:t>
+      </w:r>
+      <w:r>
+        <w:br/>
+      </w:r>
+      <w:r>
+        <w:rPr>
+          <w:rStyle w:val="VerbatimChar"/>
+        </w:rPr>
+        <w:t xml:space="preserve">    {"id": "msg_083", "must_flag_retention": True},</w:t>
+      </w:r>
+      <w:r>
+        <w:br/>
+      </w:r>
+      <w:r>
+        <w:rPr>
+          <w:rStyle w:val="VerbatimChar"/>
+        </w:rPr>
+        <w:t xml:space="preserve">    {"id": "msg_092", "must_flag_retention": True},</w:t>
+      </w:r>
+      <w:r>
+        <w:br/>
+      </w:r>
+      <w:r>
+        <w:rPr>
+          <w:rStyle w:val="VerbatimChar"/>
+        </w:rPr>
+        <w:t xml:space="preserve">    {"id": "msg_117", "must_flag_retention": True},</w:t>
+      </w:r>
+      <w:r>
+        <w:br/>
+      </w:r>
+      <w:r>
+        <w:rPr>
+          <w:rStyle w:val="VerbatimChar"/>
+        </w:rPr>
+        <w:t xml:space="preserve">    # Real false positive #2 (fixed): anger about a billing issue, with</w:t>
+      </w:r>
+      <w:r>
+        <w:br/>
+      </w:r>
+      <w:r>
+        <w:rPr>
+          <w:rStyle w:val="VerbatimChar"/>
+        </w:rPr>
+        <w:t xml:space="preserve">    # no actual leaving/switching language, must NOT be flagged as</w:t>
+      </w:r>
+      <w:r>
+        <w:br/>
+      </w:r>
+      <w:r>
+        <w:rPr>
+          <w:rStyle w:val="VerbatimChar"/>
+        </w:rPr>
+        <w:t xml:space="preserve">    # retention risk. Also both a sensitive-topic true positive and a</w:t>
+      </w:r>
+      <w:r>
+        <w:br/>
+      </w:r>
+      <w:r>
+        <w:rPr>
+          <w:rStyle w:val="VerbatimChar"/>
+        </w:rPr>
+        <w:t xml:space="preserve">    # retention-risk regression case in the same message - one call.</w:t>
+      </w:r>
+      <w:r>
+        <w:br/>
+      </w:r>
+      <w:r>
+        <w:rPr>
+          <w:rStyle w:val="VerbatimChar"/>
+        </w:rPr>
+        <w:t xml:space="preserve">    {"id": "msg_085", "must_flag_sensitive": True, "must_not_flag_retention": True},</w:t>
+      </w:r>
+      <w:r>
+        <w:br/>
+      </w:r>
+      <w:r>
+        <w:rPr>
+          <w:rStyle w:val="VerbatimChar"/>
+        </w:rPr>
+        <w:t xml:space="preserve">    # Basic classification sanity check - a clean, unambiguous message</w:t>
+      </w:r>
+      <w:r>
+        <w:br/>
+      </w:r>
+      <w:r>
+        <w:rPr>
+          <w:rStyle w:val="VerbatimChar"/>
+        </w:rPr>
+        <w:t xml:space="preserve">    # should still land in the right category.</w:t>
+      </w:r>
+      <w:r>
+        <w:br/>
+      </w:r>
+      <w:r>
+        <w:rPr>
+          <w:rStyle w:val="VerbatimChar"/>
+        </w:rPr>
+        <w:t xml:space="preserve">    {"id": "msg_002", "must_be_category": "Service"},</w:t>
+      </w:r>
+      <w:r>
+        <w:br/>
+      </w:r>
+      <w:r>
+        <w:rPr>
+          <w:rStyle w:val="VerbatimChar"/>
+        </w:rPr>
+        <w:t xml:space="preserve">]</w:t>
+      </w:r>
+      <w:r>
+        <w:br/>
+      </w:r>
+      <w:r>
+        <w:br/>
+      </w:r>
+      <w:r>
+        <w:br/>
+      </w:r>
+      <w:r>
+        <w:rPr>
+          <w:rStyle w:val="VerbatimChar"/>
+        </w:rPr>
+        <w:t xml:space="preserve">def load_message(all_messages, msg_id):</w:t>
+      </w:r>
+      <w:r>
+        <w:br/>
+      </w:r>
+      <w:r>
+        <w:rPr>
+          <w:rStyle w:val="VerbatimChar"/>
+        </w:rPr>
+        <w:t xml:space="preserve">    for m in all_messages:</w:t>
+      </w:r>
+      <w:r>
+        <w:br/>
+      </w:r>
+      <w:r>
+        <w:rPr>
+          <w:rStyle w:val="VerbatimChar"/>
+        </w:rPr>
+        <w:t xml:space="preserve">        if m["id"] == msg_id:</w:t>
+      </w:r>
+      <w:r>
+        <w:br/>
+      </w:r>
+      <w:r>
+        <w:rPr>
+          <w:rStyle w:val="VerbatimChar"/>
+        </w:rPr>
+        <w:t xml:space="preserve">            return m</w:t>
+      </w:r>
+      <w:r>
+        <w:br/>
+      </w:r>
+      <w:r>
+        <w:rPr>
+          <w:rStyle w:val="VerbatimChar"/>
+        </w:rPr>
+        <w:t xml:space="preserve">    raise KeyError(f"message {msg_id} not found in sample_messages.json")</w:t>
+      </w:r>
+      <w:r>
+        <w:br/>
+      </w:r>
+      <w:r>
+        <w:br/>
+      </w:r>
+      <w:r>
+        <w:br/>
+      </w:r>
+      <w:r>
+        <w:rPr>
+          <w:rStyle w:val="VerbatimChar"/>
+        </w:rPr>
+        <w:t xml:space="preserve">def main():</w:t>
+      </w:r>
+      <w:r>
+        <w:br/>
+      </w:r>
+      <w:r>
+        <w:rPr>
+          <w:rStyle w:val="VerbatimChar"/>
+        </w:rPr>
+        <w:t xml:space="preserve">    load_dotenv()</w:t>
+      </w:r>
+      <w:r>
+        <w:br/>
+      </w:r>
+      <w:r>
+        <w:rPr>
+          <w:rStyle w:val="VerbatimChar"/>
+        </w:rPr>
+        <w:t xml:space="preserve">    client = anthropic.Anthropic(max_retries=3, timeout=60.0)</w:t>
+      </w:r>
+      <w:r>
+        <w:br/>
+      </w:r>
+      <w:r>
+        <w:br/>
+      </w:r>
+      <w:r>
+        <w:rPr>
+          <w:rStyle w:val="VerbatimChar"/>
+        </w:rPr>
+        <w:t xml:space="preserve">    with open(DATA_PATH, encoding="utf-8") as f:</w:t>
+      </w:r>
+      <w:r>
+        <w:br/>
+      </w:r>
+      <w:r>
+        <w:rPr>
+          <w:rStyle w:val="VerbatimChar"/>
+        </w:rPr>
+        <w:t xml:space="preserve">        all_messages = json.load(f)</w:t>
+      </w:r>
+      <w:r>
+        <w:br/>
+      </w:r>
+      <w:r>
+        <w:br/>
+      </w:r>
+      <w:r>
+        <w:rPr>
+          <w:rStyle w:val="VerbatimChar"/>
+        </w:rPr>
+        <w:t xml:space="preserve">    failures = []</w:t>
+      </w:r>
+      <w:r>
+        <w:br/>
+      </w:r>
+      <w:r>
+        <w:rPr>
+          <w:rStyle w:val="VerbatimChar"/>
+        </w:rPr>
+        <w:t xml:space="preserve">    for case in CASES:</w:t>
+      </w:r>
+      <w:r>
+        <w:br/>
+      </w:r>
+      <w:r>
+        <w:rPr>
+          <w:rStyle w:val="VerbatimChar"/>
+        </w:rPr>
+        <w:t xml:space="preserve">        msg = load_message(all_messages, case["id"])</w:t>
+      </w:r>
+      <w:r>
+        <w:br/>
+      </w:r>
+      <w:r>
+        <w:rPr>
+          <w:rStyle w:val="VerbatimChar"/>
+        </w:rPr>
+        <w:t xml:space="preserve">        extraction, _ = classify_and_extract(</w:t>
+      </w:r>
+      <w:r>
+        <w:br/>
+      </w:r>
+      <w:r>
+        <w:rPr>
+          <w:rStyle w:val="VerbatimChar"/>
+        </w:rPr>
+        <w:t xml:space="preserve">            client, msg["text"], CONFIG, entry_channel=msg.get("entry_channel"),</w:t>
+      </w:r>
+      <w:r>
+        <w:br/>
+      </w:r>
+      <w:r>
+        <w:rPr>
+          <w:rStyle w:val="VerbatimChar"/>
+        </w:rPr>
+        <w:t xml:space="preserve">        )</w:t>
+      </w:r>
+      <w:r>
+        <w:br/>
+      </w:r>
+      <w:r>
+        <w:br/>
+      </w:r>
+      <w:r>
+        <w:rPr>
+          <w:rStyle w:val="VerbatimChar"/>
+        </w:rPr>
+        <w:t xml:space="preserve">        is_sensitive = bool(extraction["sensitive_topic_flags"])</w:t>
+      </w:r>
+      <w:r>
+        <w:br/>
+      </w:r>
+      <w:r>
+        <w:rPr>
+          <w:rStyle w:val="VerbatimChar"/>
+        </w:rPr>
+        <w:t xml:space="preserve">        is_retention = extraction["retention_risk_language"]</w:t>
+      </w:r>
+      <w:r>
+        <w:br/>
+      </w:r>
+      <w:r>
+        <w:rPr>
+          <w:rStyle w:val="VerbatimChar"/>
+        </w:rPr>
+        <w:t xml:space="preserve">        category = extraction["category"]</w:t>
+      </w:r>
+      <w:r>
+        <w:br/>
+      </w:r>
+      <w:r>
+        <w:br/>
+      </w:r>
+      <w:r>
+        <w:rPr>
+          <w:rStyle w:val="VerbatimChar"/>
+        </w:rPr>
+        <w:t xml:space="preserve">        if case.get("must_flag_sensitive") and not is_sensitive:</w:t>
+      </w:r>
+      <w:r>
+        <w:br/>
+      </w:r>
+      <w:r>
+        <w:rPr>
+          <w:rStyle w:val="VerbatimChar"/>
+        </w:rPr>
+        <w:t xml:space="preserve">            failures.append(f"{case['id']}: expected sensitive_topic_flags to fire, got none")</w:t>
+      </w:r>
+      <w:r>
+        <w:br/>
+      </w:r>
+      <w:r>
+        <w:rPr>
+          <w:rStyle w:val="VerbatimChar"/>
+        </w:rPr>
+        <w:t xml:space="preserve">        if case.get("must_not_flag_sensitive") and is_sensitive:</w:t>
+      </w:r>
+      <w:r>
+        <w:br/>
+      </w:r>
+      <w:r>
+        <w:rPr>
+          <w:rStyle w:val="VerbatimChar"/>
+        </w:rPr>
+        <w:t xml:space="preserve">            failures.append(f"{case['id']}: expected NO sensitive flag, got {extraction['sensitive_topic_flags']}")</w:t>
+      </w:r>
+      <w:r>
+        <w:br/>
+      </w:r>
+      <w:r>
+        <w:rPr>
+          <w:rStyle w:val="VerbatimChar"/>
+        </w:rPr>
+        <w:t xml:space="preserve">        if case.get("must_flag_retention") and not is_retention:</w:t>
+      </w:r>
+      <w:r>
+        <w:br/>
+      </w:r>
+      <w:r>
+        <w:rPr>
+          <w:rStyle w:val="VerbatimChar"/>
+        </w:rPr>
+        <w:t xml:space="preserve">            failures.append(f"{case['id']}: expected retention_risk_language=True, got False")</w:t>
+      </w:r>
+      <w:r>
+        <w:br/>
+      </w:r>
+      <w:r>
+        <w:rPr>
+          <w:rStyle w:val="VerbatimChar"/>
+        </w:rPr>
+        <w:t xml:space="preserve">        if case.get("must_not_flag_retention") and is_retention:</w:t>
+      </w:r>
+      <w:r>
+        <w:br/>
+      </w:r>
+      <w:r>
+        <w:rPr>
+          <w:rStyle w:val="VerbatimChar"/>
+        </w:rPr>
+        <w:t xml:space="preserve">            failures.append(f"{case['id']}: expected retention_risk_language=False, got True")</w:t>
+      </w:r>
+      <w:r>
+        <w:br/>
+      </w:r>
+      <w:r>
+        <w:rPr>
+          <w:rStyle w:val="VerbatimChar"/>
+        </w:rPr>
+        <w:t xml:space="preserve">        if case.get("must_be_category") and category != case["must_be_category"]:</w:t>
+      </w:r>
+      <w:r>
+        <w:br/>
+      </w:r>
+      <w:r>
+        <w:rPr>
+          <w:rStyle w:val="VerbatimChar"/>
+        </w:rPr>
+        <w:t xml:space="preserve">            failures.append(f"{case['id']}: expected category={case['must_be_category']}, got {category}")</w:t>
+      </w:r>
+      <w:r>
+        <w:br/>
+      </w:r>
+      <w:r>
+        <w:br/>
+      </w:r>
+      <w:r>
+        <w:rPr>
+          <w:rStyle w:val="VerbatimChar"/>
+        </w:rPr>
+        <w:t xml:space="preserve">        status = "FAIL" if any(case["id"] in f for f in failures) else "pass"</w:t>
+      </w:r>
+      <w:r>
+        <w:br/>
+      </w:r>
+      <w:r>
+        <w:rPr>
+          <w:rStyle w:val="VerbatimChar"/>
+        </w:rPr>
+        <w:t xml:space="preserve">        print(f"  [{status}] {case['id']}")</w:t>
+      </w:r>
+      <w:r>
+        <w:br/>
+      </w:r>
+      <w:r>
+        <w:br/>
+      </w:r>
+      <w:r>
+        <w:rPr>
+          <w:rStyle w:val="VerbatimChar"/>
+        </w:rPr>
+        <w:t xml:space="preserve">    print()</w:t>
+      </w:r>
+      <w:r>
+        <w:br/>
+      </w:r>
+      <w:r>
+        <w:rPr>
+          <w:rStyle w:val="VerbatimChar"/>
+        </w:rPr>
+        <w:t xml:space="preserve">    if failures:</w:t>
+      </w:r>
+      <w:r>
+        <w:br/>
+      </w:r>
+      <w:r>
+        <w:rPr>
+          <w:rStyle w:val="VerbatimChar"/>
+        </w:rPr>
+        <w:t xml:space="preserve">        print(f"{len(failures)} regression(s) found:")</w:t>
+      </w:r>
+      <w:r>
+        <w:br/>
+      </w:r>
+      <w:r>
+        <w:rPr>
+          <w:rStyle w:val="VerbatimChar"/>
+        </w:rPr>
+        <w:t xml:space="preserve">        for f in failures:</w:t>
+      </w:r>
+      <w:r>
+        <w:br/>
+      </w:r>
+      <w:r>
+        <w:rPr>
+          <w:rStyle w:val="VerbatimChar"/>
+        </w:rPr>
+        <w:t xml:space="preserve">            print(f"  - {f}")</w:t>
+      </w:r>
+      <w:r>
+        <w:br/>
+      </w:r>
+      <w:r>
+        <w:rPr>
+          <w:rStyle w:val="VerbatimChar"/>
+        </w:rPr>
+        <w:t xml:space="preserve">        sys.exit(1)</w:t>
+      </w:r>
+      <w:r>
+        <w:br/>
+      </w:r>
+      <w:r>
+        <w:rPr>
+          <w:rStyle w:val="VerbatimChar"/>
+        </w:rPr>
+        <w:t xml:space="preserve">    else:</w:t>
+      </w:r>
+      <w:r>
+        <w:br/>
+      </w:r>
+      <w:r>
+        <w:rPr>
+          <w:rStyle w:val="VerbatimChar"/>
+        </w:rPr>
+        <w:t xml:space="preserve">        print(f"All {len(CASES)} eval cases passed.")</w:t>
+      </w:r>
+      <w:r>
+        <w:br/>
+      </w:r>
+      <w:r>
+        <w:rPr>
+          <w:rStyle w:val="VerbatimChar"/>
+        </w:rPr>
+        <w:t xml:space="preserve">        sys.exit(0)</w:t>
+      </w:r>
+      <w:r>
+        <w:br/>
+      </w:r>
+      <w:r>
+        <w:br/>
+      </w:r>
+      <w:r>
+        <w:br/>
+      </w:r>
+      <w:r>
+        <w:rPr>
+          <w:rStyle w:val="VerbatimChar"/>
+        </w:rPr>
+        <w:t xml:space="preserve">if __name__ == "__main__":</w:t>
+      </w:r>
+      <w:r>
+        <w:br/>
+      </w:r>
+      <w:r>
+        <w:rPr>
+          <w:rStyle w:val="VerbatimChar"/>
+        </w:rPr>
+        <w:t xml:space="preserve">    main()</w:t>
       </w:r>
     </w:p>
     <w:bookmarkEnd w:id="17"/>
-    <w:bookmarkStart w:id="18" w:name="datamock_backend.json"/>
+    <w:bookmarkStart w:id="18" w:name="databrand_guidelines.json"/>
     <w:p>
       <w:pPr>
         <w:pStyle w:val="Heading2"/>
@@ -14954,7 +18224,7 @@
         <w:rPr>
           <w:rStyle w:val="VerbatimChar"/>
         </w:rPr>
-        <w:t xml:space="preserve">data/mock_backend.json</w:t>
+        <w:t xml:space="preserve">data/brand_guidelines.json</w:t>
       </w:r>
     </w:p>
     <w:p>
@@ -14974,205 +18244,394 @@
         <w:rPr>
           <w:rStyle w:val="VerbatimChar"/>
         </w:rPr>
-        <w:t xml:space="preserve">  "_note": "SYNTHETIC TEST DATA ONLY - stands in for what would, in a real deployment, be live calls to Example Co.'s own MCP server (tracking/rates/duty/label tools, already shipped) plus their CRM/billing system for account context. See the build plan's 'Test system vs. real system' table for the full mapping.",</w:t>
-      </w:r>
-      <w:r>
-        <w:br/>
-      </w:r>
-      <w:r>
-        <w:rPr>
-          <w:rStyle w:val="VerbatimChar"/>
-        </w:rPr>
-        <w:t xml:space="preserve">  "orders": {</w:t>
-      </w:r>
-      <w:r>
-        <w:br/>
-      </w:r>
-      <w:r>
-        <w:rPr>
-          <w:rStyle w:val="VerbatimChar"/>
-        </w:rPr>
-        <w:t xml:space="preserve">    "ORD-88213": {</w:t>
-      </w:r>
-      <w:r>
-        <w:br/>
-      </w:r>
-      <w:r>
-        <w:rPr>
-          <w:rStyle w:val="VerbatimChar"/>
-        </w:rPr>
-        <w:t xml:space="preserve">      "status": "in_transit",</w:t>
-      </w:r>
-      <w:r>
-        <w:br/>
-      </w:r>
-      <w:r>
-        <w:rPr>
-          <w:rStyle w:val="VerbatimChar"/>
-        </w:rPr>
-        <w:t xml:space="preserve">      "last_scan": "9 days ago",</w:t>
-      </w:r>
-      <w:r>
-        <w:br/>
-      </w:r>
-      <w:r>
-        <w:rPr>
-          <w:rStyle w:val="VerbatimChar"/>
-        </w:rPr>
-        <w:t xml:space="preserve">      "carrier": "DHL",</w:t>
-      </w:r>
-      <w:r>
-        <w:br/>
-      </w:r>
-      <w:r>
-        <w:rPr>
-          <w:rStyle w:val="VerbatimChar"/>
-        </w:rPr>
-        <w:t xml:space="preserve">      "destination_country": "Germany",</w:t>
-      </w:r>
-      <w:r>
-        <w:br/>
-      </w:r>
-      <w:r>
-        <w:rPr>
-          <w:rStyle w:val="VerbatimChar"/>
-        </w:rPr>
-        <w:t xml:space="preserve">      "note": "Tracking has not updated since the last scan - matches the customer's complaint."</w:t>
-      </w:r>
-      <w:r>
-        <w:br/>
-      </w:r>
-      <w:r>
-        <w:rPr>
-          <w:rStyle w:val="VerbatimChar"/>
-        </w:rPr>
-        <w:t xml:space="preserve">    },</w:t>
-      </w:r>
-      <w:r>
-        <w:br/>
-      </w:r>
-      <w:r>
-        <w:rPr>
-          <w:rStyle w:val="VerbatimChar"/>
-        </w:rPr>
-        <w:t xml:space="preserve">    "ORD-50219": {</w:t>
-      </w:r>
-      <w:r>
-        <w:br/>
-      </w:r>
-      <w:r>
-        <w:rPr>
-          <w:rStyle w:val="VerbatimChar"/>
-        </w:rPr>
-        <w:t xml:space="preserve">      "status": "held_in_customs",</w:t>
-      </w:r>
-      <w:r>
-        <w:br/>
-      </w:r>
-      <w:r>
-        <w:rPr>
-          <w:rStyle w:val="VerbatimChar"/>
-        </w:rPr>
-        <w:t xml:space="preserve">      "last_scan": "14 days ago",</w:t>
-      </w:r>
-      <w:r>
-        <w:br/>
-      </w:r>
-      <w:r>
-        <w:rPr>
-          <w:rStyle w:val="VerbatimChar"/>
-        </w:rPr>
-        <w:t xml:space="preserve">      "carrier": "FedEx",</w:t>
-      </w:r>
-      <w:r>
-        <w:br/>
-      </w:r>
-      <w:r>
-        <w:rPr>
-          <w:rStyle w:val="VerbatimChar"/>
-        </w:rPr>
-        <w:t xml:space="preserve">      "destination_country": "France",</w:t>
-      </w:r>
-      <w:r>
-        <w:br/>
-      </w:r>
-      <w:r>
-        <w:rPr>
-          <w:rStyle w:val="VerbatimChar"/>
-        </w:rPr>
-        <w:t xml:space="preserve">      "note": "Customs hold, reason code pending - no commercial invoice on file for this shipment."</w:t>
-      </w:r>
-      <w:r>
-        <w:br/>
-      </w:r>
-      <w:r>
-        <w:rPr>
-          <w:rStyle w:val="VerbatimChar"/>
-        </w:rPr>
-        <w:t xml:space="preserve">    },</w:t>
-      </w:r>
-      <w:r>
-        <w:br/>
-      </w:r>
-      <w:r>
-        <w:rPr>
-          <w:rStyle w:val="VerbatimChar"/>
-        </w:rPr>
-        <w:t xml:space="preserve">    "ORD-60771": {</w:t>
-      </w:r>
-      <w:r>
-        <w:br/>
-      </w:r>
-      <w:r>
-        <w:rPr>
-          <w:rStyle w:val="VerbatimChar"/>
-        </w:rPr>
-        <w:t xml:space="preserve">      "status": "delivered",</w:t>
-      </w:r>
-      <w:r>
-        <w:br/>
-      </w:r>
-      <w:r>
-        <w:rPr>
-          <w:rStyle w:val="VerbatimChar"/>
-        </w:rPr>
-        <w:t xml:space="preserve">      "last_scan": "3 days ago",</w:t>
-      </w:r>
-      <w:r>
-        <w:br/>
-      </w:r>
-      <w:r>
-        <w:rPr>
-          <w:rStyle w:val="VerbatimChar"/>
-        </w:rPr>
-        <w:t xml:space="preserve">      "carrier": "UPS",</w:t>
-      </w:r>
-      <w:r>
-        <w:br/>
-      </w:r>
-      <w:r>
-        <w:rPr>
-          <w:rStyle w:val="VerbatimChar"/>
-        </w:rPr>
-        <w:t xml:space="preserve">      "destination_country": "United States",</w:t>
-      </w:r>
-      <w:r>
-        <w:br/>
-      </w:r>
-      <w:r>
-        <w:rPr>
-          <w:rStyle w:val="VerbatimChar"/>
-        </w:rPr>
-        <w:t xml:space="preserve">      "note": "Delivered at correct weight; billed weight on file is higher than the shipped weight - matches the customer's overcharge claim."</w:t>
-      </w:r>
-      <w:r>
-        <w:br/>
-      </w:r>
-      <w:r>
-        <w:rPr>
-          <w:rStyle w:val="VerbatimChar"/>
-        </w:rPr>
-        <w:t xml:space="preserve">    }</w:t>
+        <w:t xml:space="preserve">  "_note": "ILLUSTRATIVE PLACEHOLDER - not any real company's actual brand guidelines. Stands in for what would, in production, be a live query against wherever the real company's actual brand guide is hosted (e.g. a Frontify-style brand platform). Read fresh at draft time, not baked into pipeline code, so updating this file changes every subsequent draft without touching pipeline.py.",</w:t>
+      </w:r>
+      <w:r>
+        <w:br/>
+      </w:r>
+      <w:r>
+        <w:rPr>
+          <w:rStyle w:val="VerbatimChar"/>
+        </w:rPr>
+        <w:t xml:space="preserve">  "tone": "Warm, clear, and competent. Acknowledge frustration before addressing the issue. Never robotic, never overly casual.",</w:t>
+      </w:r>
+      <w:r>
+        <w:br/>
+      </w:r>
+      <w:r>
+        <w:rPr>
+          <w:rStyle w:val="VerbatimChar"/>
+        </w:rPr>
+        <w:t xml:space="preserve">  "voice_principles": [</w:t>
+      </w:r>
+      <w:r>
+        <w:br/>
+      </w:r>
+      <w:r>
+        <w:rPr>
+          <w:rStyle w:val="VerbatimChar"/>
+        </w:rPr>
+        <w:t xml:space="preserve">    "Use contractions (we'll, you're, it's) - conversational, not stiff.",</w:t>
+      </w:r>
+      <w:r>
+        <w:br/>
+      </w:r>
+      <w:r>
+        <w:rPr>
+          <w:rStyle w:val="VerbatimChar"/>
+        </w:rPr>
+        <w:t xml:space="preserve">    "Active voice, verb first.",</w:t>
+      </w:r>
+      <w:r>
+        <w:br/>
+      </w:r>
+      <w:r>
+        <w:rPr>
+          <w:rStyle w:val="VerbatimChar"/>
+        </w:rPr>
+        <w:t xml:space="preserve">    "Sentence case for headings and subject lines, never Title Case or ALL CAPS.",</w:t>
+      </w:r>
+      <w:r>
+        <w:br/>
+      </w:r>
+      <w:r>
+        <w:rPr>
+          <w:rStyle w:val="VerbatimChar"/>
+        </w:rPr>
+        <w:t xml:space="preserve">    "No exclamation marks in routine replies - reserve enthusiasm for real good news (e.g. a resolved issue).",</w:t>
+      </w:r>
+      <w:r>
+        <w:br/>
+      </w:r>
+      <w:r>
+        <w:rPr>
+          <w:rStyle w:val="VerbatimChar"/>
+        </w:rPr>
+        <w:t xml:space="preserve">    "Say what happened and what happens next, in that order."</w:t>
+      </w:r>
+      <w:r>
+        <w:br/>
+      </w:r>
+      <w:r>
+        <w:rPr>
+          <w:rStyle w:val="VerbatimChar"/>
+        </w:rPr>
+        <w:t xml:space="preserve">  ],</w:t>
+      </w:r>
+      <w:r>
+        <w:br/>
+      </w:r>
+      <w:r>
+        <w:rPr>
+          <w:rStyle w:val="VerbatimChar"/>
+        </w:rPr>
+        <w:t xml:space="preserve">  "banned_words_or_phrases": [</w:t>
+      </w:r>
+      <w:r>
+        <w:br/>
+      </w:r>
+      <w:r>
+        <w:rPr>
+          <w:rStyle w:val="VerbatimChar"/>
+        </w:rPr>
+        <w:t xml:space="preserve">    "unfortunately",</w:t>
+      </w:r>
+      <w:r>
+        <w:br/>
+      </w:r>
+      <w:r>
+        <w:rPr>
+          <w:rStyle w:val="VerbatimChar"/>
+        </w:rPr>
+        <w:t xml:space="preserve">    "as per",</w:t>
+      </w:r>
+      <w:r>
+        <w:br/>
+      </w:r>
+      <w:r>
+        <w:rPr>
+          <w:rStyle w:val="VerbatimChar"/>
+        </w:rPr>
+        <w:t xml:space="preserve">    "kindly",</w:t>
+      </w:r>
+      <w:r>
+        <w:br/>
+      </w:r>
+      <w:r>
+        <w:rPr>
+          <w:rStyle w:val="VerbatimChar"/>
+        </w:rPr>
+        <w:t xml:space="preserve">    "please note that",</w:t>
+      </w:r>
+      <w:r>
+        <w:br/>
+      </w:r>
+      <w:r>
+        <w:rPr>
+          <w:rStyle w:val="VerbatimChar"/>
+        </w:rPr>
+        <w:t xml:space="preserve">    "I apologize for any inconvenience this may have caused",</w:t>
+      </w:r>
+      <w:r>
+        <w:br/>
+      </w:r>
+      <w:r>
+        <w:rPr>
+          <w:rStyle w:val="VerbatimChar"/>
+        </w:rPr>
+        <w:t xml:space="preserve">    "per our policy",</w:t>
+      </w:r>
+      <w:r>
+        <w:br/>
+      </w:r>
+      <w:r>
+        <w:rPr>
+          <w:rStyle w:val="VerbatimChar"/>
+        </w:rPr>
+        <w:t xml:space="preserve">    "at your earliest convenience"</w:t>
+      </w:r>
+      <w:r>
+        <w:br/>
+      </w:r>
+      <w:r>
+        <w:rPr>
+          <w:rStyle w:val="VerbatimChar"/>
+        </w:rPr>
+        <w:t xml:space="preserve">  ],</w:t>
+      </w:r>
+      <w:r>
+        <w:br/>
+      </w:r>
+      <w:r>
+        <w:rPr>
+          <w:rStyle w:val="VerbatimChar"/>
+        </w:rPr>
+        <w:t xml:space="preserve">  "avoid_ai_isms": {</w:t>
+      </w:r>
+      <w:r>
+        <w:br/>
+      </w:r>
+      <w:r>
+        <w:rPr>
+          <w:rStyle w:val="VerbatimChar"/>
+        </w:rPr>
+        <w:t xml:space="preserve">    "_purpose": "Words and patterns that make a reply read as AI-generated rather than written by a person - a distinct category from general corporate-speak above.",</w:t>
+      </w:r>
+      <w:r>
+        <w:br/>
+      </w:r>
+      <w:r>
+        <w:rPr>
+          <w:rStyle w:val="VerbatimChar"/>
+        </w:rPr>
+        <w:t xml:space="preserve">    "banned_words": [</w:t>
+      </w:r>
+      <w:r>
+        <w:br/>
+      </w:r>
+      <w:r>
+        <w:rPr>
+          <w:rStyle w:val="VerbatimChar"/>
+        </w:rPr>
+        <w:t xml:space="preserve">      "genuine", "genuinely",</w:t>
+      </w:r>
+      <w:r>
+        <w:br/>
+      </w:r>
+      <w:r>
+        <w:rPr>
+          <w:rStyle w:val="VerbatimChar"/>
+        </w:rPr>
+        <w:t xml:space="preserve">      "delve", "delve into",</w:t>
+      </w:r>
+      <w:r>
+        <w:br/>
+      </w:r>
+      <w:r>
+        <w:rPr>
+          <w:rStyle w:val="VerbatimChar"/>
+        </w:rPr>
+        <w:t xml:space="preserve">      "rest assured",</w:t>
+      </w:r>
+      <w:r>
+        <w:br/>
+      </w:r>
+      <w:r>
+        <w:rPr>
+          <w:rStyle w:val="VerbatimChar"/>
+        </w:rPr>
+        <w:t xml:space="preserve">      "utilize", "leverage",</w:t>
+      </w:r>
+      <w:r>
+        <w:br/>
+      </w:r>
+      <w:r>
+        <w:rPr>
+          <w:rStyle w:val="VerbatimChar"/>
+        </w:rPr>
+        <w:t xml:space="preserve">      "robust", "seamless",</w:t>
+      </w:r>
+      <w:r>
+        <w:br/>
+      </w:r>
+      <w:r>
+        <w:rPr>
+          <w:rStyle w:val="VerbatimChar"/>
+        </w:rPr>
+        <w:t xml:space="preserve">      "navigate this",</w:t>
+      </w:r>
+      <w:r>
+        <w:br/>
+      </w:r>
+      <w:r>
+        <w:rPr>
+          <w:rStyle w:val="VerbatimChar"/>
+        </w:rPr>
+        <w:t xml:space="preserve">      "moving forward",</w:t>
+      </w:r>
+      <w:r>
+        <w:br/>
+      </w:r>
+      <w:r>
+        <w:rPr>
+          <w:rStyle w:val="VerbatimChar"/>
+        </w:rPr>
+        <w:t xml:space="preserve">      "certainly!", "absolutely!"</w:t>
+      </w:r>
+      <w:r>
+        <w:br/>
+      </w:r>
+      <w:r>
+        <w:rPr>
+          <w:rStyle w:val="VerbatimChar"/>
+        </w:rPr>
+        <w:t xml:space="preserve">    ],</w:t>
+      </w:r>
+      <w:r>
+        <w:br/>
+      </w:r>
+      <w:r>
+        <w:rPr>
+          <w:rStyle w:val="VerbatimChar"/>
+        </w:rPr>
+        <w:t xml:space="preserve">    "banned_phrases": [</w:t>
+      </w:r>
+      <w:r>
+        <w:br/>
+      </w:r>
+      <w:r>
+        <w:rPr>
+          <w:rStyle w:val="VerbatimChar"/>
+        </w:rPr>
+        <w:t xml:space="preserve">      "I understand your frustration",</w:t>
+      </w:r>
+      <w:r>
+        <w:br/>
+      </w:r>
+      <w:r>
+        <w:rPr>
+          <w:rStyle w:val="VerbatimChar"/>
+        </w:rPr>
+        <w:t xml:space="preserve">      "I completely understand",</w:t>
+      </w:r>
+      <w:r>
+        <w:br/>
+      </w:r>
+      <w:r>
+        <w:rPr>
+          <w:rStyle w:val="VerbatimChar"/>
+        </w:rPr>
+        <w:t xml:space="preserve">      "please don't hesitate to reach out",</w:t>
+      </w:r>
+      <w:r>
+        <w:br/>
+      </w:r>
+      <w:r>
+        <w:rPr>
+          <w:rStyle w:val="VerbatimChar"/>
+        </w:rPr>
+        <w:t xml:space="preserve">      "I hope this helps",</w:t>
+      </w:r>
+      <w:r>
+        <w:br/>
+      </w:r>
+      <w:r>
+        <w:rPr>
+          <w:rStyle w:val="VerbatimChar"/>
+        </w:rPr>
+        <w:t xml:space="preserve">      "it's important to note that",</w:t>
+      </w:r>
+      <w:r>
+        <w:br/>
+      </w:r>
+      <w:r>
+        <w:rPr>
+          <w:rStyle w:val="VerbatimChar"/>
+        </w:rPr>
+        <w:t xml:space="preserve">      "it's worth noting that",</w:t>
+      </w:r>
+      <w:r>
+        <w:br/>
+      </w:r>
+      <w:r>
+        <w:rPr>
+          <w:rStyle w:val="VerbatimChar"/>
+        </w:rPr>
+        <w:t xml:space="preserve">      "in conclusion", "to summarize"</w:t>
+      </w:r>
+      <w:r>
+        <w:br/>
+      </w:r>
+      <w:r>
+        <w:rPr>
+          <w:rStyle w:val="VerbatimChar"/>
+        </w:rPr>
+        <w:t xml:space="preserve">    ],</w:t>
+      </w:r>
+      <w:r>
+        <w:br/>
+      </w:r>
+      <w:r>
+        <w:rPr>
+          <w:rStyle w:val="VerbatimChar"/>
+        </w:rPr>
+        <w:t xml:space="preserve">    "style_rules": [</w:t>
+      </w:r>
+      <w:r>
+        <w:br/>
+      </w:r>
+      <w:r>
+        <w:rPr>
+          <w:rStyle w:val="VerbatimChar"/>
+        </w:rPr>
+        <w:t xml:space="preserve">      "Do not stack em dashes as a stylistic tic - use a period or comma instead.",</w:t>
+      </w:r>
+      <w:r>
+        <w:br/>
+      </w:r>
+      <w:r>
+        <w:rPr>
+          <w:rStyle w:val="VerbatimChar"/>
+        </w:rPr>
+        <w:t xml:space="preserve">      "Acknowledge frustration in your own words tied to the specific situation, never with a stock empathy phrase.",</w:t>
+      </w:r>
+      <w:r>
+        <w:br/>
+      </w:r>
+      <w:r>
+        <w:rPr>
+          <w:rStyle w:val="VerbatimChar"/>
+        </w:rPr>
+        <w:t xml:space="preserve">      "No reflexive filler affirmations before getting to the point."</w:t>
+      </w:r>
+      <w:r>
+        <w:br/>
+      </w:r>
+      <w:r>
+        <w:rPr>
+          <w:rStyle w:val="VerbatimChar"/>
+        </w:rPr>
+        <w:t xml:space="preserve">    ]</w:t>
       </w:r>
       <w:r>
         <w:br/>
@@ -15190,178 +18649,70 @@
         <w:rPr>
           <w:rStyle w:val="VerbatimChar"/>
         </w:rPr>
-        <w:t xml:space="preserve">  "accounts": {</w:t>
-      </w:r>
-      <w:r>
-        <w:br/>
-      </w:r>
-      <w:r>
-        <w:rPr>
-          <w:rStyle w:val="VerbatimChar"/>
-        </w:rPr>
-        <w:t xml:space="preserve">    "ORD-88213": {</w:t>
-      </w:r>
-      <w:r>
-        <w:br/>
-      </w:r>
-      <w:r>
-        <w:rPr>
-          <w:rStyle w:val="VerbatimChar"/>
-        </w:rPr>
-        <w:t xml:space="preserve">      "plan_tier": "Plus",</w:t>
-      </w:r>
-      <w:r>
-        <w:br/>
-      </w:r>
-      <w:r>
-        <w:rPr>
-          <w:rStyle w:val="VerbatimChar"/>
-        </w:rPr>
-        <w:t xml:space="preserve">      "account_age_months": 14,</w:t>
-      </w:r>
-      <w:r>
-        <w:br/>
-      </w:r>
-      <w:r>
-        <w:rPr>
-          <w:rStyle w:val="VerbatimChar"/>
-        </w:rPr>
-        <w:t xml:space="preserve">      "prior_tickets_last_90_days": 1,</w:t>
-      </w:r>
-      <w:r>
-        <w:br/>
-      </w:r>
-      <w:r>
-        <w:rPr>
-          <w:rStyle w:val="VerbatimChar"/>
-        </w:rPr>
-        <w:t xml:space="preserve">      "arr_band": "under_5k"</w:t>
-      </w:r>
-      <w:r>
-        <w:br/>
-      </w:r>
-      <w:r>
-        <w:rPr>
-          <w:rStyle w:val="VerbatimChar"/>
-        </w:rPr>
-        <w:t xml:space="preserve">    },</w:t>
-      </w:r>
-      <w:r>
-        <w:br/>
-      </w:r>
-      <w:r>
-        <w:rPr>
-          <w:rStyle w:val="VerbatimChar"/>
-        </w:rPr>
-        <w:t xml:space="preserve">    "ORD-50219": {</w:t>
-      </w:r>
-      <w:r>
-        <w:br/>
-      </w:r>
-      <w:r>
-        <w:rPr>
-          <w:rStyle w:val="VerbatimChar"/>
-        </w:rPr>
-        <w:t xml:space="preserve">      "plan_tier": "Scale",</w:t>
-      </w:r>
-      <w:r>
-        <w:br/>
-      </w:r>
-      <w:r>
-        <w:rPr>
-          <w:rStyle w:val="VerbatimChar"/>
-        </w:rPr>
-        <w:t xml:space="preserve">      "account_age_months": 31,</w:t>
-      </w:r>
-      <w:r>
-        <w:br/>
-      </w:r>
-      <w:r>
-        <w:rPr>
-          <w:rStyle w:val="VerbatimChar"/>
-        </w:rPr>
-        <w:t xml:space="preserve">      "prior_tickets_last_90_days": 4,</w:t>
-      </w:r>
-      <w:r>
-        <w:br/>
-      </w:r>
-      <w:r>
-        <w:rPr>
-          <w:rStyle w:val="VerbatimChar"/>
-        </w:rPr>
-        <w:t xml:space="preserve">      "arr_band": "5k_to_25k"</w:t>
-      </w:r>
-      <w:r>
-        <w:br/>
-      </w:r>
-      <w:r>
-        <w:rPr>
-          <w:rStyle w:val="VerbatimChar"/>
-        </w:rPr>
-        <w:t xml:space="preserve">    },</w:t>
-      </w:r>
-      <w:r>
-        <w:br/>
-      </w:r>
-      <w:r>
-        <w:rPr>
-          <w:rStyle w:val="VerbatimChar"/>
-        </w:rPr>
-        <w:t xml:space="preserve">    "ORD-60771": {</w:t>
-      </w:r>
-      <w:r>
-        <w:br/>
-      </w:r>
-      <w:r>
-        <w:rPr>
-          <w:rStyle w:val="VerbatimChar"/>
-        </w:rPr>
-        <w:t xml:space="preserve">      "plan_tier": "Premier",</w:t>
-      </w:r>
-      <w:r>
-        <w:br/>
-      </w:r>
-      <w:r>
-        <w:rPr>
-          <w:rStyle w:val="VerbatimChar"/>
-        </w:rPr>
-        <w:t xml:space="preserve">      "account_age_months": 8,</w:t>
-      </w:r>
-      <w:r>
-        <w:br/>
-      </w:r>
-      <w:r>
-        <w:rPr>
-          <w:rStyle w:val="VerbatimChar"/>
-        </w:rPr>
-        <w:t xml:space="preserve">      "prior_tickets_last_90_days": 0,</w:t>
-      </w:r>
-      <w:r>
-        <w:br/>
-      </w:r>
-      <w:r>
-        <w:rPr>
-          <w:rStyle w:val="VerbatimChar"/>
-        </w:rPr>
-        <w:t xml:space="preserve">      "arr_band": "under_5k"</w:t>
-      </w:r>
-      <w:r>
-        <w:br/>
-      </w:r>
-      <w:r>
-        <w:rPr>
-          <w:rStyle w:val="VerbatimChar"/>
-        </w:rPr>
-        <w:t xml:space="preserve">    }</w:t>
-      </w:r>
-      <w:r>
-        <w:br/>
-      </w:r>
-      <w:r>
-        <w:rPr>
-          <w:rStyle w:val="VerbatimChar"/>
-        </w:rPr>
-        <w:t xml:space="preserve">  }</w:t>
+        <w:t xml:space="preserve">  "preferred_phrases": {</w:t>
+      </w:r>
+      <w:r>
+        <w:br/>
+      </w:r>
+      <w:r>
+        <w:rPr>
+          <w:rStyle w:val="VerbatimChar"/>
+        </w:rPr>
+        <w:t xml:space="preserve">    "greeting": "Hi [Name],",</w:t>
+      </w:r>
+      <w:r>
+        <w:br/>
+      </w:r>
+      <w:r>
+        <w:rPr>
+          <w:rStyle w:val="VerbatimChar"/>
+        </w:rPr>
+        <w:t xml:space="preserve">    "sign_off": "Best,\nThe Example Co. Team",</w:t>
+      </w:r>
+      <w:r>
+        <w:br/>
+      </w:r>
+      <w:r>
+        <w:rPr>
+          <w:rStyle w:val="VerbatimChar"/>
+        </w:rPr>
+        <w:t xml:space="preserve">    "acknowledging_delay": "Thanks for flagging this - here's what's happening and what we're doing about it.",</w:t>
+      </w:r>
+      <w:r>
+        <w:br/>
+      </w:r>
+      <w:r>
+        <w:rPr>
+          <w:rStyle w:val="VerbatimChar"/>
+        </w:rPr>
+        <w:t xml:space="preserve">    "asking_for_missing_info": "To look into this properly, could you share [specific detail]?"</w:t>
+      </w:r>
+      <w:r>
+        <w:br/>
+      </w:r>
+      <w:r>
+        <w:rPr>
+          <w:rStyle w:val="VerbatimChar"/>
+        </w:rPr>
+        <w:t xml:space="preserve">  },</w:t>
+      </w:r>
+      <w:r>
+        <w:br/>
+      </w:r>
+      <w:r>
+        <w:rPr>
+          <w:rStyle w:val="VerbatimChar"/>
+        </w:rPr>
+        <w:t xml:space="preserve">  "formatting": "Short paragraphs, no more than 4 sentences unless technical detail actually requires more. One clear ask per message if information is missing.",</w:t>
+      </w:r>
+      <w:r>
+        <w:br/>
+      </w:r>
+      <w:r>
+        <w:rPr>
+          <w:rStyle w:val="VerbatimChar"/>
+        </w:rPr>
+        <w:t xml:space="preserve">  "brand_name_usage": "Always 'Example Co.', never other casings or spacing variants."</w:t>
       </w:r>
       <w:r>
         <w:br/>
@@ -15374,7 +18725,1048 @@
       </w:r>
     </w:p>
     <w:bookmarkEnd w:id="18"/>
-    <w:bookmarkStart w:id="19" w:name="sample-data-excerpt"/>
+    <w:bookmarkStart w:id="19" w:name="datamock_backend.json"/>
+    <w:p>
+      <w:pPr>
+        <w:pStyle w:val="Heading2"/>
+      </w:pPr>
+      <w:r>
+        <w:rPr>
+          <w:rStyle w:val="VerbatimChar"/>
+        </w:rPr>
+        <w:t xml:space="preserve">data/mock_backend.json</w:t>
+      </w:r>
+    </w:p>
+    <w:p>
+      <w:pPr>
+        <w:pStyle w:val="SourceCode"/>
+      </w:pPr>
+      <w:r>
+        <w:rPr>
+          <w:rStyle w:val="VerbatimChar"/>
+        </w:rPr>
+        <w:t xml:space="preserve">{</w:t>
+      </w:r>
+      <w:r>
+        <w:br/>
+      </w:r>
+      <w:r>
+        <w:rPr>
+          <w:rStyle w:val="VerbatimChar"/>
+        </w:rPr>
+        <w:t xml:space="preserve">  "_note": "SYNTHETIC TEST DATA ONLY - stands in for what would, in a real deployment, be live calls to Example Co.'s own MCP server (tracking/rates/duty/label tools, already shipped) plus their CRM/billing system for account context. See the build plan's 'Test system vs. real system' table for the full mapping.",</w:t>
+      </w:r>
+      <w:r>
+        <w:br/>
+      </w:r>
+      <w:r>
+        <w:rPr>
+          <w:rStyle w:val="VerbatimChar"/>
+        </w:rPr>
+        <w:t xml:space="preserve">  "orders": {</w:t>
+      </w:r>
+      <w:r>
+        <w:br/>
+      </w:r>
+      <w:r>
+        <w:rPr>
+          <w:rStyle w:val="VerbatimChar"/>
+        </w:rPr>
+        <w:t xml:space="preserve">    "ORD-88213": {</w:t>
+      </w:r>
+      <w:r>
+        <w:br/>
+      </w:r>
+      <w:r>
+        <w:rPr>
+          <w:rStyle w:val="VerbatimChar"/>
+        </w:rPr>
+        <w:t xml:space="preserve">      "status": "in_transit",</w:t>
+      </w:r>
+      <w:r>
+        <w:br/>
+      </w:r>
+      <w:r>
+        <w:rPr>
+          <w:rStyle w:val="VerbatimChar"/>
+        </w:rPr>
+        <w:t xml:space="preserve">      "last_scan": "9 days ago",</w:t>
+      </w:r>
+      <w:r>
+        <w:br/>
+      </w:r>
+      <w:r>
+        <w:rPr>
+          <w:rStyle w:val="VerbatimChar"/>
+        </w:rPr>
+        <w:t xml:space="preserve">      "carrier": "DHL",</w:t>
+      </w:r>
+      <w:r>
+        <w:br/>
+      </w:r>
+      <w:r>
+        <w:rPr>
+          <w:rStyle w:val="VerbatimChar"/>
+        </w:rPr>
+        <w:t xml:space="preserve">      "destination_country": "Germany",</w:t>
+      </w:r>
+      <w:r>
+        <w:br/>
+      </w:r>
+      <w:r>
+        <w:rPr>
+          <w:rStyle w:val="VerbatimChar"/>
+        </w:rPr>
+        <w:t xml:space="preserve">      "note": "Tracking has not updated since the last scan - matches the customer's complaint."</w:t>
+      </w:r>
+      <w:r>
+        <w:br/>
+      </w:r>
+      <w:r>
+        <w:rPr>
+          <w:rStyle w:val="VerbatimChar"/>
+        </w:rPr>
+        <w:t xml:space="preserve">    },</w:t>
+      </w:r>
+      <w:r>
+        <w:br/>
+      </w:r>
+      <w:r>
+        <w:rPr>
+          <w:rStyle w:val="VerbatimChar"/>
+        </w:rPr>
+        <w:t xml:space="preserve">    "ORD-50219": {</w:t>
+      </w:r>
+      <w:r>
+        <w:br/>
+      </w:r>
+      <w:r>
+        <w:rPr>
+          <w:rStyle w:val="VerbatimChar"/>
+        </w:rPr>
+        <w:t xml:space="preserve">      "status": "held_in_customs",</w:t>
+      </w:r>
+      <w:r>
+        <w:br/>
+      </w:r>
+      <w:r>
+        <w:rPr>
+          <w:rStyle w:val="VerbatimChar"/>
+        </w:rPr>
+        <w:t xml:space="preserve">      "last_scan": "14 days ago",</w:t>
+      </w:r>
+      <w:r>
+        <w:br/>
+      </w:r>
+      <w:r>
+        <w:rPr>
+          <w:rStyle w:val="VerbatimChar"/>
+        </w:rPr>
+        <w:t xml:space="preserve">      "carrier": "FedEx",</w:t>
+      </w:r>
+      <w:r>
+        <w:br/>
+      </w:r>
+      <w:r>
+        <w:rPr>
+          <w:rStyle w:val="VerbatimChar"/>
+        </w:rPr>
+        <w:t xml:space="preserve">      "destination_country": "France",</w:t>
+      </w:r>
+      <w:r>
+        <w:br/>
+      </w:r>
+      <w:r>
+        <w:rPr>
+          <w:rStyle w:val="VerbatimChar"/>
+        </w:rPr>
+        <w:t xml:space="preserve">      "note": "Customs hold, reason code pending - no commercial invoice on file for this shipment."</w:t>
+      </w:r>
+      <w:r>
+        <w:br/>
+      </w:r>
+      <w:r>
+        <w:rPr>
+          <w:rStyle w:val="VerbatimChar"/>
+        </w:rPr>
+        <w:t xml:space="preserve">    },</w:t>
+      </w:r>
+      <w:r>
+        <w:br/>
+      </w:r>
+      <w:r>
+        <w:rPr>
+          <w:rStyle w:val="VerbatimChar"/>
+        </w:rPr>
+        <w:t xml:space="preserve">    "ORD-60771": {</w:t>
+      </w:r>
+      <w:r>
+        <w:br/>
+      </w:r>
+      <w:r>
+        <w:rPr>
+          <w:rStyle w:val="VerbatimChar"/>
+        </w:rPr>
+        <w:t xml:space="preserve">      "status": "delivered",</w:t>
+      </w:r>
+      <w:r>
+        <w:br/>
+      </w:r>
+      <w:r>
+        <w:rPr>
+          <w:rStyle w:val="VerbatimChar"/>
+        </w:rPr>
+        <w:t xml:space="preserve">      "last_scan": "3 days ago",</w:t>
+      </w:r>
+      <w:r>
+        <w:br/>
+      </w:r>
+      <w:r>
+        <w:rPr>
+          <w:rStyle w:val="VerbatimChar"/>
+        </w:rPr>
+        <w:t xml:space="preserve">      "carrier": "UPS",</w:t>
+      </w:r>
+      <w:r>
+        <w:br/>
+      </w:r>
+      <w:r>
+        <w:rPr>
+          <w:rStyle w:val="VerbatimChar"/>
+        </w:rPr>
+        <w:t xml:space="preserve">      "destination_country": "United States",</w:t>
+      </w:r>
+      <w:r>
+        <w:br/>
+      </w:r>
+      <w:r>
+        <w:rPr>
+          <w:rStyle w:val="VerbatimChar"/>
+        </w:rPr>
+        <w:t xml:space="preserve">      "note": "Delivered at correct weight; billed weight on file is higher than the shipped weight - matches the customer's overcharge claim."</w:t>
+      </w:r>
+      <w:r>
+        <w:br/>
+      </w:r>
+      <w:r>
+        <w:rPr>
+          <w:rStyle w:val="VerbatimChar"/>
+        </w:rPr>
+        <w:t xml:space="preserve">    },</w:t>
+      </w:r>
+      <w:r>
+        <w:br/>
+      </w:r>
+      <w:r>
+        <w:rPr>
+          <w:rStyle w:val="VerbatimChar"/>
+        </w:rPr>
+        <w:t xml:space="preserve">    "ORD-77500": {</w:t>
+      </w:r>
+      <w:r>
+        <w:br/>
+      </w:r>
+      <w:r>
+        <w:rPr>
+          <w:rStyle w:val="VerbatimChar"/>
+        </w:rPr>
+        <w:t xml:space="preserve">      "status": "delivered",</w:t>
+      </w:r>
+      <w:r>
+        <w:br/>
+      </w:r>
+      <w:r>
+        <w:rPr>
+          <w:rStyle w:val="VerbatimChar"/>
+        </w:rPr>
+        <w:t xml:space="preserve">      "last_scan": "2 days ago",</w:t>
+      </w:r>
+      <w:r>
+        <w:br/>
+      </w:r>
+      <w:r>
+        <w:rPr>
+          <w:rStyle w:val="VerbatimChar"/>
+        </w:rPr>
+        <w:t xml:space="preserve">      "carrier": "DHL",</w:t>
+      </w:r>
+      <w:r>
+        <w:br/>
+      </w:r>
+      <w:r>
+        <w:rPr>
+          <w:rStyle w:val="VerbatimChar"/>
+        </w:rPr>
+        <w:t xml:space="preserve">      "destination_country": "United Kingdom",</w:t>
+      </w:r>
+      <w:r>
+        <w:br/>
+      </w:r>
+      <w:r>
+        <w:rPr>
+          <w:rStyle w:val="VerbatimChar"/>
+        </w:rPr>
+        <w:t xml:space="preserve">      "note": "Delivered on time - no shipment issue on file."</w:t>
+      </w:r>
+      <w:r>
+        <w:br/>
+      </w:r>
+      <w:r>
+        <w:rPr>
+          <w:rStyle w:val="VerbatimChar"/>
+        </w:rPr>
+        <w:t xml:space="preserve">    },</w:t>
+      </w:r>
+      <w:r>
+        <w:br/>
+      </w:r>
+      <w:r>
+        <w:rPr>
+          <w:rStyle w:val="VerbatimChar"/>
+        </w:rPr>
+        <w:t xml:space="preserve">    "ORD-91200": {</w:t>
+      </w:r>
+      <w:r>
+        <w:br/>
+      </w:r>
+      <w:r>
+        <w:rPr>
+          <w:rStyle w:val="VerbatimChar"/>
+        </w:rPr>
+        <w:t xml:space="preserve">      "status": "in_transit",</w:t>
+      </w:r>
+      <w:r>
+        <w:br/>
+      </w:r>
+      <w:r>
+        <w:rPr>
+          <w:rStyle w:val="VerbatimChar"/>
+        </w:rPr>
+        <w:t xml:space="preserve">      "last_scan": "1 day ago",</w:t>
+      </w:r>
+      <w:r>
+        <w:br/>
+      </w:r>
+      <w:r>
+        <w:rPr>
+          <w:rStyle w:val="VerbatimChar"/>
+        </w:rPr>
+        <w:t xml:space="preserve">      "carrier": "FedEx",</w:t>
+      </w:r>
+      <w:r>
+        <w:br/>
+      </w:r>
+      <w:r>
+        <w:rPr>
+          <w:rStyle w:val="VerbatimChar"/>
+        </w:rPr>
+        <w:t xml:space="preserve">      "destination_country": "Canada",</w:t>
+      </w:r>
+      <w:r>
+        <w:br/>
+      </w:r>
+      <w:r>
+        <w:rPr>
+          <w:rStyle w:val="VerbatimChar"/>
+        </w:rPr>
+        <w:t xml:space="preserve">      "note": "On schedule - no shipment issue on file."</w:t>
+      </w:r>
+      <w:r>
+        <w:br/>
+      </w:r>
+      <w:r>
+        <w:rPr>
+          <w:rStyle w:val="VerbatimChar"/>
+        </w:rPr>
+        <w:t xml:space="preserve">    }</w:t>
+      </w:r>
+      <w:r>
+        <w:br/>
+      </w:r>
+      <w:r>
+        <w:rPr>
+          <w:rStyle w:val="VerbatimChar"/>
+        </w:rPr>
+        <w:t xml:space="preserve">  },</w:t>
+      </w:r>
+      <w:r>
+        <w:br/>
+      </w:r>
+      <w:r>
+        <w:rPr>
+          <w:rStyle w:val="VerbatimChar"/>
+        </w:rPr>
+        <w:t xml:space="preserve">  "accounts": {</w:t>
+      </w:r>
+      <w:r>
+        <w:br/>
+      </w:r>
+      <w:r>
+        <w:rPr>
+          <w:rStyle w:val="VerbatimChar"/>
+        </w:rPr>
+        <w:t xml:space="preserve">    "ORD-88213": {</w:t>
+      </w:r>
+      <w:r>
+        <w:br/>
+      </w:r>
+      <w:r>
+        <w:rPr>
+          <w:rStyle w:val="VerbatimChar"/>
+        </w:rPr>
+        <w:t xml:space="preserve">      "plan_tier": "Plus",</w:t>
+      </w:r>
+      <w:r>
+        <w:br/>
+      </w:r>
+      <w:r>
+        <w:rPr>
+          <w:rStyle w:val="VerbatimChar"/>
+        </w:rPr>
+        <w:t xml:space="preserve">      "account_age_months": 14,</w:t>
+      </w:r>
+      <w:r>
+        <w:br/>
+      </w:r>
+      <w:r>
+        <w:rPr>
+          <w:rStyle w:val="VerbatimChar"/>
+        </w:rPr>
+        <w:t xml:space="preserve">      "prior_tickets_last_90_days": 1,</w:t>
+      </w:r>
+      <w:r>
+        <w:br/>
+      </w:r>
+      <w:r>
+        <w:rPr>
+          <w:rStyle w:val="VerbatimChar"/>
+        </w:rPr>
+        <w:t xml:space="preserve">      "arr_band": "under_5k"</w:t>
+      </w:r>
+      <w:r>
+        <w:br/>
+      </w:r>
+      <w:r>
+        <w:rPr>
+          <w:rStyle w:val="VerbatimChar"/>
+        </w:rPr>
+        <w:t xml:space="preserve">    },</w:t>
+      </w:r>
+      <w:r>
+        <w:br/>
+      </w:r>
+      <w:r>
+        <w:rPr>
+          <w:rStyle w:val="VerbatimChar"/>
+        </w:rPr>
+        <w:t xml:space="preserve">    "ORD-50219": {</w:t>
+      </w:r>
+      <w:r>
+        <w:br/>
+      </w:r>
+      <w:r>
+        <w:rPr>
+          <w:rStyle w:val="VerbatimChar"/>
+        </w:rPr>
+        <w:t xml:space="preserve">      "plan_tier": "Scale",</w:t>
+      </w:r>
+      <w:r>
+        <w:br/>
+      </w:r>
+      <w:r>
+        <w:rPr>
+          <w:rStyle w:val="VerbatimChar"/>
+        </w:rPr>
+        <w:t xml:space="preserve">      "account_age_months": 31,</w:t>
+      </w:r>
+      <w:r>
+        <w:br/>
+      </w:r>
+      <w:r>
+        <w:rPr>
+          <w:rStyle w:val="VerbatimChar"/>
+        </w:rPr>
+        <w:t xml:space="preserve">      "prior_tickets_last_90_days": 4,</w:t>
+      </w:r>
+      <w:r>
+        <w:br/>
+      </w:r>
+      <w:r>
+        <w:rPr>
+          <w:rStyle w:val="VerbatimChar"/>
+        </w:rPr>
+        <w:t xml:space="preserve">      "arr_band": "5k_to_25k"</w:t>
+      </w:r>
+      <w:r>
+        <w:br/>
+      </w:r>
+      <w:r>
+        <w:rPr>
+          <w:rStyle w:val="VerbatimChar"/>
+        </w:rPr>
+        <w:t xml:space="preserve">    },</w:t>
+      </w:r>
+      <w:r>
+        <w:br/>
+      </w:r>
+      <w:r>
+        <w:rPr>
+          <w:rStyle w:val="VerbatimChar"/>
+        </w:rPr>
+        <w:t xml:space="preserve">    "ORD-60771": {</w:t>
+      </w:r>
+      <w:r>
+        <w:br/>
+      </w:r>
+      <w:r>
+        <w:rPr>
+          <w:rStyle w:val="VerbatimChar"/>
+        </w:rPr>
+        <w:t xml:space="preserve">      "plan_tier": "Premier",</w:t>
+      </w:r>
+      <w:r>
+        <w:br/>
+      </w:r>
+      <w:r>
+        <w:rPr>
+          <w:rStyle w:val="VerbatimChar"/>
+        </w:rPr>
+        <w:t xml:space="preserve">      "account_age_months": 8,</w:t>
+      </w:r>
+      <w:r>
+        <w:br/>
+      </w:r>
+      <w:r>
+        <w:rPr>
+          <w:rStyle w:val="VerbatimChar"/>
+        </w:rPr>
+        <w:t xml:space="preserve">      "prior_tickets_last_90_days": 0,</w:t>
+      </w:r>
+      <w:r>
+        <w:br/>
+      </w:r>
+      <w:r>
+        <w:rPr>
+          <w:rStyle w:val="VerbatimChar"/>
+        </w:rPr>
+        <w:t xml:space="preserve">      "arr_band": "under_5k"</w:t>
+      </w:r>
+      <w:r>
+        <w:br/>
+      </w:r>
+      <w:r>
+        <w:rPr>
+          <w:rStyle w:val="VerbatimChar"/>
+        </w:rPr>
+        <w:t xml:space="preserve">    },</w:t>
+      </w:r>
+      <w:r>
+        <w:br/>
+      </w:r>
+      <w:r>
+        <w:rPr>
+          <w:rStyle w:val="VerbatimChar"/>
+        </w:rPr>
+        <w:t xml:space="preserve">    "ORD-77500": {</w:t>
+      </w:r>
+      <w:r>
+        <w:br/>
+      </w:r>
+      <w:r>
+        <w:rPr>
+          <w:rStyle w:val="VerbatimChar"/>
+        </w:rPr>
+        <w:t xml:space="preserve">      "plan_tier": "Enterprise",</w:t>
+      </w:r>
+      <w:r>
+        <w:br/>
+      </w:r>
+      <w:r>
+        <w:rPr>
+          <w:rStyle w:val="VerbatimChar"/>
+        </w:rPr>
+        <w:t xml:space="preserve">      "account_age_months": 26,</w:t>
+      </w:r>
+      <w:r>
+        <w:br/>
+      </w:r>
+      <w:r>
+        <w:rPr>
+          <w:rStyle w:val="VerbatimChar"/>
+        </w:rPr>
+        <w:t xml:space="preserve">      "prior_tickets_last_90_days": 2,</w:t>
+      </w:r>
+      <w:r>
+        <w:br/>
+      </w:r>
+      <w:r>
+        <w:rPr>
+          <w:rStyle w:val="VerbatimChar"/>
+        </w:rPr>
+        <w:t xml:space="preserve">      "arr_band": "25k_to_100k"</w:t>
+      </w:r>
+      <w:r>
+        <w:br/>
+      </w:r>
+      <w:r>
+        <w:rPr>
+          <w:rStyle w:val="VerbatimChar"/>
+        </w:rPr>
+        <w:t xml:space="preserve">    },</w:t>
+      </w:r>
+      <w:r>
+        <w:br/>
+      </w:r>
+      <w:r>
+        <w:rPr>
+          <w:rStyle w:val="VerbatimChar"/>
+        </w:rPr>
+        <w:t xml:space="preserve">    "ORD-91200": {</w:t>
+      </w:r>
+      <w:r>
+        <w:br/>
+      </w:r>
+      <w:r>
+        <w:rPr>
+          <w:rStyle w:val="VerbatimChar"/>
+        </w:rPr>
+        <w:t xml:space="preserve">      "plan_tier": "Enterprise",</w:t>
+      </w:r>
+      <w:r>
+        <w:br/>
+      </w:r>
+      <w:r>
+        <w:rPr>
+          <w:rStyle w:val="VerbatimChar"/>
+        </w:rPr>
+        <w:t xml:space="preserve">      "account_age_months": 41,</w:t>
+      </w:r>
+      <w:r>
+        <w:br/>
+      </w:r>
+      <w:r>
+        <w:rPr>
+          <w:rStyle w:val="VerbatimChar"/>
+        </w:rPr>
+        <w:t xml:space="preserve">      "prior_tickets_last_90_days": 5,</w:t>
+      </w:r>
+      <w:r>
+        <w:br/>
+      </w:r>
+      <w:r>
+        <w:rPr>
+          <w:rStyle w:val="VerbatimChar"/>
+        </w:rPr>
+        <w:t xml:space="preserve">      "arr_band": "100k_plus"</w:t>
+      </w:r>
+      <w:r>
+        <w:br/>
+      </w:r>
+      <w:r>
+        <w:rPr>
+          <w:rStyle w:val="VerbatimChar"/>
+        </w:rPr>
+        <w:t xml:space="preserve">    }</w:t>
+      </w:r>
+      <w:r>
+        <w:br/>
+      </w:r>
+      <w:r>
+        <w:rPr>
+          <w:rStyle w:val="VerbatimChar"/>
+        </w:rPr>
+        <w:t xml:space="preserve">  }</w:t>
+      </w:r>
+      <w:r>
+        <w:br/>
+      </w:r>
+      <w:r>
+        <w:rPr>
+          <w:rStyle w:val="VerbatimChar"/>
+        </w:rPr>
+        <w:t xml:space="preserve">}</w:t>
+      </w:r>
+    </w:p>
+    <w:bookmarkEnd w:id="19"/>
+    <w:bookmarkStart w:id="20" w:name="datahelp_centre_articles.json"/>
+    <w:p>
+      <w:pPr>
+        <w:pStyle w:val="Heading2"/>
+      </w:pPr>
+      <w:r>
+        <w:rPr>
+          <w:rStyle w:val="VerbatimChar"/>
+        </w:rPr>
+        <w:t xml:space="preserve">data/help_centre_articles.json</w:t>
+      </w:r>
+    </w:p>
+    <w:p>
+      <w:pPr>
+        <w:pStyle w:val="SourceCode"/>
+      </w:pPr>
+      <w:r>
+        <w:rPr>
+          <w:rStyle w:val="VerbatimChar"/>
+        </w:rPr>
+        <w:t xml:space="preserve">{</w:t>
+      </w:r>
+      <w:r>
+        <w:br/>
+      </w:r>
+      <w:r>
+        <w:rPr>
+          <w:rStyle w:val="VerbatimChar"/>
+        </w:rPr>
+        <w:t xml:space="preserve">  "_note": "ILLUSTRATIVE MOCK KNOWLEDGE BASE - stands in for a live search against the company's real, published Help Centre content. This is deliberately lightweight (a tagged list, matched by keyword overlap in plain Python, no API call) - the point being made is that retrieval-grounded drafting is a cheap, low-compute pattern, not the 'significant compute' training exercise it might sound like. In production this file is replaced by a real search/retrieval call against the actual Help Centre; the pipeline code that consumes it does not change.",</w:t>
+      </w:r>
+      <w:r>
+        <w:br/>
+      </w:r>
+      <w:r>
+        <w:rPr>
+          <w:rStyle w:val="VerbatimChar"/>
+        </w:rPr>
+        <w:t xml:space="preserve">  "articles": [</w:t>
+      </w:r>
+      <w:r>
+        <w:br/>
+      </w:r>
+      <w:r>
+        <w:rPr>
+          <w:rStyle w:val="VerbatimChar"/>
+        </w:rPr>
+        <w:t xml:space="preserve">    {"id": "hc_001", "title": "Why is my label rejected?", "tags": ["label", "rejected", "print", "reprint", "printing"], "answer": "Labels are usually rejected when the destination address fails the carrier's own validation, or the declared weight/dimensions don't match the carrier's limits for that service. Double-check the address and package details against the carrier's requirements and regenerate the label - most rejections clear on the second attempt once the details are corrected."},</w:t>
+      </w:r>
+      <w:r>
+        <w:br/>
+      </w:r>
+      <w:r>
+        <w:rPr>
+          <w:rStyle w:val="VerbatimChar"/>
+        </w:rPr>
+        <w:t xml:space="preserve">    {"id": "hc_002", "title": "Why is my label pending?", "tags": ["label", "pending", "generating", "stuck"], "answer": "A label sits in \"pending\" while it waits on carrier confirmation, which can take a few minutes at busy times. If it's been pending for more than 30 minutes, cancel and regenerate the label rather than waiting further."},</w:t>
+      </w:r>
+      <w:r>
+        <w:br/>
+      </w:r>
+      <w:r>
+        <w:rPr>
+          <w:rStyle w:val="VerbatimChar"/>
+        </w:rPr>
+        <w:t xml:space="preserve">    {"id": "hc_003", "title": "Tracking not updating", "tags": ["tracking", "not updating", "stuck", "no movement"], "answer": "Tracking can lag the physical scan by up to 24-48 hours depending on the carrier and lane. If there's been no update for longer than that, it's worth raising a trace request with the carrier directly, since the shipment record on our side only reflects what the carrier has reported."},</w:t>
+      </w:r>
+      <w:r>
+        <w:br/>
+      </w:r>
+      <w:r>
+        <w:rPr>
+          <w:rStyle w:val="VerbatimChar"/>
+        </w:rPr>
+        <w:t xml:space="preserve">    {"id": "hc_004", "title": "Customs hold", "tags": ["customs", "hold", "clearance", "stuck in customs"], "answer": "A customs hold is usually released once the correct commercial invoice and HS code are on file - check the shipment's paperwork against the destination country's requirements. Holds longer than 5 business days should be escalated to the carrier's customs desk directly."},</w:t>
+      </w:r>
+      <w:r>
+        <w:br/>
+      </w:r>
+      <w:r>
+        <w:rPr>
+          <w:rStyle w:val="VerbatimChar"/>
+        </w:rPr>
+        <w:t xml:space="preserve">    {"id": "hc_005", "title": "Duplicate or unexpected charge", "tags": ["duplicate charge", "billed twice", "overcharge", "billing"], "answer": "Duplicate charges are usually a label that was regenerated without the original being voided first - check the order for two active labels and void whichever wasn't actually used, which triggers an automatic refund of the duplicate charge."},</w:t>
+      </w:r>
+      <w:r>
+        <w:br/>
+      </w:r>
+      <w:r>
+        <w:rPr>
+          <w:rStyle w:val="VerbatimChar"/>
+        </w:rPr>
+        <w:t xml:space="preserve">    {"id": "hc_006", "title": "Refund process", "tags": ["refund", "money back", "reimburse"], "answer": "Refunds for unused or voided labels are issued automatically within 3-5 business days. For a refund tied to a service failure (lost or damaged shipment), the claims process needs to run first - see the Claims article for that flow."},</w:t>
+      </w:r>
+      <w:r>
+        <w:br/>
+      </w:r>
+      <w:r>
+        <w:rPr>
+          <w:rStyle w:val="VerbatimChar"/>
+        </w:rPr>
+        <w:t xml:space="preserve">    {"id": "hc_007", "title": "Cancel a shipment", "tags": ["cancel a shipment", "cancel shipment", "void label"], "answer": "A shipment can be cancelled and its label voided any time before the carrier scans it for pickup - after that, it needs to be intercepted with the carrier directly, which isn't guaranteed to succeed."},</w:t>
+      </w:r>
+      <w:r>
+        <w:br/>
+      </w:r>
+      <w:r>
+        <w:rPr>
+          <w:rStyle w:val="VerbatimChar"/>
+        </w:rPr>
+        <w:t xml:space="preserve">    {"id": "hc_008", "title": "Close account", "tags": ["close account", "close my account", "cancel account", "delete account"], "answer": "Closing an account stops all future billing at the end of the current cycle and retains historical shipment records for the legally required period before deletion. There's no early-cancellation fee on self-serve monthly plans; annual plans may have one - check the specific plan terms."},</w:t>
+      </w:r>
+      <w:r>
+        <w:br/>
+      </w:r>
+      <w:r>
+        <w:rPr>
+          <w:rStyle w:val="VerbatimChar"/>
+        </w:rPr>
+        <w:t xml:space="preserve">    {"id": "hc_009", "title": "HS code mismatch", "tags": ["hs code", "wrong hs code", "customs code", "tariff code"], "answer": "An HS code mismatch is corrected by updating the code on the shipment record before it clears customs - once cleared, it can only be corrected retroactively for tax/duty reconciliation purposes, not to change what already happened at the border."},</w:t>
+      </w:r>
+      <w:r>
+        <w:br/>
+      </w:r>
+      <w:r>
+        <w:rPr>
+          <w:rStyle w:val="VerbatimChar"/>
+        </w:rPr>
+        <w:t xml:space="preserve">    {"id": "hc_010", "title": "Rate discrepancy", "tags": ["rate discrepancy", "rate doesn't match", "wrong rate", "charged wrong amount"], "answer": "A rate discrepancy is usually explained by the shipment's actual weight/dimensions differing from what was declared at quote time - carriers re-weigh and re-bill based on the actual package. If the physical package matches what was declared, this is worth escalating for a manual rate audit."}</w:t>
+      </w:r>
+      <w:r>
+        <w:br/>
+      </w:r>
+      <w:r>
+        <w:rPr>
+          <w:rStyle w:val="VerbatimChar"/>
+        </w:rPr>
+        <w:t xml:space="preserve">  ]</w:t>
+      </w:r>
+      <w:r>
+        <w:br/>
+      </w:r>
+      <w:r>
+        <w:rPr>
+          <w:rStyle w:val="VerbatimChar"/>
+        </w:rPr>
+        <w:t xml:space="preserve">}</w:t>
+      </w:r>
+    </w:p>
+    <w:bookmarkEnd w:id="20"/>
+    <w:bookmarkStart w:id="21" w:name="datasuccess_playbook.json"/>
+    <w:p>
+      <w:pPr>
+        <w:pStyle w:val="Heading2"/>
+      </w:pPr>
+      <w:r>
+        <w:rPr>
+          <w:rStyle w:val="VerbatimChar"/>
+        </w:rPr>
+        <w:t xml:space="preserve">data/success_playbook.json</w:t>
+      </w:r>
+    </w:p>
+    <w:p>
+      <w:pPr>
+        <w:pStyle w:val="SourceCode"/>
+      </w:pPr>
+      <w:r>
+        <w:rPr>
+          <w:rStyle w:val="VerbatimChar"/>
+        </w:rPr>
+        <w:t xml:space="preserve">{</w:t>
+      </w:r>
+      <w:r>
+        <w:br/>
+      </w:r>
+      <w:r>
+        <w:rPr>
+          <w:rStyle w:val="VerbatimChar"/>
+        </w:rPr>
+        <w:t xml:space="preserve">  "_note": "ILLUSTRATIVE MOCK CS PLAYBOOK - stands in for a real Customer Success playbook (talking points, guidance on what to offer/ask in common scenarios). Same lightweight keyword-matched retrieval as the Help Centre file - in production this is replaced by whatever the real CS team's actual playbook/guidance system is.",</w:t>
+      </w:r>
+      <w:r>
+        <w:br/>
+      </w:r>
+      <w:r>
+        <w:rPr>
+          <w:rStyle w:val="VerbatimChar"/>
+        </w:rPr>
+        <w:t xml:space="preserve">  "articles": [</w:t>
+      </w:r>
+      <w:r>
+        <w:br/>
+      </w:r>
+      <w:r>
+        <w:rPr>
+          <w:rStyle w:val="VerbatimChar"/>
+        </w:rPr>
+        <w:t xml:space="preserve">    {"id": "cs_001", "title": "Quarterly or business review request", "tags": ["qbr", "ebr", "business review", "quarterly review", "review"], "answer": "Acknowledge the request warmly and offer two or three specific time slots within the next two weeks. Mention that the CSM will bring a short account-health and usage summary to the call so it's a working session, not just a status update."},</w:t>
+      </w:r>
+      <w:r>
+        <w:br/>
+      </w:r>
+      <w:r>
+        <w:rPr>
+          <w:rStyle w:val="VerbatimChar"/>
+        </w:rPr>
+        <w:t xml:space="preserve">    {"id": "cs_002", "title": "Renewal coming up", "tags": ["renewal", "renewing", "contract renewal", "up for renewal"], "answer": "Thank them for flagging it ahead of time and propose a renewal conversation before the current term ends, framed around what's changed and what's next rather than just the contract logistics."},</w:t>
+      </w:r>
+      <w:r>
+        <w:br/>
+      </w:r>
+      <w:r>
+        <w:rPr>
+          <w:rStyle w:val="VerbatimChar"/>
+        </w:rPr>
+        <w:t xml:space="preserve">    {"id": "cs_003", "title": "Onboarding an additional brand or entity", "tags": ["new brand", "additional brand", "second brand", "new entity", "onboard"], "answer": "Confirm this can be added to the existing account structure and explain briefly what's involved (a short setup call plus provisioning), rather than treating it as a new sign-up."},</w:t>
+      </w:r>
+      <w:r>
+        <w:br/>
+      </w:r>
+      <w:r>
+        <w:rPr>
+          <w:rStyle w:val="VerbatimChar"/>
+        </w:rPr>
+        <w:t xml:space="preserve">    {"id": "cs_004", "title": "Account structure question", "tags": ["account structure", "how our account is structured", "multiple accounts"], "answer": "Offer a short call to walk through how the account is currently structured and what options exist (sub-accounts, shared billing, separate brand instances) rather than trying to explain it fully in writing."},</w:t>
+      </w:r>
+      <w:r>
+        <w:br/>
+      </w:r>
+      <w:r>
+        <w:rPr>
+          <w:rStyle w:val="VerbatimChar"/>
+        </w:rPr>
+        <w:t xml:space="preserve">    {"id": "cs_005", "title": "Usage or reporting question", "tags": ["usage reporting", "reporting features", "usage data", "getting value"], "answer": "Offer to walk through the reporting features live rather than describing them in text, since usage questions are usually really about \"are we getting full value,\" which a guided walkthrough answers better than a list of features."},</w:t>
+      </w:r>
+      <w:r>
+        <w:br/>
+      </w:r>
+      <w:r>
+        <w:rPr>
+          <w:rStyle w:val="VerbatimChar"/>
+        </w:rPr>
+        <w:t xml:space="preserve">    {"id": "cs_006", "title": "Growth or expansion planning", "tags": ["expand", "expansion", "scaling", "growth", "new markets", "grow"], "answer": "Treat this as an opportunity, not just a support request - offer to loop in the account team for a planning conversation about what the expansion means for their setup, volume tiers, and any new markets/warehouses involved."}</w:t>
+      </w:r>
+      <w:r>
+        <w:br/>
+      </w:r>
+      <w:r>
+        <w:rPr>
+          <w:rStyle w:val="VerbatimChar"/>
+        </w:rPr>
+        <w:t xml:space="preserve">  ]</w:t>
+      </w:r>
+      <w:r>
+        <w:br/>
+      </w:r>
+      <w:r>
+        <w:rPr>
+          <w:rStyle w:val="VerbatimChar"/>
+        </w:rPr>
+        <w:t xml:space="preserve">}</w:t>
+      </w:r>
+    </w:p>
+    <w:bookmarkEnd w:id="21"/>
+    <w:bookmarkStart w:id="22" w:name="datasales_playbook.json"/>
+    <w:p>
+      <w:pPr>
+        <w:pStyle w:val="Heading2"/>
+      </w:pPr>
+      <w:r>
+        <w:rPr>
+          <w:rStyle w:val="VerbatimChar"/>
+        </w:rPr>
+        <w:t xml:space="preserve">data/sales_playbook.json</w:t>
+      </w:r>
+    </w:p>
+    <w:p>
+      <w:pPr>
+        <w:pStyle w:val="SourceCode"/>
+      </w:pPr>
+      <w:r>
+        <w:rPr>
+          <w:rStyle w:val="VerbatimChar"/>
+        </w:rPr>
+        <w:t xml:space="preserve">{</w:t>
+      </w:r>
+      <w:r>
+        <w:br/>
+      </w:r>
+      <w:r>
+        <w:rPr>
+          <w:rStyle w:val="VerbatimChar"/>
+        </w:rPr>
+        <w:t xml:space="preserve">  "_note": "ILLUSTRATIVE MOCK SALES PLAYBOOK - stands in for a real Sales playbook (pricing talking points, objection handling). Same lightweight keyword-matched retrieval as the other two reference files - in production this is replaced by whatever the real Sales team's actual playbook/battlecard system is.",</w:t>
+      </w:r>
+      <w:r>
+        <w:br/>
+      </w:r>
+      <w:r>
+        <w:rPr>
+          <w:rStyle w:val="VerbatimChar"/>
+        </w:rPr>
+        <w:t xml:space="preserve">  "articles": [</w:t>
+      </w:r>
+      <w:r>
+        <w:br/>
+      </w:r>
+      <w:r>
+        <w:rPr>
+          <w:rStyle w:val="VerbatimChar"/>
+        </w:rPr>
+        <w:t xml:space="preserve">    {"id": "sales_001", "title": "Pricing tiers request", "tags": ["pricing", "price", "plan", "tiers", "cost", "how much"], "answer": "Share a short summary of the published self-serve tiers and what's included at each, and offer a follow-up call to discuss volume-based custom pricing if their shipment volume looks large enough to benefit from an Enterprise conversation."},</w:t>
+      </w:r>
+      <w:r>
+        <w:br/>
+      </w:r>
+      <w:r>
+        <w:rPr>
+          <w:rStyle w:val="VerbatimChar"/>
+        </w:rPr>
+        <w:t xml:space="preserve">    {"id": "sales_002", "title": "Trial period question", "tags": ["trial", "free trial", "before committing", "test it out"], "answer": "Confirm whether a trial or a low-commitment entry plan is available and suggest starting there so they can validate fit before any larger commitment."},</w:t>
+      </w:r>
+      <w:r>
+        <w:br/>
+      </w:r>
+      <w:r>
+        <w:rPr>
+          <w:rStyle w:val="VerbatimChar"/>
+        </w:rPr>
+        <w:t xml:space="preserve">    {"id": "sales_003", "title": "Setup fees question", "tags": ["setup fee", "signing up", "getting started", "onboarding cost"], "answer": "Be direct about whether there's a setup fee on top of the monthly cost - pricing objections handled honestly upfront convert better than ones discovered later."},</w:t>
+      </w:r>
+      <w:r>
+        <w:br/>
+      </w:r>
+      <w:r>
+        <w:rPr>
+          <w:rStyle w:val="VerbatimChar"/>
+        </w:rPr>
+        <w:t xml:space="preserve">    {"id": "sales_004", "title": "Comparing providers", "tags": ["comparing", "compare", "different providers", "competitor", "vs"], "answer": "Don't disparage competitors - focus on the 2-3 things this platform genuinely does well that are relevant to what they described needing, and offer a short call to go deeper on their specific requirements."},</w:t>
+      </w:r>
+      <w:r>
+        <w:br/>
+      </w:r>
+      <w:r>
+        <w:rPr>
+          <w:rStyle w:val="VerbatimChar"/>
+        </w:rPr>
+        <w:t xml:space="preserve">    {"id": "sales_005", "title": "International shipping add-on", "tags": ["international shipping", "add international", "shipping abroad"], "answer": "Confirm what's included by default versus what requires an add-on or higher tier, and be specific about any per-shipment or per-country cost implications rather than a vague \"yes it's supported.\""},</w:t>
+      </w:r>
+      <w:r>
+        <w:br/>
+      </w:r>
+      <w:r>
+        <w:rPr>
+          <w:rStyle w:val="VerbatimChar"/>
+        </w:rPr>
+        <w:t xml:space="preserve">    {"id": "sales_006", "title": "High shipment volume signal", "tags": ["shipments per month", "high volume", "large orders", "enterprise volume"], "answer": "For prospects describing volume in the thousands or more per month, route toward an Enterprise conversation with a dedicated AE rather than self-serve sign-up - self-serve tiers aren't built around that scale of usage or the negotiated-rate conversation it usually needs."}</w:t>
+      </w:r>
+      <w:r>
+        <w:br/>
+      </w:r>
+      <w:r>
+        <w:rPr>
+          <w:rStyle w:val="VerbatimChar"/>
+        </w:rPr>
+        <w:t xml:space="preserve">  ]</w:t>
+      </w:r>
+      <w:r>
+        <w:br/>
+      </w:r>
+      <w:r>
+        <w:rPr>
+          <w:rStyle w:val="VerbatimChar"/>
+        </w:rPr>
+        <w:t xml:space="preserve">}</w:t>
+      </w:r>
+    </w:p>
+    <w:bookmarkEnd w:id="22"/>
+    <w:bookmarkStart w:id="23" w:name="sample-data-excerpt"/>
     <w:p>
       <w:pPr>
         <w:pStyle w:val="Heading2"/>
@@ -15714,8 +20106,8 @@
         <w:t xml:space="preserve">]</w:t>
       </w:r>
     </w:p>
-    <w:bookmarkEnd w:id="19"/>
-    <w:bookmarkEnd w:id="20"/>
+    <w:bookmarkEnd w:id="23"/>
+    <w:bookmarkEnd w:id="24"/>
     <w:sectPr>
       <w:footnotePr>
         <w:numRestart w:val="eachSect"/>

--- a/Example Co. AI - Code Appendix.docx
+++ b/Example Co. AI - Code Appendix.docx
@@ -88,7 +88,7 @@
         <w:t xml:space="preserve"> </w:t>
       </w:r>
       <w:r>
-        <w:t xml:space="preserve">https://github.com/ddkeyworth/ExampleCo-AI-test</w:t>
+        <w:t xml:space="preserve">https://github.com/ddkeyworth/exampleco-ai-test</w:t>
       </w:r>
     </w:p>
     <w:p>
